--- a/提交材料/06_决赛完整方案文档.docx
+++ b/提交材料/06_决赛完整方案文档.docx
@@ -372,7 +372,7 @@
         <w:rPr>
           <w:rFonts w:ascii="Calibri" w:hAnsi="Calibri" w:eastAsia="Microsoft YaHei"/>
         </w:rPr>
-        <w:t>本方案已形成可本地打开的调控师工作台、数据模型、架构文档、飞书协同设计、操作手册、参考文献与决赛补充材料。平台主界面面向企业现场人员，不展示自评打分，不出现模板提示语，核心围绕当班调度的目标负荷、风险边界、下游分配、飞书确认和复盘沉淀。</w:t>
+        <w:t>本方案已形成可本地打开的调控师工作台、数据模型、架构文档、飞书协同设计、操作手册、参考文献与决赛补充材料。平台主界面面向企业现场人员，核心围绕当班调度的目标负荷、风险边界、下游分配、飞书确认和复盘沉淀。</w:t>
       </w:r>
     </w:p>
     <w:p>
@@ -1237,6 +1237,112 @@
         <w:pStyle w:val="Heading1"/>
       </w:pPr>
       <w:r>
+        <w:t>八、方案体验入口与演示说明</w:t>
+      </w:r>
+    </w:p>
+    <w:p>
+      <w:r>
+        <w:rPr>
+          <w:rFonts w:ascii="Calibri" w:hAnsi="Calibri" w:eastAsia="Microsoft YaHei"/>
+        </w:rPr>
+        <w:t>体验入口：本地打开 D:\云图-合成氨-邓植斤\index.html，或访问 GitHub 仓库 https://github.com/zhijinDeng/synthesis-ammonia 查看完整静态平台、数据模型和提交材料。</w:t>
+      </w:r>
+    </w:p>
+    <w:p>
+      <w:r>
+        <w:rPr>
+          <w:rFonts w:ascii="Calibri" w:hAnsi="Calibri" w:eastAsia="Microsoft YaHei"/>
+        </w:rPr>
+        <w:t>演示流程控制在3-5分钟：先切换稳氨、保供、护机、错峰四个场景；再拖动订单、能源、设备健康和库存滑块；随后展示APC/RTO对接、机理/PINN可信模型、飞书卡片/审批/多维表格复盘和知识库自迭代。</w:t>
+      </w:r>
+    </w:p>
+    <w:p>
+      <w:pPr>
+        <w:pStyle w:val="Heading1"/>
+      </w:pPr>
+      <w:r>
+        <w:t>九、自由展示区</w:t>
+      </w:r>
+    </w:p>
+    <w:p>
+      <w:pPr>
+        <w:pStyle w:val="ListBullet"/>
+      </w:pPr>
+      <w:r>
+        <w:rPr>
+          <w:rFonts w:ascii="Calibri" w:hAnsi="Calibri" w:eastAsia="Microsoft YaHei"/>
+        </w:rPr>
+        <w:t>项目已形成可交互页面、可复现生成脚本、数据模型、Word提交材料和GitHub开放仓库。</w:t>
+      </w:r>
+    </w:p>
+    <w:p>
+      <w:pPr>
+        <w:pStyle w:val="ListBullet"/>
+      </w:pPr>
+      <w:r>
+        <w:rPr>
+          <w:rFonts w:ascii="Calibri" w:hAnsi="Calibri" w:eastAsia="Microsoft YaHei"/>
+        </w:rPr>
+        <w:t>方案语言保持企业现场视角，聚焦装置运行、班组协同、收益核算和知识沉淀。</w:t>
+      </w:r>
+    </w:p>
+    <w:p>
+      <w:pPr>
+        <w:pStyle w:val="ListBullet"/>
+      </w:pPr>
+      <w:r>
+        <w:rPr>
+          <w:rFonts w:ascii="Calibri" w:hAnsi="Calibri" w:eastAsia="Microsoft YaHei"/>
+        </w:rPr>
+        <w:t>首轮优势是结构化闭环和落地路径；决赛版进一步补上控制体系对接、模型可信度和飞书组织协同。</w:t>
+      </w:r>
+    </w:p>
+    <w:p>
+      <w:pPr>
+        <w:pStyle w:val="Heading1"/>
+      </w:pPr>
+      <w:r>
+        <w:t>十、附录</w:t>
+      </w:r>
+    </w:p>
+    <w:p>
+      <w:pPr>
+        <w:pStyle w:val="ListBullet"/>
+      </w:pPr>
+      <w:r>
+        <w:rPr>
+          <w:rFonts w:ascii="Calibri" w:hAnsi="Calibri" w:eastAsia="Microsoft YaHei"/>
+        </w:rPr>
+        <w:t>附录A：参考文献与数据依据见 04_参考文献与数据依据.docx。</w:t>
+      </w:r>
+    </w:p>
+    <w:p>
+      <w:pPr>
+        <w:pStyle w:val="ListBullet"/>
+      </w:pPr>
+      <w:r>
+        <w:rPr>
+          <w:rFonts w:ascii="Calibri" w:hAnsi="Calibri" w:eastAsia="Microsoft YaHei"/>
+        </w:rPr>
+        <w:t>附录B：调控师班组使用流程见 03_调控师操作手册.docx。</w:t>
+      </w:r>
+    </w:p>
+    <w:p>
+      <w:pPr>
+        <w:pStyle w:val="ListBullet"/>
+      </w:pPr>
+      <w:r>
+        <w:rPr>
+          <w:rFonts w:ascii="Calibri" w:hAnsi="Calibri" w:eastAsia="Microsoft YaHei"/>
+        </w:rPr>
+        <w:t>附录C：飞书真实接入需企业自建应用、审批定义、多维表格权限和事件回调配置。</w:t>
+      </w:r>
+    </w:p>
+    <w:p>
+      <w:pPr>
+        <w:pStyle w:val="Heading1"/>
+      </w:pPr>
+      <w:r>
         <w:t>参考文献与资料来源</w:t>
       </w:r>
     </w:p>

--- a/提交材料/06_决赛完整方案文档.docx
+++ b/提交材料/06_决赛完整方案文档.docx
@@ -1192,6 +1192,14 @@
       </w:tr>
     </w:tbl>
     <w:p>
+      <w:r>
+        <w:rPr>
+          <w:rFonts w:ascii="Calibri" w:hAnsi="Calibri" w:eastAsia="Microsoft YaHei"/>
+        </w:rPr>
+        <w:t>本轮已完成两项飞书原型交付：决赛完整方案在线稿 https://larkcommunity.feishu.cn/docx/AYyad50itooOPxxZpQacgSqIn2c ；合成氨调度复盘库 Base 原型 https://larkcommunity.feishu.cn/base/QzENbAkl1aYQGds8dBacqu6Inue 。企业真实试点时，可将互动卡片按钮、审批状态和多维表格记录通过事件回调串成一条执行链。</w:t>
+      </w:r>
+    </w:p>
+    <w:p>
       <w:pPr>
         <w:pStyle w:val="Heading1"/>
       </w:pPr>

--- a/提交材料/06_决赛完整方案文档.docx
+++ b/提交材料/06_决赛完整方案文档.docx
@@ -1196,9 +1196,291 @@
         <w:rPr>
           <w:rFonts w:ascii="Calibri" w:hAnsi="Calibri" w:eastAsia="Microsoft YaHei"/>
         </w:rPr>
-        <w:t>本轮已完成两项飞书原型交付：决赛完整方案在线稿 https://larkcommunity.feishu.cn/docx/AYyad50itooOPxxZpQacgSqIn2c ；合成氨调度复盘库 Base 原型 https://larkcommunity.feishu.cn/base/QzENbAkl1aYQGds8dBacqu6Inue 。企业真实试点时，可将互动卡片按钮、审批状态和多维表格记录通过事件回调串成一条执行链。</w:t>
+        <w:t>本轮已完成飞书原型交付：决赛完整方案在线稿 https://www.feishu.cn/docx/AYyad50itooOPxxZpQacgSqIn2c ；合成氨调度复盘库 Base 原型 https://www.feishu.cn/base/QzENbAkl1aYQGds8dBacqu6Inue ；决赛提交任务清单 https://applink.feishu.cn/client/todo/task_list?guid=2ab6c357-dfeb-4f75-9aa3-781dc7ac7244 。企业真实试点时，可将互动卡片按钮、审批状态、任务关闭和多维表格记录通过事件回调串成一条执行链。</w:t>
       </w:r>
     </w:p>
+    <w:p>
+      <w:pPr>
+        <w:pStyle w:val="Heading2"/>
+      </w:pPr>
+      <w:r>
+        <w:t>六（一）飞书模块对命题三大挑战的支撑</w:t>
+      </w:r>
+    </w:p>
+    <w:tbl>
+      <w:tblPr>
+        <w:tblStyle w:val="TableGrid"/>
+        <w:tblW w:type="auto" w:w="0"/>
+        <w:jc w:val="center"/>
+        <w:tblLayout w:type="fixed"/>
+        <w:tblLook w:firstColumn="1" w:firstRow="1" w:lastColumn="0" w:lastRow="0" w:noHBand="0" w:noVBand="1" w:val="04A0"/>
+      </w:tblPr>
+      <w:tblGrid>
+        <w:gridCol w:w="3255"/>
+        <w:gridCol w:w="3255"/>
+        <w:gridCol w:w="3255"/>
+      </w:tblGrid>
+      <w:tr>
+        <w:tc>
+          <w:tcPr>
+            <w:tcW w:type="dxa" w:w="1656"/>
+            <w:shd w:fill="EAF2F8"/>
+            <w:tcMar>
+              <w:top w:w="90" w:type="dxa"/>
+              <w:start w:w="120" w:type="dxa"/>
+              <w:bottom w:w="90" w:type="dxa"/>
+              <w:end w:w="120" w:type="dxa"/>
+            </w:tcMar>
+          </w:tcPr>
+          <w:p>
+            <w:r>
+              <w:rPr>
+                <w:rFonts w:ascii="Calibri" w:hAnsi="Calibri" w:eastAsia="Microsoft YaHei"/>
+                <w:b/>
+              </w:rPr>
+              <w:t>命题挑战</w:t>
+            </w:r>
+          </w:p>
+        </w:tc>
+        <w:tc>
+          <w:tcPr>
+            <w:tcW w:type="dxa" w:w="3960"/>
+            <w:shd w:fill="EAF2F8"/>
+            <w:tcMar>
+              <w:top w:w="90" w:type="dxa"/>
+              <w:start w:w="120" w:type="dxa"/>
+              <w:bottom w:w="90" w:type="dxa"/>
+              <w:end w:w="120" w:type="dxa"/>
+            </w:tcMar>
+          </w:tcPr>
+          <w:p>
+            <w:r>
+              <w:rPr>
+                <w:rFonts w:ascii="Calibri" w:hAnsi="Calibri" w:eastAsia="Microsoft YaHei"/>
+                <w:b/>
+              </w:rPr>
+              <w:t>飞书模块支撑</w:t>
+            </w:r>
+          </w:p>
+        </w:tc>
+        <w:tc>
+          <w:tcPr>
+            <w:tcW w:type="dxa" w:w="3600"/>
+            <w:shd w:fill="EAF2F8"/>
+            <w:tcMar>
+              <w:top w:w="90" w:type="dxa"/>
+              <w:start w:w="120" w:type="dxa"/>
+              <w:bottom w:w="90" w:type="dxa"/>
+              <w:end w:w="120" w:type="dxa"/>
+            </w:tcMar>
+          </w:tcPr>
+          <w:p>
+            <w:r>
+              <w:rPr>
+                <w:rFonts w:ascii="Calibri" w:hAnsi="Calibri" w:eastAsia="Microsoft YaHei"/>
+                <w:b/>
+              </w:rPr>
+              <w:t>形成的企业资产</w:t>
+            </w:r>
+          </w:p>
+        </w:tc>
+      </w:tr>
+      <w:tr>
+        <w:tc>
+          <w:tcPr>
+            <w:tcW w:type="dxa" w:w="1656"/>
+            <w:vAlign w:val="center"/>
+            <w:tcMar>
+              <w:top w:w="90" w:type="dxa"/>
+              <w:start w:w="120" w:type="dxa"/>
+              <w:bottom w:w="90" w:type="dxa"/>
+              <w:end w:w="120" w:type="dxa"/>
+            </w:tcMar>
+          </w:tcPr>
+          <w:p>
+            <w:r>
+              <w:rPr>
+                <w:rFonts w:ascii="Calibri" w:hAnsi="Calibri" w:eastAsia="Microsoft YaHei"/>
+                <w:sz w:val="18"/>
+              </w:rPr>
+              <w:t>调度寻优难</w:t>
+            </w:r>
+          </w:p>
+        </w:tc>
+        <w:tc>
+          <w:tcPr>
+            <w:tcW w:type="dxa" w:w="3960"/>
+            <w:vAlign w:val="center"/>
+            <w:tcMar>
+              <w:top w:w="90" w:type="dxa"/>
+              <w:start w:w="120" w:type="dxa"/>
+              <w:bottom w:w="90" w:type="dxa"/>
+              <w:end w:w="120" w:type="dxa"/>
+            </w:tcMar>
+          </w:tcPr>
+          <w:p>
+            <w:r>
+              <w:rPr>
+                <w:rFonts w:ascii="Calibri" w:hAnsi="Calibri" w:eastAsia="Microsoft YaHei"/>
+                <w:sz w:val="18"/>
+              </w:rPr>
+              <w:t>Aily追问、Base复盘库和事件回调把模型理由、历史采纳效果、未采纳原因连接起来，使下一次方案不只依赖单次算法输出。</w:t>
+            </w:r>
+          </w:p>
+        </w:tc>
+        <w:tc>
+          <w:tcPr>
+            <w:tcW w:type="dxa" w:w="3600"/>
+            <w:vAlign w:val="center"/>
+            <w:tcMar>
+              <w:top w:w="90" w:type="dxa"/>
+              <w:start w:w="120" w:type="dxa"/>
+              <w:bottom w:w="90" w:type="dxa"/>
+              <w:end w:w="120" w:type="dxa"/>
+            </w:tcMar>
+          </w:tcPr>
+          <w:p>
+            <w:r>
+              <w:rPr>
+                <w:rFonts w:ascii="Calibri" w:hAnsi="Calibri" w:eastAsia="Microsoft YaHei"/>
+                <w:sz w:val="18"/>
+              </w:rPr>
+              <w:t>可检索的合成氨调度案例库、异常处置库和模型校准样本。</w:t>
+            </w:r>
+          </w:p>
+        </w:tc>
+      </w:tr>
+      <w:tr>
+        <w:tc>
+          <w:tcPr>
+            <w:tcW w:type="dxa" w:w="1656"/>
+            <w:vAlign w:val="center"/>
+            <w:tcMar>
+              <w:top w:w="90" w:type="dxa"/>
+              <w:start w:w="120" w:type="dxa"/>
+              <w:bottom w:w="90" w:type="dxa"/>
+              <w:end w:w="120" w:type="dxa"/>
+            </w:tcMar>
+          </w:tcPr>
+          <w:p>
+            <w:r>
+              <w:rPr>
+                <w:rFonts w:ascii="Calibri" w:hAnsi="Calibri" w:eastAsia="Microsoft YaHei"/>
+                <w:sz w:val="18"/>
+              </w:rPr>
+              <w:t>指挥效率低</w:t>
+            </w:r>
+          </w:p>
+        </w:tc>
+        <w:tc>
+          <w:tcPr>
+            <w:tcW w:type="dxa" w:w="3960"/>
+            <w:vAlign w:val="center"/>
+            <w:tcMar>
+              <w:top w:w="90" w:type="dxa"/>
+              <w:start w:w="120" w:type="dxa"/>
+              <w:bottom w:w="90" w:type="dxa"/>
+              <w:end w:w="120" w:type="dxa"/>
+            </w:tcMar>
+          </w:tcPr>
+          <w:p>
+            <w:r>
+              <w:rPr>
+                <w:rFonts w:ascii="Calibri" w:hAnsi="Calibri" w:eastAsia="Microsoft YaHei"/>
+                <w:sz w:val="18"/>
+              </w:rPr>
+              <w:t>互动卡片把方案送到当班群，审批承接高风险调整，任务监督跟踪执行与复盘，减少口头传递和跨层级等待。</w:t>
+            </w:r>
+          </w:p>
+        </w:tc>
+        <w:tc>
+          <w:tcPr>
+            <w:tcW w:type="dxa" w:w="3600"/>
+            <w:vAlign w:val="center"/>
+            <w:tcMar>
+              <w:top w:w="90" w:type="dxa"/>
+              <w:start w:w="120" w:type="dxa"/>
+              <w:bottom w:w="90" w:type="dxa"/>
+              <w:end w:w="120" w:type="dxa"/>
+            </w:tcMar>
+          </w:tcPr>
+          <w:p>
+            <w:r>
+              <w:rPr>
+                <w:rFonts w:ascii="Calibri" w:hAnsi="Calibri" w:eastAsia="Microsoft YaHei"/>
+                <w:sz w:val="18"/>
+              </w:rPr>
+              <w:t>确认人、审批人、执行人、截止时间和关闭结果的责任链。</w:t>
+            </w:r>
+          </w:p>
+        </w:tc>
+      </w:tr>
+      <w:tr>
+        <w:tc>
+          <w:tcPr>
+            <w:tcW w:type="dxa" w:w="1656"/>
+            <w:vAlign w:val="center"/>
+            <w:tcMar>
+              <w:top w:w="90" w:type="dxa"/>
+              <w:start w:w="120" w:type="dxa"/>
+              <w:bottom w:w="90" w:type="dxa"/>
+              <w:end w:w="120" w:type="dxa"/>
+            </w:tcMar>
+          </w:tcPr>
+          <w:p>
+            <w:r>
+              <w:rPr>
+                <w:rFonts w:ascii="Calibri" w:hAnsi="Calibri" w:eastAsia="Microsoft YaHei"/>
+                <w:sz w:val="18"/>
+              </w:rPr>
+              <w:t>知识传承难</w:t>
+            </w:r>
+          </w:p>
+        </w:tc>
+        <w:tc>
+          <w:tcPr>
+            <w:tcW w:type="dxa" w:w="3960"/>
+            <w:vAlign w:val="center"/>
+            <w:tcMar>
+              <w:top w:w="90" w:type="dxa"/>
+              <w:start w:w="120" w:type="dxa"/>
+              <w:bottom w:w="90" w:type="dxa"/>
+              <w:end w:w="120" w:type="dxa"/>
+            </w:tcMar>
+          </w:tcPr>
+          <w:p>
+            <w:r>
+              <w:rPr>
+                <w:rFonts w:ascii="Calibri" w:hAnsi="Calibri" w:eastAsia="Microsoft YaHei"/>
+                <w:sz w:val="18"/>
+              </w:rPr>
+              <w:t>多维表格沉淀班次事实、未采纳原因、班长备注、执行偏差和收益归因，Aily在授权知识源内回答新调度员追问。</w:t>
+            </w:r>
+          </w:p>
+        </w:tc>
+        <w:tc>
+          <w:tcPr>
+            <w:tcW w:type="dxa" w:w="3600"/>
+            <w:vAlign w:val="center"/>
+            <w:tcMar>
+              <w:top w:w="90" w:type="dxa"/>
+              <w:start w:w="120" w:type="dxa"/>
+              <w:bottom w:w="90" w:type="dxa"/>
+              <w:end w:w="120" w:type="dxa"/>
+            </w:tcMar>
+          </w:tcPr>
+          <w:p>
+            <w:r>
+              <w:rPr>
+                <w:rFonts w:ascii="Calibri" w:hAnsi="Calibri" w:eastAsia="Microsoft YaHei"/>
+                <w:sz w:val="18"/>
+              </w:rPr>
+              <w:t>班组经验从口头交接转化为可复用、可审计、可迭代的数据资产。</w:t>
+            </w:r>
+          </w:p>
+        </w:tc>
+      </w:tr>
+    </w:tbl>
     <w:p>
       <w:pPr>
         <w:pStyle w:val="Heading1"/>

--- a/提交材料/06_决赛完整方案文档.docx
+++ b/提交材料/06_决赛完整方案文档.docx
@@ -779,6 +779,288 @@
         <w:t>首批覆盖合成氨、液氨库存、尿素溶液、复合肥、联碱配套和液氨外售的协同调度。价值指标采用保守口径：高优订单满足率、单位氨能耗、液氨库存占用、调度耗时、异常预警提前量和采纳方案收益归因。</w:t>
       </w:r>
     </w:p>
+    <w:p>
+      <w:pPr>
+        <w:pStyle w:val="Heading2"/>
+      </w:pPr>
+      <w:r>
+        <w:t>五（一）跨装置调度的三条底线</w:t>
+      </w:r>
+    </w:p>
+    <w:tbl>
+      <w:tblPr>
+        <w:tblStyle w:val="TableGrid"/>
+        <w:tblW w:type="auto" w:w="0"/>
+        <w:jc w:val="center"/>
+        <w:tblLayout w:type="fixed"/>
+        <w:tblLook w:firstColumn="1" w:firstRow="1" w:lastColumn="0" w:lastRow="0" w:noHBand="0" w:noVBand="1" w:val="04A0"/>
+      </w:tblPr>
+      <w:tblGrid>
+        <w:gridCol w:w="3255"/>
+        <w:gridCol w:w="3255"/>
+        <w:gridCol w:w="3255"/>
+      </w:tblGrid>
+      <w:tr>
+        <w:tc>
+          <w:tcPr>
+            <w:tcW w:type="dxa" w:w="1656"/>
+            <w:shd w:fill="EAF2F8"/>
+            <w:tcMar>
+              <w:top w:w="90" w:type="dxa"/>
+              <w:start w:w="120" w:type="dxa"/>
+              <w:bottom w:w="90" w:type="dxa"/>
+              <w:end w:w="120" w:type="dxa"/>
+            </w:tcMar>
+          </w:tcPr>
+          <w:p>
+            <w:r>
+              <w:rPr>
+                <w:rFonts w:ascii="Calibri" w:hAnsi="Calibri" w:eastAsia="Microsoft YaHei"/>
+                <w:b/>
+              </w:rPr>
+              <w:t>底线</w:t>
+            </w:r>
+          </w:p>
+        </w:tc>
+        <w:tc>
+          <w:tcPr>
+            <w:tcW w:type="dxa" w:w="3672"/>
+            <w:shd w:fill="EAF2F8"/>
+            <w:tcMar>
+              <w:top w:w="90" w:type="dxa"/>
+              <w:start w:w="120" w:type="dxa"/>
+              <w:bottom w:w="90" w:type="dxa"/>
+              <w:end w:w="120" w:type="dxa"/>
+            </w:tcMar>
+          </w:tcPr>
+          <w:p>
+            <w:r>
+              <w:rPr>
+                <w:rFonts w:ascii="Calibri" w:hAnsi="Calibri" w:eastAsia="Microsoft YaHei"/>
+                <w:b/>
+              </w:rPr>
+              <w:t>现场含义</w:t>
+            </w:r>
+          </w:p>
+        </w:tc>
+        <w:tc>
+          <w:tcPr>
+            <w:tcW w:type="dxa" w:w="3888"/>
+            <w:shd w:fill="EAF2F8"/>
+            <w:tcMar>
+              <w:top w:w="90" w:type="dxa"/>
+              <w:start w:w="120" w:type="dxa"/>
+              <w:bottom w:w="90" w:type="dxa"/>
+              <w:end w:w="120" w:type="dxa"/>
+            </w:tcMar>
+          </w:tcPr>
+          <w:p>
+            <w:r>
+              <w:rPr>
+                <w:rFonts w:ascii="Calibri" w:hAnsi="Calibri" w:eastAsia="Microsoft YaHei"/>
+                <w:b/>
+              </w:rPr>
+              <w:t>平台处理方式</w:t>
+            </w:r>
+          </w:p>
+        </w:tc>
+      </w:tr>
+      <w:tr>
+        <w:tc>
+          <w:tcPr>
+            <w:tcW w:type="dxa" w:w="1656"/>
+            <w:vAlign w:val="center"/>
+            <w:tcMar>
+              <w:top w:w="90" w:type="dxa"/>
+              <w:start w:w="120" w:type="dxa"/>
+              <w:bottom w:w="90" w:type="dxa"/>
+              <w:end w:w="120" w:type="dxa"/>
+            </w:tcMar>
+          </w:tcPr>
+          <w:p>
+            <w:r>
+              <w:rPr>
+                <w:rFonts w:ascii="Calibri" w:hAnsi="Calibri" w:eastAsia="Microsoft YaHei"/>
+                <w:sz w:val="18"/>
+              </w:rPr>
+              <w:t>安全第一</w:t>
+            </w:r>
+          </w:p>
+        </w:tc>
+        <w:tc>
+          <w:tcPr>
+            <w:tcW w:type="dxa" w:w="3672"/>
+            <w:vAlign w:val="center"/>
+            <w:tcMar>
+              <w:top w:w="90" w:type="dxa"/>
+              <w:start w:w="120" w:type="dxa"/>
+              <w:bottom w:w="90" w:type="dxa"/>
+              <w:end w:w="120" w:type="dxa"/>
+            </w:tcMar>
+          </w:tcPr>
+          <w:p>
+            <w:r>
+              <w:rPr>
+                <w:rFonts w:ascii="Calibri" w:hAnsi="Calibri" w:eastAsia="Microsoft YaHei"/>
+                <w:sz w:val="18"/>
+              </w:rPr>
+              <w:t>任何经营收益都不能突破安环红线、DCS/SIS联锁边界和关键设备保护。</w:t>
+            </w:r>
+          </w:p>
+        </w:tc>
+        <w:tc>
+          <w:tcPr>
+            <w:tcW w:type="dxa" w:w="3888"/>
+            <w:vAlign w:val="center"/>
+            <w:tcMar>
+              <w:top w:w="90" w:type="dxa"/>
+              <w:start w:w="120" w:type="dxa"/>
+              <w:bottom w:w="90" w:type="dxa"/>
+              <w:end w:w="120" w:type="dxa"/>
+            </w:tcMar>
+          </w:tcPr>
+          <w:p>
+            <w:r>
+              <w:rPr>
+                <w:rFonts w:ascii="Calibri" w:hAnsi="Calibri" w:eastAsia="Microsoft YaHei"/>
+                <w:sz w:val="18"/>
+              </w:rPr>
+              <w:t>低置信或风险接近阈值时自动降级，只保留人工确认和风险处置建议。</w:t>
+            </w:r>
+          </w:p>
+        </w:tc>
+      </w:tr>
+      <w:tr>
+        <w:tc>
+          <w:tcPr>
+            <w:tcW w:type="dxa" w:w="1656"/>
+            <w:vAlign w:val="center"/>
+            <w:tcMar>
+              <w:top w:w="90" w:type="dxa"/>
+              <w:start w:w="120" w:type="dxa"/>
+              <w:bottom w:w="90" w:type="dxa"/>
+              <w:end w:w="120" w:type="dxa"/>
+            </w:tcMar>
+          </w:tcPr>
+          <w:p>
+            <w:r>
+              <w:rPr>
+                <w:rFonts w:ascii="Calibri" w:hAnsi="Calibri" w:eastAsia="Microsoft YaHei"/>
+                <w:sz w:val="18"/>
+              </w:rPr>
+              <w:t>流程不中断第二</w:t>
+            </w:r>
+          </w:p>
+        </w:tc>
+        <w:tc>
+          <w:tcPr>
+            <w:tcW w:type="dxa" w:w="3672"/>
+            <w:vAlign w:val="center"/>
+            <w:tcMar>
+              <w:top w:w="90" w:type="dxa"/>
+              <w:start w:w="120" w:type="dxa"/>
+              <w:bottom w:w="90" w:type="dxa"/>
+              <w:end w:w="120" w:type="dxa"/>
+            </w:tcMar>
+          </w:tcPr>
+          <w:p>
+            <w:r>
+              <w:rPr>
+                <w:rFonts w:ascii="Calibri" w:hAnsi="Calibri" w:eastAsia="Microsoft YaHei"/>
+                <w:sz w:val="18"/>
+              </w:rPr>
+              <w:t>连续流程一旦中断，重启耗时长、废料多、人员和物料损失高，尤其涉及气区和气轮机驱动系统。</w:t>
+            </w:r>
+          </w:p>
+        </w:tc>
+        <w:tc>
+          <w:tcPr>
+            <w:tcW w:type="dxa" w:w="3888"/>
+            <w:vAlign w:val="center"/>
+            <w:tcMar>
+              <w:top w:w="90" w:type="dxa"/>
+              <w:start w:w="120" w:type="dxa"/>
+              <w:bottom w:w="90" w:type="dxa"/>
+              <w:end w:w="120" w:type="dxa"/>
+            </w:tcMar>
+          </w:tcPr>
+          <w:p>
+            <w:r>
+              <w:rPr>
+                <w:rFonts w:ascii="Calibri" w:hAnsi="Calibri" w:eastAsia="Microsoft YaHei"/>
+                <w:sz w:val="18"/>
+              </w:rPr>
+              <w:t>识别上下游异常后先做跨装置负荷联动，评估是否能通过液氨分配、下游降负荷或能源错峰吸收波动。</w:t>
+            </w:r>
+          </w:p>
+        </w:tc>
+      </w:tr>
+      <w:tr>
+        <w:tc>
+          <w:tcPr>
+            <w:tcW w:type="dxa" w:w="1656"/>
+            <w:vAlign w:val="center"/>
+            <w:tcMar>
+              <w:top w:w="90" w:type="dxa"/>
+              <w:start w:w="120" w:type="dxa"/>
+              <w:bottom w:w="90" w:type="dxa"/>
+              <w:end w:w="120" w:type="dxa"/>
+            </w:tcMar>
+          </w:tcPr>
+          <w:p>
+            <w:r>
+              <w:rPr>
+                <w:rFonts w:ascii="Calibri" w:hAnsi="Calibri" w:eastAsia="Microsoft YaHei"/>
+                <w:sz w:val="18"/>
+              </w:rPr>
+              <w:t>特殊情况再取舍</w:t>
+            </w:r>
+          </w:p>
+        </w:tc>
+        <w:tc>
+          <w:tcPr>
+            <w:tcW w:type="dxa" w:w="3672"/>
+            <w:vAlign w:val="center"/>
+            <w:tcMar>
+              <w:top w:w="90" w:type="dxa"/>
+              <w:start w:w="120" w:type="dxa"/>
+              <w:bottom w:w="90" w:type="dxa"/>
+              <w:end w:w="120" w:type="dxa"/>
+            </w:tcMar>
+          </w:tcPr>
+          <w:p>
+            <w:r>
+              <w:rPr>
+                <w:rFonts w:ascii="Calibri" w:hAnsi="Calibri" w:eastAsia="Microsoft YaHei"/>
+                <w:sz w:val="18"/>
+              </w:rPr>
+              <w:t>确需中断时，不是简单停哪套装置，而是比较停空分、停合成气轮机、停下游装置的总损失。</w:t>
+            </w:r>
+          </w:p>
+        </w:tc>
+        <w:tc>
+          <w:tcPr>
+            <w:tcW w:type="dxa" w:w="3888"/>
+            <w:vAlign w:val="center"/>
+            <w:tcMar>
+              <w:top w:w="90" w:type="dxa"/>
+              <w:start w:w="120" w:type="dxa"/>
+              <w:bottom w:w="90" w:type="dxa"/>
+              <w:end w:w="120" w:type="dxa"/>
+            </w:tcMar>
+          </w:tcPr>
+          <w:p>
+            <w:r>
+              <w:rPr>
+                <w:rFonts w:ascii="Calibri" w:hAnsi="Calibri" w:eastAsia="Microsoft YaHei"/>
+                <w:sz w:val="18"/>
+              </w:rPr>
+              <w:t>把重启时间、废料、影响范围和专家规则纳入排序；同类已验证场景可优先保气轮机驱动关键系统，停空分需审批确认。</w:t>
+            </w:r>
+          </w:p>
+        </w:tc>
+      </w:tr>
+    </w:tbl>
     <w:p>
       <w:pPr>
         <w:pStyle w:val="Heading1"/>

--- a/提交材料/06_决赛完整方案文档.docx
+++ b/提交材料/06_决赛完整方案文档.docx
@@ -1063,6 +1063,426 @@
     </w:tbl>
     <w:p>
       <w:pPr>
+        <w:pStyle w:val="Heading2"/>
+      </w:pPr>
+      <w:r>
+        <w:t>五（二）现有系统接入假设</w:t>
+      </w:r>
+    </w:p>
+    <w:tbl>
+      <w:tblPr>
+        <w:tblStyle w:val="TableGrid"/>
+        <w:tblW w:type="auto" w:w="0"/>
+        <w:jc w:val="center"/>
+        <w:tblLayout w:type="fixed"/>
+        <w:tblLook w:firstColumn="1" w:firstRow="1" w:lastColumn="0" w:lastRow="0" w:noHBand="0" w:noVBand="1" w:val="04A0"/>
+      </w:tblPr>
+      <w:tblGrid>
+        <w:gridCol w:w="3255"/>
+        <w:gridCol w:w="3255"/>
+        <w:gridCol w:w="3255"/>
+      </w:tblGrid>
+      <w:tr>
+        <w:tc>
+          <w:tcPr>
+            <w:tcW w:type="dxa" w:w="2232"/>
+            <w:shd w:fill="EAF2F8"/>
+            <w:tcMar>
+              <w:top w:w="90" w:type="dxa"/>
+              <w:start w:w="120" w:type="dxa"/>
+              <w:bottom w:w="90" w:type="dxa"/>
+              <w:end w:w="120" w:type="dxa"/>
+            </w:tcMar>
+          </w:tcPr>
+          <w:p>
+            <w:r>
+              <w:rPr>
+                <w:rFonts w:ascii="Calibri" w:hAnsi="Calibri" w:eastAsia="Microsoft YaHei"/>
+                <w:b/>
+              </w:rPr>
+              <w:t>系统</w:t>
+            </w:r>
+          </w:p>
+        </w:tc>
+        <w:tc>
+          <w:tcPr>
+            <w:tcW w:type="dxa" w:w="3384"/>
+            <w:shd w:fill="EAF2F8"/>
+            <w:tcMar>
+              <w:top w:w="90" w:type="dxa"/>
+              <w:start w:w="120" w:type="dxa"/>
+              <w:bottom w:w="90" w:type="dxa"/>
+              <w:end w:w="120" w:type="dxa"/>
+            </w:tcMar>
+          </w:tcPr>
+          <w:p>
+            <w:r>
+              <w:rPr>
+                <w:rFonts w:ascii="Calibri" w:hAnsi="Calibri" w:eastAsia="Microsoft YaHei"/>
+                <w:b/>
+              </w:rPr>
+              <w:t>在现场承担的作用</w:t>
+            </w:r>
+          </w:p>
+        </w:tc>
+        <w:tc>
+          <w:tcPr>
+            <w:tcW w:type="dxa" w:w="3600"/>
+            <w:shd w:fill="EAF2F8"/>
+            <w:tcMar>
+              <w:top w:w="90" w:type="dxa"/>
+              <w:start w:w="120" w:type="dxa"/>
+              <w:bottom w:w="90" w:type="dxa"/>
+              <w:end w:w="120" w:type="dxa"/>
+            </w:tcMar>
+          </w:tcPr>
+          <w:p>
+            <w:r>
+              <w:rPr>
+                <w:rFonts w:ascii="Calibri" w:hAnsi="Calibri" w:eastAsia="Microsoft YaHei"/>
+                <w:b/>
+              </w:rPr>
+              <w:t>本方案调用方式</w:t>
+            </w:r>
+          </w:p>
+        </w:tc>
+      </w:tr>
+      <w:tr>
+        <w:tc>
+          <w:tcPr>
+            <w:tcW w:type="dxa" w:w="2232"/>
+            <w:vAlign w:val="center"/>
+            <w:tcMar>
+              <w:top w:w="90" w:type="dxa"/>
+              <w:start w:w="120" w:type="dxa"/>
+              <w:bottom w:w="90" w:type="dxa"/>
+              <w:end w:w="120" w:type="dxa"/>
+            </w:tcMar>
+          </w:tcPr>
+          <w:p>
+            <w:r>
+              <w:rPr>
+                <w:rFonts w:ascii="Calibri" w:hAnsi="Calibri" w:eastAsia="Microsoft YaHei"/>
+                <w:sz w:val="18"/>
+              </w:rPr>
+              <w:t>MES/合成氨调控平台</w:t>
+            </w:r>
+          </w:p>
+        </w:tc>
+        <w:tc>
+          <w:tcPr>
+            <w:tcW w:type="dxa" w:w="3384"/>
+            <w:vAlign w:val="center"/>
+            <w:tcMar>
+              <w:top w:w="90" w:type="dxa"/>
+              <w:start w:w="120" w:type="dxa"/>
+              <w:bottom w:w="90" w:type="dxa"/>
+              <w:end w:w="120" w:type="dxa"/>
+            </w:tcMar>
+          </w:tcPr>
+          <w:p>
+            <w:r>
+              <w:rPr>
+                <w:rFonts w:ascii="Calibri" w:hAnsi="Calibri" w:eastAsia="Microsoft YaHei"/>
+                <w:sz w:val="18"/>
+              </w:rPr>
+              <w:t>日计划、班次执行、负荷调整记录和交接复盘。</w:t>
+            </w:r>
+          </w:p>
+        </w:tc>
+        <w:tc>
+          <w:tcPr>
+            <w:tcW w:type="dxa" w:w="3600"/>
+            <w:vAlign w:val="center"/>
+            <w:tcMar>
+              <w:top w:w="90" w:type="dxa"/>
+              <w:start w:w="120" w:type="dxa"/>
+              <w:bottom w:w="90" w:type="dxa"/>
+              <w:end w:w="120" w:type="dxa"/>
+            </w:tcMar>
+          </w:tcPr>
+          <w:p>
+            <w:r>
+              <w:rPr>
+                <w:rFonts w:ascii="Calibri" w:hAnsi="Calibri" w:eastAsia="Microsoft YaHei"/>
+                <w:sz w:val="18"/>
+              </w:rPr>
+              <w:t>审批通过后写计划摘要、交接说明和复盘结果。</w:t>
+            </w:r>
+          </w:p>
+        </w:tc>
+      </w:tr>
+      <w:tr>
+        <w:tc>
+          <w:tcPr>
+            <w:tcW w:type="dxa" w:w="2232"/>
+            <w:vAlign w:val="center"/>
+            <w:tcMar>
+              <w:top w:w="90" w:type="dxa"/>
+              <w:start w:w="120" w:type="dxa"/>
+              <w:bottom w:w="90" w:type="dxa"/>
+              <w:end w:w="120" w:type="dxa"/>
+            </w:tcMar>
+          </w:tcPr>
+          <w:p>
+            <w:r>
+              <w:rPr>
+                <w:rFonts w:ascii="Calibri" w:hAnsi="Calibri" w:eastAsia="Microsoft YaHei"/>
+                <w:sz w:val="18"/>
+              </w:rPr>
+              <w:t>IoT平台</w:t>
+            </w:r>
+          </w:p>
+        </w:tc>
+        <w:tc>
+          <w:tcPr>
+            <w:tcW w:type="dxa" w:w="3384"/>
+            <w:vAlign w:val="center"/>
+            <w:tcMar>
+              <w:top w:w="90" w:type="dxa"/>
+              <w:start w:w="120" w:type="dxa"/>
+              <w:bottom w:w="90" w:type="dxa"/>
+              <w:end w:w="120" w:type="dxa"/>
+            </w:tcMar>
+          </w:tcPr>
+          <w:p>
+            <w:r>
+              <w:rPr>
+                <w:rFonts w:ascii="Calibri" w:hAnsi="Calibri" w:eastAsia="Microsoft YaHei"/>
+                <w:sz w:val="18"/>
+              </w:rPr>
+              <w:t>采集合成氨DCS底层过程数据。</w:t>
+            </w:r>
+          </w:p>
+        </w:tc>
+        <w:tc>
+          <w:tcPr>
+            <w:tcW w:type="dxa" w:w="3600"/>
+            <w:vAlign w:val="center"/>
+            <w:tcMar>
+              <w:top w:w="90" w:type="dxa"/>
+              <w:start w:w="120" w:type="dxa"/>
+              <w:bottom w:w="90" w:type="dxa"/>
+              <w:end w:w="120" w:type="dxa"/>
+            </w:tcMar>
+          </w:tcPr>
+          <w:p>
+            <w:r>
+              <w:rPr>
+                <w:rFonts w:ascii="Calibri" w:hAnsi="Calibri" w:eastAsia="Microsoft YaHei"/>
+                <w:sz w:val="18"/>
+              </w:rPr>
+              <w:t>作为班次事实表的数据源，供AI只读分析。</w:t>
+            </w:r>
+          </w:p>
+        </w:tc>
+      </w:tr>
+      <w:tr>
+        <w:tc>
+          <w:tcPr>
+            <w:tcW w:type="dxa" w:w="2232"/>
+            <w:vAlign w:val="center"/>
+            <w:tcMar>
+              <w:top w:w="90" w:type="dxa"/>
+              <w:start w:w="120" w:type="dxa"/>
+              <w:bottom w:w="90" w:type="dxa"/>
+              <w:end w:w="120" w:type="dxa"/>
+            </w:tcMar>
+          </w:tcPr>
+          <w:p>
+            <w:r>
+              <w:rPr>
+                <w:rFonts w:ascii="Calibri" w:hAnsi="Calibri" w:eastAsia="Microsoft YaHei"/>
+                <w:sz w:val="18"/>
+              </w:rPr>
+              <w:t>合成氨DCS</w:t>
+            </w:r>
+          </w:p>
+        </w:tc>
+        <w:tc>
+          <w:tcPr>
+            <w:tcW w:type="dxa" w:w="3384"/>
+            <w:vAlign w:val="center"/>
+            <w:tcMar>
+              <w:top w:w="90" w:type="dxa"/>
+              <w:start w:w="120" w:type="dxa"/>
+              <w:bottom w:w="90" w:type="dxa"/>
+              <w:end w:w="120" w:type="dxa"/>
+            </w:tcMar>
+          </w:tcPr>
+          <w:p>
+            <w:r>
+              <w:rPr>
+                <w:rFonts w:ascii="Calibri" w:hAnsi="Calibri" w:eastAsia="Microsoft YaHei"/>
+                <w:sz w:val="18"/>
+              </w:rPr>
+              <w:t>合成氨主装置局部回路控制、顺控、报警和联锁。</w:t>
+            </w:r>
+          </w:p>
+        </w:tc>
+        <w:tc>
+          <w:tcPr>
+            <w:tcW w:type="dxa" w:w="3600"/>
+            <w:vAlign w:val="center"/>
+            <w:tcMar>
+              <w:top w:w="90" w:type="dxa"/>
+              <w:start w:w="120" w:type="dxa"/>
+              <w:bottom w:w="90" w:type="dxa"/>
+              <w:end w:w="120" w:type="dxa"/>
+            </w:tcMar>
+          </w:tcPr>
+          <w:p>
+            <w:r>
+              <w:rPr>
+                <w:rFonts w:ascii="Calibri" w:hAnsi="Calibri" w:eastAsia="Microsoft YaHei"/>
+                <w:sz w:val="18"/>
+              </w:rPr>
+              <w:t>读取DCS historian摘要，不直接写控制参数。</w:t>
+            </w:r>
+          </w:p>
+        </w:tc>
+      </w:tr>
+      <w:tr>
+        <w:tc>
+          <w:tcPr>
+            <w:tcW w:type="dxa" w:w="2232"/>
+            <w:vAlign w:val="center"/>
+            <w:tcMar>
+              <w:top w:w="90" w:type="dxa"/>
+              <w:start w:w="120" w:type="dxa"/>
+              <w:bottom w:w="90" w:type="dxa"/>
+              <w:end w:w="120" w:type="dxa"/>
+            </w:tcMar>
+          </w:tcPr>
+          <w:p>
+            <w:r>
+              <w:rPr>
+                <w:rFonts w:ascii="Calibri" w:hAnsi="Calibri" w:eastAsia="Microsoft YaHei"/>
+                <w:sz w:val="18"/>
+              </w:rPr>
+              <w:t>和利时DCS/热电APC</w:t>
+            </w:r>
+          </w:p>
+        </w:tc>
+        <w:tc>
+          <w:tcPr>
+            <w:tcW w:type="dxa" w:w="3384"/>
+            <w:vAlign w:val="center"/>
+            <w:tcMar>
+              <w:top w:w="90" w:type="dxa"/>
+              <w:start w:w="120" w:type="dxa"/>
+              <w:bottom w:w="90" w:type="dxa"/>
+              <w:end w:w="120" w:type="dxa"/>
+            </w:tcMar>
+          </w:tcPr>
+          <w:p>
+            <w:r>
+              <w:rPr>
+                <w:rFonts w:ascii="Calibri" w:hAnsi="Calibri" w:eastAsia="Microsoft YaHei"/>
+                <w:sz w:val="18"/>
+              </w:rPr>
+              <w:t>热电、公辅、蒸汽管网控制与优化。</w:t>
+            </w:r>
+          </w:p>
+        </w:tc>
+        <w:tc>
+          <w:tcPr>
+            <w:tcW w:type="dxa" w:w="3600"/>
+            <w:vAlign w:val="center"/>
+            <w:tcMar>
+              <w:top w:w="90" w:type="dxa"/>
+              <w:start w:w="120" w:type="dxa"/>
+              <w:bottom w:w="90" w:type="dxa"/>
+              <w:end w:w="120" w:type="dxa"/>
+            </w:tcMar>
+          </w:tcPr>
+          <w:p>
+            <w:r>
+              <w:rPr>
+                <w:rFonts w:ascii="Calibri" w:hAnsi="Calibri" w:eastAsia="Microsoft YaHei"/>
+                <w:sz w:val="18"/>
+              </w:rPr>
+              <w:t>读取热电约束余量、能耗窗口和APC优化结果，用于跨装置负荷联动。</w:t>
+            </w:r>
+          </w:p>
+        </w:tc>
+      </w:tr>
+      <w:tr>
+        <w:tc>
+          <w:tcPr>
+            <w:tcW w:type="dxa" w:w="2232"/>
+            <w:vAlign w:val="center"/>
+            <w:tcMar>
+              <w:top w:w="90" w:type="dxa"/>
+              <w:start w:w="120" w:type="dxa"/>
+              <w:bottom w:w="90" w:type="dxa"/>
+              <w:end w:w="120" w:type="dxa"/>
+            </w:tcMar>
+          </w:tcPr>
+          <w:p>
+            <w:r>
+              <w:rPr>
+                <w:rFonts w:ascii="Calibri" w:hAnsi="Calibri" w:eastAsia="Microsoft YaHei"/>
+                <w:sz w:val="18"/>
+              </w:rPr>
+              <w:t>SMC压机软件/康迪森机组数据</w:t>
+            </w:r>
+          </w:p>
+        </w:tc>
+        <w:tc>
+          <w:tcPr>
+            <w:tcW w:type="dxa" w:w="3384"/>
+            <w:vAlign w:val="center"/>
+            <w:tcMar>
+              <w:top w:w="90" w:type="dxa"/>
+              <w:start w:w="120" w:type="dxa"/>
+              <w:bottom w:w="90" w:type="dxa"/>
+              <w:end w:w="120" w:type="dxa"/>
+            </w:tcMar>
+          </w:tcPr>
+          <w:p>
+            <w:r>
+              <w:rPr>
+                <w:rFonts w:ascii="Calibri" w:hAnsi="Calibri" w:eastAsia="Microsoft YaHei"/>
+                <w:sz w:val="18"/>
+              </w:rPr>
+              <w:t>压缩机、气轮机驱动系统和关键机组健康监测。</w:t>
+            </w:r>
+          </w:p>
+        </w:tc>
+        <w:tc>
+          <w:tcPr>
+            <w:tcW w:type="dxa" w:w="3600"/>
+            <w:vAlign w:val="center"/>
+            <w:tcMar>
+              <w:top w:w="90" w:type="dxa"/>
+              <w:start w:w="120" w:type="dxa"/>
+              <w:bottom w:w="90" w:type="dxa"/>
+              <w:end w:w="120" w:type="dxa"/>
+            </w:tcMar>
+          </w:tcPr>
+          <w:p>
+            <w:r>
+              <w:rPr>
+                <w:rFonts w:ascii="Calibri" w:hAnsi="Calibri" w:eastAsia="Microsoft YaHei"/>
+                <w:sz w:val="18"/>
+              </w:rPr>
+              <w:t>用于弱信号预警、护机方案和特殊停机取舍。</w:t>
+            </w:r>
+          </w:p>
+        </w:tc>
+      </w:tr>
+    </w:tbl>
+    <w:p>
+      <w:r>
+        <w:rPr>
+          <w:rFonts w:ascii="Calibri" w:hAnsi="Calibri" w:eastAsia="Microsoft YaHei"/>
+        </w:rPr>
+        <w:t>上述系统名称按导师口述记录，厂商及点位清单在企业试点前需由信息化、生产、设备和热电专业共同确认。</w:t>
+      </w:r>
+    </w:p>
+    <w:p>
+      <w:pPr>
         <w:pStyle w:val="Heading1"/>
       </w:pPr>
       <w:r>

--- a/提交材料/06_决赛完整方案文档.docx
+++ b/提交材料/06_决赛完整方案文档.docx
@@ -784,7 +784,362 @@
         <w:pStyle w:val="Heading2"/>
       </w:pPr>
       <w:r>
-        <w:t>五（一）跨装置调度的三条底线</w:t>
+        <w:t>五（一）边际贡献决策口径</w:t>
+      </w:r>
+    </w:p>
+    <w:p>
+      <w:r>
+        <w:rPr>
+          <w:rFonts w:ascii="Calibri" w:hAnsi="Calibri" w:eastAsia="Microsoft YaHei"/>
+        </w:rPr>
+        <w:t>产供销协同的核心不是简单比较售价与完全成本。某些下游产品在短期行情下行时，售价可能低于完全成本，但只要能覆盖变动成本并贡献部分折旧、固定人工、公辅摊销或战略订单价值，企业仍可能选择继续生产。平台因此采用“边际贡献+固定成本吸收+机会成本+停开成本”的综合口径，避免把复杂经营取舍简化成单一利润开关。</w:t>
+      </w:r>
+    </w:p>
+    <w:tbl>
+      <w:tblPr>
+        <w:tblStyle w:val="TableGrid"/>
+        <w:tblW w:type="auto" w:w="0"/>
+        <w:jc w:val="center"/>
+        <w:tblLayout w:type="fixed"/>
+        <w:tblLook w:firstColumn="1" w:firstRow="1" w:lastColumn="0" w:lastRow="0" w:noHBand="0" w:noVBand="1" w:val="04A0"/>
+      </w:tblPr>
+      <w:tblGrid>
+        <w:gridCol w:w="3255"/>
+        <w:gridCol w:w="3255"/>
+        <w:gridCol w:w="3255"/>
+      </w:tblGrid>
+      <w:tr>
+        <w:tc>
+          <w:tcPr>
+            <w:tcW w:type="dxa" w:w="1656"/>
+            <w:shd w:fill="EAF2F8"/>
+            <w:tcMar>
+              <w:top w:w="90" w:type="dxa"/>
+              <w:start w:w="120" w:type="dxa"/>
+              <w:bottom w:w="90" w:type="dxa"/>
+              <w:end w:w="120" w:type="dxa"/>
+            </w:tcMar>
+          </w:tcPr>
+          <w:p>
+            <w:r>
+              <w:rPr>
+                <w:rFonts w:ascii="Calibri" w:hAnsi="Calibri" w:eastAsia="Microsoft YaHei"/>
+                <w:b/>
+              </w:rPr>
+              <w:t>判断项</w:t>
+            </w:r>
+          </w:p>
+        </w:tc>
+        <w:tc>
+          <w:tcPr>
+            <w:tcW w:type="dxa" w:w="3960"/>
+            <w:shd w:fill="EAF2F8"/>
+            <w:tcMar>
+              <w:top w:w="90" w:type="dxa"/>
+              <w:start w:w="120" w:type="dxa"/>
+              <w:bottom w:w="90" w:type="dxa"/>
+              <w:end w:w="120" w:type="dxa"/>
+            </w:tcMar>
+          </w:tcPr>
+          <w:p>
+            <w:r>
+              <w:rPr>
+                <w:rFonts w:ascii="Calibri" w:hAnsi="Calibri" w:eastAsia="Microsoft YaHei"/>
+                <w:b/>
+              </w:rPr>
+              <w:t>为什么重要</w:t>
+            </w:r>
+          </w:p>
+        </w:tc>
+        <w:tc>
+          <w:tcPr>
+            <w:tcW w:type="dxa" w:w="3600"/>
+            <w:shd w:fill="EAF2F8"/>
+            <w:tcMar>
+              <w:top w:w="90" w:type="dxa"/>
+              <w:start w:w="120" w:type="dxa"/>
+              <w:bottom w:w="90" w:type="dxa"/>
+              <w:end w:w="120" w:type="dxa"/>
+            </w:tcMar>
+          </w:tcPr>
+          <w:p>
+            <w:r>
+              <w:rPr>
+                <w:rFonts w:ascii="Calibri" w:hAnsi="Calibri" w:eastAsia="Microsoft YaHei"/>
+                <w:b/>
+              </w:rPr>
+              <w:t>平台输出</w:t>
+            </w:r>
+          </w:p>
+        </w:tc>
+      </w:tr>
+      <w:tr>
+        <w:tc>
+          <w:tcPr>
+            <w:tcW w:type="dxa" w:w="1656"/>
+            <w:vAlign w:val="center"/>
+            <w:tcMar>
+              <w:top w:w="90" w:type="dxa"/>
+              <w:start w:w="120" w:type="dxa"/>
+              <w:bottom w:w="90" w:type="dxa"/>
+              <w:end w:w="120" w:type="dxa"/>
+            </w:tcMar>
+          </w:tcPr>
+          <w:p>
+            <w:r>
+              <w:rPr>
+                <w:rFonts w:ascii="Calibri" w:hAnsi="Calibri" w:eastAsia="Microsoft YaHei"/>
+                <w:sz w:val="18"/>
+              </w:rPr>
+              <w:t>边际贡献</w:t>
+            </w:r>
+          </w:p>
+        </w:tc>
+        <w:tc>
+          <w:tcPr>
+            <w:tcW w:type="dxa" w:w="3960"/>
+            <w:vAlign w:val="center"/>
+            <w:tcMar>
+              <w:top w:w="90" w:type="dxa"/>
+              <w:start w:w="120" w:type="dxa"/>
+              <w:bottom w:w="90" w:type="dxa"/>
+              <w:end w:w="120" w:type="dxa"/>
+            </w:tcMar>
+          </w:tcPr>
+          <w:p>
+            <w:r>
+              <w:rPr>
+                <w:rFonts w:ascii="Calibri" w:hAnsi="Calibri" w:eastAsia="Microsoft YaHei"/>
+                <w:sz w:val="18"/>
+              </w:rPr>
+              <w:t>判断该产品是否至少覆盖原料、蒸汽、电力、包装、物流等增量成本。</w:t>
+            </w:r>
+          </w:p>
+        </w:tc>
+        <w:tc>
+          <w:tcPr>
+            <w:tcW w:type="dxa" w:w="3600"/>
+            <w:vAlign w:val="center"/>
+            <w:tcMar>
+              <w:top w:w="90" w:type="dxa"/>
+              <w:start w:w="120" w:type="dxa"/>
+              <w:bottom w:w="90" w:type="dxa"/>
+              <w:end w:w="120" w:type="dxa"/>
+            </w:tcMar>
+          </w:tcPr>
+          <w:p>
+            <w:r>
+              <w:rPr>
+                <w:rFonts w:ascii="Calibri" w:hAnsi="Calibri" w:eastAsia="Microsoft YaHei"/>
+                <w:sz w:val="18"/>
+              </w:rPr>
+              <w:t>继续开、降负荷或转供其他产品的经济理由。</w:t>
+            </w:r>
+          </w:p>
+        </w:tc>
+      </w:tr>
+      <w:tr>
+        <w:tc>
+          <w:tcPr>
+            <w:tcW w:type="dxa" w:w="1656"/>
+            <w:vAlign w:val="center"/>
+            <w:tcMar>
+              <w:top w:w="90" w:type="dxa"/>
+              <w:start w:w="120" w:type="dxa"/>
+              <w:bottom w:w="90" w:type="dxa"/>
+              <w:end w:w="120" w:type="dxa"/>
+            </w:tcMar>
+          </w:tcPr>
+          <w:p>
+            <w:r>
+              <w:rPr>
+                <w:rFonts w:ascii="Calibri" w:hAnsi="Calibri" w:eastAsia="Microsoft YaHei"/>
+                <w:sz w:val="18"/>
+              </w:rPr>
+              <w:t>固定成本吸收</w:t>
+            </w:r>
+          </w:p>
+        </w:tc>
+        <w:tc>
+          <w:tcPr>
+            <w:tcW w:type="dxa" w:w="3960"/>
+            <w:vAlign w:val="center"/>
+            <w:tcMar>
+              <w:top w:w="90" w:type="dxa"/>
+              <w:start w:w="120" w:type="dxa"/>
+              <w:bottom w:w="90" w:type="dxa"/>
+              <w:end w:w="120" w:type="dxa"/>
+            </w:tcMar>
+          </w:tcPr>
+          <w:p>
+            <w:r>
+              <w:rPr>
+                <w:rFonts w:ascii="Calibri" w:hAnsi="Calibri" w:eastAsia="Microsoft YaHei"/>
+                <w:sz w:val="18"/>
+              </w:rPr>
+              <w:t>连续生产可带走折旧、固定人工和部分公辅费用，即使完全成本口径暂时亏损也可能有价值。</w:t>
+            </w:r>
+          </w:p>
+        </w:tc>
+        <w:tc>
+          <w:tcPr>
+            <w:tcW w:type="dxa" w:w="3600"/>
+            <w:vAlign w:val="center"/>
+            <w:tcMar>
+              <w:top w:w="90" w:type="dxa"/>
+              <w:start w:w="120" w:type="dxa"/>
+              <w:bottom w:w="90" w:type="dxa"/>
+              <w:end w:w="120" w:type="dxa"/>
+            </w:tcMar>
+          </w:tcPr>
+          <w:p>
+            <w:r>
+              <w:rPr>
+                <w:rFonts w:ascii="Calibri" w:hAnsi="Calibri" w:eastAsia="Microsoft YaHei"/>
+                <w:sz w:val="18"/>
+              </w:rPr>
+              <w:t>解释“售价低于完全成本仍生产”的合理性。</w:t>
+            </w:r>
+          </w:p>
+        </w:tc>
+      </w:tr>
+      <w:tr>
+        <w:tc>
+          <w:tcPr>
+            <w:tcW w:type="dxa" w:w="1656"/>
+            <w:vAlign w:val="center"/>
+            <w:tcMar>
+              <w:top w:w="90" w:type="dxa"/>
+              <w:start w:w="120" w:type="dxa"/>
+              <w:bottom w:w="90" w:type="dxa"/>
+              <w:end w:w="120" w:type="dxa"/>
+            </w:tcMar>
+          </w:tcPr>
+          <w:p>
+            <w:r>
+              <w:rPr>
+                <w:rFonts w:ascii="Calibri" w:hAnsi="Calibri" w:eastAsia="Microsoft YaHei"/>
+                <w:sz w:val="18"/>
+              </w:rPr>
+              <w:t>液氨机会成本</w:t>
+            </w:r>
+          </w:p>
+        </w:tc>
+        <w:tc>
+          <w:tcPr>
+            <w:tcW w:type="dxa" w:w="3960"/>
+            <w:vAlign w:val="center"/>
+            <w:tcMar>
+              <w:top w:w="90" w:type="dxa"/>
+              <w:start w:w="120" w:type="dxa"/>
+              <w:bottom w:w="90" w:type="dxa"/>
+              <w:end w:w="120" w:type="dxa"/>
+            </w:tcMar>
+          </w:tcPr>
+          <w:p>
+            <w:r>
+              <w:rPr>
+                <w:rFonts w:ascii="Calibri" w:hAnsi="Calibri" w:eastAsia="Microsoft YaHei"/>
+                <w:sz w:val="18"/>
+              </w:rPr>
+              <w:t>液氨有限时，供尿素、纯碱、硝酸、复合肥或外售的替代收益不同。</w:t>
+            </w:r>
+          </w:p>
+        </w:tc>
+        <w:tc>
+          <w:tcPr>
+            <w:tcW w:type="dxa" w:w="3600"/>
+            <w:vAlign w:val="center"/>
+            <w:tcMar>
+              <w:top w:w="90" w:type="dxa"/>
+              <w:start w:w="120" w:type="dxa"/>
+              <w:bottom w:w="90" w:type="dxa"/>
+              <w:end w:w="120" w:type="dxa"/>
+            </w:tcMar>
+          </w:tcPr>
+          <w:p>
+            <w:r>
+              <w:rPr>
+                <w:rFonts w:ascii="Calibri" w:hAnsi="Calibri" w:eastAsia="Microsoft YaHei"/>
+                <w:sz w:val="18"/>
+              </w:rPr>
+              <w:t>单位液氨贡献排序和产品结构建议。</w:t>
+            </w:r>
+          </w:p>
+        </w:tc>
+      </w:tr>
+      <w:tr>
+        <w:tc>
+          <w:tcPr>
+            <w:tcW w:type="dxa" w:w="1656"/>
+            <w:vAlign w:val="center"/>
+            <w:tcMar>
+              <w:top w:w="90" w:type="dxa"/>
+              <w:start w:w="120" w:type="dxa"/>
+              <w:bottom w:w="90" w:type="dxa"/>
+              <w:end w:w="120" w:type="dxa"/>
+            </w:tcMar>
+          </w:tcPr>
+          <w:p>
+            <w:r>
+              <w:rPr>
+                <w:rFonts w:ascii="Calibri" w:hAnsi="Calibri" w:eastAsia="Microsoft YaHei"/>
+                <w:sz w:val="18"/>
+              </w:rPr>
+              <w:t>停开成本</w:t>
+            </w:r>
+          </w:p>
+        </w:tc>
+        <w:tc>
+          <w:tcPr>
+            <w:tcW w:type="dxa" w:w="3960"/>
+            <w:vAlign w:val="center"/>
+            <w:tcMar>
+              <w:top w:w="90" w:type="dxa"/>
+              <w:start w:w="120" w:type="dxa"/>
+              <w:bottom w:w="90" w:type="dxa"/>
+              <w:end w:w="120" w:type="dxa"/>
+            </w:tcMar>
+          </w:tcPr>
+          <w:p>
+            <w:r>
+              <w:rPr>
+                <w:rFonts w:ascii="Calibri" w:hAnsi="Calibri" w:eastAsia="Microsoft YaHei"/>
+                <w:sz w:val="18"/>
+              </w:rPr>
+              <w:t>停车重启会产生废料、时间、人员和物料损失。</w:t>
+            </w:r>
+          </w:p>
+        </w:tc>
+        <w:tc>
+          <w:tcPr>
+            <w:tcW w:type="dxa" w:w="3600"/>
+            <w:vAlign w:val="center"/>
+            <w:tcMar>
+              <w:top w:w="90" w:type="dxa"/>
+              <w:start w:w="120" w:type="dxa"/>
+              <w:bottom w:w="90" w:type="dxa"/>
+              <w:end w:w="120" w:type="dxa"/>
+            </w:tcMar>
+          </w:tcPr>
+          <w:p>
+            <w:r>
+              <w:rPr>
+                <w:rFonts w:ascii="Calibri" w:hAnsi="Calibri" w:eastAsia="Microsoft YaHei"/>
+                <w:sz w:val="18"/>
+              </w:rPr>
+              <w:t>当边际贡献接近零时，给出继续运行或停产的取舍依据。</w:t>
+            </w:r>
+          </w:p>
+        </w:tc>
+      </w:tr>
+    </w:tbl>
+    <w:p>
+      <w:pPr>
+        <w:pStyle w:val="Heading2"/>
+      </w:pPr>
+      <w:r>
+        <w:t>五（二）跨装置调度的三条底线</w:t>
       </w:r>
     </w:p>
     <w:tbl>
@@ -1066,7 +1421,7 @@
         <w:pStyle w:val="Heading2"/>
       </w:pPr>
       <w:r>
-        <w:t>五（二）现有系统接入假设</w:t>
+        <w:t>五（三）现有系统接入假设</w:t>
       </w:r>
     </w:p>
     <w:tbl>

--- a/提交材料/06_决赛完整方案文档.docx
+++ b/提交材料/06_决赛完整方案文档.docx
@@ -650,6 +650,71 @@
                 <w:rFonts w:ascii="Calibri" w:hAnsi="Calibri" w:eastAsia="Microsoft YaHei"/>
                 <w:sz w:val="18"/>
               </w:rPr>
+              <w:t>全线贯通</w:t>
+            </w:r>
+          </w:p>
+        </w:tc>
+        <w:tc>
+          <w:tcPr>
+            <w:tcW w:type="dxa" w:w="3384"/>
+            <w:vAlign w:val="center"/>
+            <w:tcMar>
+              <w:top w:w="90" w:type="dxa"/>
+              <w:start w:w="120" w:type="dxa"/>
+              <w:bottom w:w="90" w:type="dxa"/>
+              <w:end w:w="120" w:type="dxa"/>
+            </w:tcMar>
+          </w:tcPr>
+          <w:p>
+            <w:r>
+              <w:rPr>
+                <w:rFonts w:ascii="Calibri" w:hAnsi="Calibri" w:eastAsia="Microsoft YaHei"/>
+                <w:sz w:val="18"/>
+              </w:rPr>
+              <w:t>MES、IoT、DCS、APC、压机、热电和经营数据同屏编排</w:t>
+            </w:r>
+          </w:p>
+        </w:tc>
+        <w:tc>
+          <w:tcPr>
+            <w:tcW w:type="dxa" w:w="4248"/>
+            <w:vAlign w:val="center"/>
+            <w:tcMar>
+              <w:top w:w="90" w:type="dxa"/>
+              <w:start w:w="120" w:type="dxa"/>
+              <w:bottom w:w="90" w:type="dxa"/>
+              <w:end w:w="120" w:type="dxa"/>
+            </w:tcMar>
+          </w:tcPr>
+          <w:p>
+            <w:r>
+              <w:rPr>
+                <w:rFonts w:ascii="Calibri" w:hAnsi="Calibri" w:eastAsia="Microsoft YaHei"/>
+                <w:sz w:val="18"/>
+              </w:rPr>
+              <w:t>把调度长手工梳理系统信息的过程固化为数字调度长。</w:t>
+            </w:r>
+          </w:p>
+        </w:tc>
+      </w:tr>
+      <w:tr>
+        <w:tc>
+          <w:tcPr>
+            <w:tcW w:type="dxa" w:w="1584"/>
+            <w:vAlign w:val="center"/>
+            <w:tcMar>
+              <w:top w:w="90" w:type="dxa"/>
+              <w:start w:w="120" w:type="dxa"/>
+              <w:bottom w:w="90" w:type="dxa"/>
+              <w:end w:w="120" w:type="dxa"/>
+            </w:tcMar>
+          </w:tcPr>
+          <w:p>
+            <w:r>
+              <w:rPr>
+                <w:rFonts w:ascii="Calibri" w:hAnsi="Calibri" w:eastAsia="Microsoft YaHei"/>
+                <w:sz w:val="18"/>
+              </w:rPr>
               <w:t>飞书闭环</w:t>
             </w:r>
           </w:p>
@@ -784,7 +849,297 @@
         <w:pStyle w:val="Heading2"/>
       </w:pPr>
       <w:r>
-        <w:t>五（一）边际贡献决策口径</w:t>
+        <w:t>五（一）全产业链贯通价值</w:t>
+      </w:r>
+    </w:p>
+    <w:p>
+      <w:r>
+        <w:rPr>
+          <w:rFonts w:ascii="Calibri" w:hAnsi="Calibri" w:eastAsia="Microsoft YaHei"/>
+        </w:rPr>
+        <w:t>现有系统各自有价值，但信息分散在MES、IoT、DCS、APC、压机软件、热电平台和经营数据中。实际调度依赖调度长把这些信息一条条梳理出来，再凭经验判断液氨去向、下游负荷、能源窗口、设备风险和订单优先级。平台的核心价值是把这套经验流程数字化，让一线人员看到同一张产供销联动事实表，并把老调度长的判断沉淀给新人复用。</w:t>
+      </w:r>
+    </w:p>
+    <w:tbl>
+      <w:tblPr>
+        <w:tblStyle w:val="TableGrid"/>
+        <w:tblW w:type="auto" w:w="0"/>
+        <w:jc w:val="center"/>
+        <w:tblLayout w:type="fixed"/>
+        <w:tblLook w:firstColumn="1" w:firstRow="1" w:lastColumn="0" w:lastRow="0" w:noHBand="0" w:noVBand="1" w:val="04A0"/>
+      </w:tblPr>
+      <w:tblGrid>
+        <w:gridCol w:w="3255"/>
+        <w:gridCol w:w="3255"/>
+        <w:gridCol w:w="3255"/>
+      </w:tblGrid>
+      <w:tr>
+        <w:tc>
+          <w:tcPr>
+            <w:tcW w:type="dxa" w:w="1584"/>
+            <w:shd w:fill="EAF2F8"/>
+            <w:tcMar>
+              <w:top w:w="90" w:type="dxa"/>
+              <w:start w:w="120" w:type="dxa"/>
+              <w:bottom w:w="90" w:type="dxa"/>
+              <w:end w:w="120" w:type="dxa"/>
+            </w:tcMar>
+          </w:tcPr>
+          <w:p>
+            <w:r>
+              <w:rPr>
+                <w:rFonts w:ascii="Calibri" w:hAnsi="Calibri" w:eastAsia="Microsoft YaHei"/>
+                <w:b/>
+              </w:rPr>
+              <w:t>痛点</w:t>
+            </w:r>
+          </w:p>
+        </w:tc>
+        <w:tc>
+          <w:tcPr>
+            <w:tcW w:type="dxa" w:w="4320"/>
+            <w:shd w:fill="EAF2F8"/>
+            <w:tcMar>
+              <w:top w:w="90" w:type="dxa"/>
+              <w:start w:w="120" w:type="dxa"/>
+              <w:bottom w:w="90" w:type="dxa"/>
+              <w:end w:w="120" w:type="dxa"/>
+            </w:tcMar>
+          </w:tcPr>
+          <w:p>
+            <w:r>
+              <w:rPr>
+                <w:rFonts w:ascii="Calibri" w:hAnsi="Calibri" w:eastAsia="Microsoft YaHei"/>
+                <w:b/>
+              </w:rPr>
+              <w:t>平台回应</w:t>
+            </w:r>
+          </w:p>
+        </w:tc>
+        <w:tc>
+          <w:tcPr>
+            <w:tcW w:type="dxa" w:w="3312"/>
+            <w:shd w:fill="EAF2F8"/>
+            <w:tcMar>
+              <w:top w:w="90" w:type="dxa"/>
+              <w:start w:w="120" w:type="dxa"/>
+              <w:bottom w:w="90" w:type="dxa"/>
+              <w:end w:w="120" w:type="dxa"/>
+            </w:tcMar>
+          </w:tcPr>
+          <w:p>
+            <w:r>
+              <w:rPr>
+                <w:rFonts w:ascii="Calibri" w:hAnsi="Calibri" w:eastAsia="Microsoft YaHei"/>
+                <w:b/>
+              </w:rPr>
+              <w:t>落地效果</w:t>
+            </w:r>
+          </w:p>
+        </w:tc>
+      </w:tr>
+      <w:tr>
+        <w:tc>
+          <w:tcPr>
+            <w:tcW w:type="dxa" w:w="1584"/>
+            <w:vAlign w:val="center"/>
+            <w:tcMar>
+              <w:top w:w="90" w:type="dxa"/>
+              <w:start w:w="120" w:type="dxa"/>
+              <w:bottom w:w="90" w:type="dxa"/>
+              <w:end w:w="120" w:type="dxa"/>
+            </w:tcMar>
+          </w:tcPr>
+          <w:p>
+            <w:r>
+              <w:rPr>
+                <w:rFonts w:ascii="Calibri" w:hAnsi="Calibri" w:eastAsia="Microsoft YaHei"/>
+                <w:sz w:val="18"/>
+              </w:rPr>
+              <w:t>系统孤岛</w:t>
+            </w:r>
+          </w:p>
+        </w:tc>
+        <w:tc>
+          <w:tcPr>
+            <w:tcW w:type="dxa" w:w="4320"/>
+            <w:vAlign w:val="center"/>
+            <w:tcMar>
+              <w:top w:w="90" w:type="dxa"/>
+              <w:start w:w="120" w:type="dxa"/>
+              <w:bottom w:w="90" w:type="dxa"/>
+              <w:end w:w="120" w:type="dxa"/>
+            </w:tcMar>
+          </w:tcPr>
+          <w:p>
+            <w:r>
+              <w:rPr>
+                <w:rFonts w:ascii="Calibri" w:hAnsi="Calibri" w:eastAsia="Microsoft YaHei"/>
+                <w:sz w:val="18"/>
+              </w:rPr>
+              <w:t>汇聚MES计划、DCS/IoT过程数据、热电APC、公辅约束、压机/机组健康和市场行情。</w:t>
+            </w:r>
+          </w:p>
+        </w:tc>
+        <w:tc>
+          <w:tcPr>
+            <w:tcW w:type="dxa" w:w="3312"/>
+            <w:vAlign w:val="center"/>
+            <w:tcMar>
+              <w:top w:w="90" w:type="dxa"/>
+              <w:start w:w="120" w:type="dxa"/>
+              <w:bottom w:w="90" w:type="dxa"/>
+              <w:end w:w="120" w:type="dxa"/>
+            </w:tcMar>
+          </w:tcPr>
+          <w:p>
+            <w:r>
+              <w:rPr>
+                <w:rFonts w:ascii="Calibri" w:hAnsi="Calibri" w:eastAsia="Microsoft YaHei"/>
+                <w:sz w:val="18"/>
+              </w:rPr>
+              <w:t>减少人工跨系统查数。</w:t>
+            </w:r>
+          </w:p>
+        </w:tc>
+      </w:tr>
+      <w:tr>
+        <w:tc>
+          <w:tcPr>
+            <w:tcW w:type="dxa" w:w="1584"/>
+            <w:vAlign w:val="center"/>
+            <w:tcMar>
+              <w:top w:w="90" w:type="dxa"/>
+              <w:start w:w="120" w:type="dxa"/>
+              <w:bottom w:w="90" w:type="dxa"/>
+              <w:end w:w="120" w:type="dxa"/>
+            </w:tcMar>
+          </w:tcPr>
+          <w:p>
+            <w:r>
+              <w:rPr>
+                <w:rFonts w:ascii="Calibri" w:hAnsi="Calibri" w:eastAsia="Microsoft YaHei"/>
+                <w:sz w:val="18"/>
+              </w:rPr>
+              <w:t>调度长培养周期长</w:t>
+            </w:r>
+          </w:p>
+        </w:tc>
+        <w:tc>
+          <w:tcPr>
+            <w:tcW w:type="dxa" w:w="4320"/>
+            <w:vAlign w:val="center"/>
+            <w:tcMar>
+              <w:top w:w="90" w:type="dxa"/>
+              <w:start w:w="120" w:type="dxa"/>
+              <w:bottom w:w="90" w:type="dxa"/>
+              <w:end w:w="120" w:type="dxa"/>
+            </w:tcMar>
+          </w:tcPr>
+          <w:p>
+            <w:r>
+              <w:rPr>
+                <w:rFonts w:ascii="Calibri" w:hAnsi="Calibri" w:eastAsia="Microsoft YaHei"/>
+                <w:sz w:val="18"/>
+              </w:rPr>
+              <w:t>把采纳、驳回、异常复盘和专家判断沉淀为知识库与Aily问答。</w:t>
+            </w:r>
+          </w:p>
+        </w:tc>
+        <w:tc>
+          <w:tcPr>
+            <w:tcW w:type="dxa" w:w="3312"/>
+            <w:vAlign w:val="center"/>
+            <w:tcMar>
+              <w:top w:w="90" w:type="dxa"/>
+              <w:start w:w="120" w:type="dxa"/>
+              <w:bottom w:w="90" w:type="dxa"/>
+              <w:end w:w="120" w:type="dxa"/>
+            </w:tcMar>
+          </w:tcPr>
+          <w:p>
+            <w:r>
+              <w:rPr>
+                <w:rFonts w:ascii="Calibri" w:hAnsi="Calibri" w:eastAsia="Microsoft YaHei"/>
+                <w:sz w:val="18"/>
+              </w:rPr>
+              <w:t>新人能按场景学习，而不是只靠跟班经验。</w:t>
+            </w:r>
+          </w:p>
+        </w:tc>
+      </w:tr>
+      <w:tr>
+        <w:tc>
+          <w:tcPr>
+            <w:tcW w:type="dxa" w:w="1584"/>
+            <w:vAlign w:val="center"/>
+            <w:tcMar>
+              <w:top w:w="90" w:type="dxa"/>
+              <w:start w:w="120" w:type="dxa"/>
+              <w:bottom w:w="90" w:type="dxa"/>
+              <w:end w:w="120" w:type="dxa"/>
+            </w:tcMar>
+          </w:tcPr>
+          <w:p>
+            <w:r>
+              <w:rPr>
+                <w:rFonts w:ascii="Calibri" w:hAnsi="Calibri" w:eastAsia="Microsoft YaHei"/>
+                <w:sz w:val="18"/>
+              </w:rPr>
+              <w:t>跨线取舍难</w:t>
+            </w:r>
+          </w:p>
+        </w:tc>
+        <w:tc>
+          <w:tcPr>
+            <w:tcW w:type="dxa" w:w="4320"/>
+            <w:vAlign w:val="center"/>
+            <w:tcMar>
+              <w:top w:w="90" w:type="dxa"/>
+              <w:start w:w="120" w:type="dxa"/>
+              <w:bottom w:w="90" w:type="dxa"/>
+              <w:end w:w="120" w:type="dxa"/>
+            </w:tcMar>
+          </w:tcPr>
+          <w:p>
+            <w:r>
+              <w:rPr>
+                <w:rFonts w:ascii="Calibri" w:hAnsi="Calibri" w:eastAsia="Microsoft YaHei"/>
+                <w:sz w:val="18"/>
+              </w:rPr>
+              <w:t>在同一页面比较安全、流程连续、边际贡献、固定成本吸收和停开成本。</w:t>
+            </w:r>
+          </w:p>
+        </w:tc>
+        <w:tc>
+          <w:tcPr>
+            <w:tcW w:type="dxa" w:w="3312"/>
+            <w:vAlign w:val="center"/>
+            <w:tcMar>
+              <w:top w:w="90" w:type="dxa"/>
+              <w:start w:w="120" w:type="dxa"/>
+              <w:bottom w:w="90" w:type="dxa"/>
+              <w:end w:w="120" w:type="dxa"/>
+            </w:tcMar>
+          </w:tcPr>
+          <w:p>
+            <w:r>
+              <w:rPr>
+                <w:rFonts w:ascii="Calibri" w:hAnsi="Calibri" w:eastAsia="Microsoft YaHei"/>
+                <w:sz w:val="18"/>
+              </w:rPr>
+              <w:t>形成可解释的产供销联动建议。</w:t>
+            </w:r>
+          </w:p>
+        </w:tc>
+      </w:tr>
+    </w:tbl>
+    <w:p>
+      <w:pPr>
+        <w:pStyle w:val="Heading2"/>
+      </w:pPr>
+      <w:r>
+        <w:t>五（二）边际贡献决策口径</w:t>
       </w:r>
     </w:p>
     <w:p>
@@ -1139,7 +1494,7 @@
         <w:pStyle w:val="Heading2"/>
       </w:pPr>
       <w:r>
-        <w:t>五（二）跨装置调度的三条底线</w:t>
+        <w:t>五（三）跨装置调度的三条底线</w:t>
       </w:r>
     </w:p>
     <w:tbl>
@@ -1421,7 +1776,7 @@
         <w:pStyle w:val="Heading2"/>
       </w:pPr>
       <w:r>
-        <w:t>五（三）现有系统接入假设</w:t>
+        <w:t>五（四）现有系统接入假设</w:t>
       </w:r>
     </w:p>
     <w:tbl>

--- a/提交材料/06_决赛完整方案文档.docx
+++ b/提交材料/06_决赛完整方案文档.docx
@@ -27,7 +27,7 @@
           <w:color w:val="5A6976"/>
           <w:sz w:val="21"/>
         </w:rPr>
-        <w:t>云图控股合成氨命题 | 氨智领航调控师</w:t>
+        <w:t>云图控股合成氨命题 | 产供销全线联动数字调度长</w:t>
       </w:r>
     </w:p>
     <w:p>
@@ -221,7 +221,7 @@
                 <w:rFonts w:ascii="Calibri" w:hAnsi="Calibri" w:eastAsia="Microsoft YaHei"/>
                 <w:sz w:val="18"/>
               </w:rPr>
-              <w:t>氨智领航调控师：合成氨生产调度专家平台</w:t>
+              <w:t>氨智领航调控师：产供销全线联动数字调度长</w:t>
             </w:r>
           </w:p>
         </w:tc>
@@ -265,7 +265,7 @@
                 <w:rFonts w:ascii="Calibri" w:hAnsi="Calibri" w:eastAsia="Microsoft YaHei"/>
                 <w:sz w:val="18"/>
               </w:rPr>
-              <w:t>在不触碰DCS/SIS底层控制的前提下，用机理可信模型、APC/RTO接口、飞书班组闭环和知识库自迭代，帮助合成氨调度员持续优化吨氨综合成本。</w:t>
+              <w:t>在不触碰DCS/SIS底层控制的前提下，打通MES、IoT、DCS、APC、压机、热电和经营数据，围绕液氨去向、下游需求、市场价格、能源波动和装置负荷，告诉调度员保谁、降谁、停谁、是否外采、风险在哪里。</w:t>
             </w:r>
           </w:p>
         </w:tc>
@@ -372,7 +372,7 @@
         <w:rPr>
           <w:rFonts w:ascii="Calibri" w:hAnsi="Calibri" w:eastAsia="Microsoft YaHei"/>
         </w:rPr>
-        <w:t>本方案已形成可本地打开的调控师工作台、数据模型、架构文档、飞书协同设计、操作手册、参考文献与决赛补充材料。平台主界面面向企业现场人员，核心围绕当班调度的目标负荷、风险边界、下游分配、飞书确认和复盘沉淀。</w:t>
+        <w:t>本方案已形成可本地打开的调控师工作台、数据模型、架构文档、飞书协同设计、操作手册、参考文献与决赛补充材料。平台主界面不平均展示所有能力，而是按决赛优先级组织：主赛道产供销协同与跨装置负荷联动，第二赛道稳定生产波动吸收，第三优先级设备弱信号预警，支撑底座经验沉淀与新人快速成长。</w:t>
       </w:r>
     </w:p>
     <w:p>
@@ -391,7 +391,7 @@
         <w:rPr>
           <w:rFonts w:ascii="Calibri" w:hAnsi="Calibri" w:eastAsia="Microsoft YaHei"/>
         </w:rPr>
-        <w:t>调度寻优难：订单、库存、能源、设备健康和下游消纳同时变化，人工难以及时找到吨氨综合成本更优方案。</w:t>
+        <w:t>产供销平衡难：液氨有限、下游需求、市场行情、能源波动和装置负荷同时变化，调度长需要跨系统人工汇总后再判断。</w:t>
       </w:r>
     </w:p>
     <w:p>
@@ -402,7 +402,7 @@
         <w:rPr>
           <w:rFonts w:ascii="Calibri" w:hAnsi="Calibri" w:eastAsia="Microsoft YaHei"/>
         </w:rPr>
-        <w:t>指挥效率低：调度建议需要班组、调度主管、设备和安环协同确认，人工链条长且留痕弱。</w:t>
+        <w:t>稳定生产波动吸收难：下游需求、供应工程限制或能源窗口变化时，DCS能管局部回路，但难以自动完成跨装置生产策略联动。</w:t>
       </w:r>
     </w:p>
     <w:p>
@@ -413,9 +413,462 @@
         <w:rPr>
           <w:rFonts w:ascii="Calibri" w:hAnsi="Calibri" w:eastAsia="Microsoft YaHei"/>
         </w:rPr>
-        <w:t>知识传承难：专家判断常沉淀在经验和口头交接中，未采纳原因没有被结构化利用。</w:t>
+        <w:t>经验传承难：成熟调度长培养周期长，专家判断常沉淀在经验和口头交接中，未采纳原因没有被结构化利用。</w:t>
       </w:r>
     </w:p>
+    <w:p>
+      <w:pPr>
+        <w:pStyle w:val="Heading2"/>
+      </w:pPr>
+      <w:r>
+        <w:t>三（一）决赛优先级</w:t>
+      </w:r>
+    </w:p>
+    <w:tbl>
+      <w:tblPr>
+        <w:tblStyle w:val="TableGrid"/>
+        <w:tblW w:type="auto" w:w="0"/>
+        <w:jc w:val="center"/>
+        <w:tblLayout w:type="fixed"/>
+        <w:tblLook w:firstColumn="1" w:firstRow="1" w:lastColumn="0" w:lastRow="0" w:noHBand="0" w:noVBand="1" w:val="04A0"/>
+      </w:tblPr>
+      <w:tblGrid>
+        <w:gridCol w:w="2441"/>
+        <w:gridCol w:w="2441"/>
+        <w:gridCol w:w="2441"/>
+        <w:gridCol w:w="2441"/>
+      </w:tblGrid>
+      <w:tr>
+        <w:tc>
+          <w:tcPr>
+            <w:tcW w:type="dxa" w:w="1296"/>
+            <w:shd w:fill="EAF2F8"/>
+            <w:tcMar>
+              <w:top w:w="90" w:type="dxa"/>
+              <w:start w:w="120" w:type="dxa"/>
+              <w:bottom w:w="90" w:type="dxa"/>
+              <w:end w:w="120" w:type="dxa"/>
+            </w:tcMar>
+          </w:tcPr>
+          <w:p>
+            <w:r>
+              <w:rPr>
+                <w:rFonts w:ascii="Calibri" w:hAnsi="Calibri" w:eastAsia="Microsoft YaHei"/>
+                <w:b/>
+              </w:rPr>
+              <w:t>优先级</w:t>
+            </w:r>
+          </w:p>
+        </w:tc>
+        <w:tc>
+          <w:tcPr>
+            <w:tcW w:type="dxa" w:w="2232"/>
+            <w:shd w:fill="EAF2F8"/>
+            <w:tcMar>
+              <w:top w:w="90" w:type="dxa"/>
+              <w:start w:w="120" w:type="dxa"/>
+              <w:bottom w:w="90" w:type="dxa"/>
+              <w:end w:w="120" w:type="dxa"/>
+            </w:tcMar>
+          </w:tcPr>
+          <w:p>
+            <w:r>
+              <w:rPr>
+                <w:rFonts w:ascii="Calibri" w:hAnsi="Calibri" w:eastAsia="Microsoft YaHei"/>
+                <w:b/>
+              </w:rPr>
+              <w:t>方向</w:t>
+            </w:r>
+          </w:p>
+        </w:tc>
+        <w:tc>
+          <w:tcPr>
+            <w:tcW w:type="dxa" w:w="3672"/>
+            <w:shd w:fill="EAF2F8"/>
+            <w:tcMar>
+              <w:top w:w="90" w:type="dxa"/>
+              <w:start w:w="120" w:type="dxa"/>
+              <w:bottom w:w="90" w:type="dxa"/>
+              <w:end w:w="120" w:type="dxa"/>
+            </w:tcMar>
+          </w:tcPr>
+          <w:p>
+            <w:r>
+              <w:rPr>
+                <w:rFonts w:ascii="Calibri" w:hAnsi="Calibri" w:eastAsia="Microsoft YaHei"/>
+                <w:b/>
+              </w:rPr>
+              <w:t>解决的问题</w:t>
+            </w:r>
+          </w:p>
+        </w:tc>
+        <w:tc>
+          <w:tcPr>
+            <w:tcW w:type="dxa" w:w="2016"/>
+            <w:shd w:fill="EAF2F8"/>
+            <w:tcMar>
+              <w:top w:w="90" w:type="dxa"/>
+              <w:start w:w="120" w:type="dxa"/>
+              <w:bottom w:w="90" w:type="dxa"/>
+              <w:end w:w="120" w:type="dxa"/>
+            </w:tcMar>
+          </w:tcPr>
+          <w:p>
+            <w:r>
+              <w:rPr>
+                <w:rFonts w:ascii="Calibri" w:hAnsi="Calibri" w:eastAsia="Microsoft YaHei"/>
+                <w:b/>
+              </w:rPr>
+              <w:t>Demo抓手</w:t>
+            </w:r>
+          </w:p>
+        </w:tc>
+      </w:tr>
+      <w:tr>
+        <w:tc>
+          <w:tcPr>
+            <w:tcW w:type="dxa" w:w="1296"/>
+            <w:vAlign w:val="center"/>
+            <w:tcMar>
+              <w:top w:w="90" w:type="dxa"/>
+              <w:start w:w="120" w:type="dxa"/>
+              <w:bottom w:w="90" w:type="dxa"/>
+              <w:end w:w="120" w:type="dxa"/>
+            </w:tcMar>
+          </w:tcPr>
+          <w:p>
+            <w:r>
+              <w:rPr>
+                <w:rFonts w:ascii="Calibri" w:hAnsi="Calibri" w:eastAsia="Microsoft YaHei"/>
+                <w:sz w:val="18"/>
+              </w:rPr>
+              <w:t>主赛道</w:t>
+            </w:r>
+          </w:p>
+        </w:tc>
+        <w:tc>
+          <w:tcPr>
+            <w:tcW w:type="dxa" w:w="2232"/>
+            <w:vAlign w:val="center"/>
+            <w:tcMar>
+              <w:top w:w="90" w:type="dxa"/>
+              <w:start w:w="120" w:type="dxa"/>
+              <w:bottom w:w="90" w:type="dxa"/>
+              <w:end w:w="120" w:type="dxa"/>
+            </w:tcMar>
+          </w:tcPr>
+          <w:p>
+            <w:r>
+              <w:rPr>
+                <w:rFonts w:ascii="Calibri" w:hAnsi="Calibri" w:eastAsia="Microsoft YaHei"/>
+                <w:sz w:val="18"/>
+              </w:rPr>
+              <w:t>产供销协同与跨装置负荷联动</w:t>
+            </w:r>
+          </w:p>
+        </w:tc>
+        <w:tc>
+          <w:tcPr>
+            <w:tcW w:type="dxa" w:w="3672"/>
+            <w:vAlign w:val="center"/>
+            <w:tcMar>
+              <w:top w:w="90" w:type="dxa"/>
+              <w:start w:w="120" w:type="dxa"/>
+              <w:bottom w:w="90" w:type="dxa"/>
+              <w:end w:w="120" w:type="dxa"/>
+            </w:tcMar>
+          </w:tcPr>
+          <w:p>
+            <w:r>
+              <w:rPr>
+                <w:rFonts w:ascii="Calibri" w:hAnsi="Calibri" w:eastAsia="Microsoft YaHei"/>
+                <w:sz w:val="18"/>
+              </w:rPr>
+              <w:t>告诉调度员现在该保谁、降谁、停谁、是否外采、风险在哪里。</w:t>
+            </w:r>
+          </w:p>
+        </w:tc>
+        <w:tc>
+          <w:tcPr>
+            <w:tcW w:type="dxa" w:w="2016"/>
+            <w:vAlign w:val="center"/>
+            <w:tcMar>
+              <w:top w:w="90" w:type="dxa"/>
+              <w:start w:w="120" w:type="dxa"/>
+              <w:bottom w:w="90" w:type="dxa"/>
+              <w:end w:w="120" w:type="dxa"/>
+            </w:tcMar>
+          </w:tcPr>
+          <w:p>
+            <w:r>
+              <w:rPr>
+                <w:rFonts w:ascii="Calibri" w:hAnsi="Calibri" w:eastAsia="Microsoft YaHei"/>
+                <w:sz w:val="18"/>
+              </w:rPr>
+              <w:t>液氨去向重分配、硝酸/尿素/纯碱/复合肥/外售贡献排序。</w:t>
+            </w:r>
+          </w:p>
+        </w:tc>
+      </w:tr>
+      <w:tr>
+        <w:tc>
+          <w:tcPr>
+            <w:tcW w:type="dxa" w:w="1296"/>
+            <w:vAlign w:val="center"/>
+            <w:tcMar>
+              <w:top w:w="90" w:type="dxa"/>
+              <w:start w:w="120" w:type="dxa"/>
+              <w:bottom w:w="90" w:type="dxa"/>
+              <w:end w:w="120" w:type="dxa"/>
+            </w:tcMar>
+          </w:tcPr>
+          <w:p>
+            <w:r>
+              <w:rPr>
+                <w:rFonts w:ascii="Calibri" w:hAnsi="Calibri" w:eastAsia="Microsoft YaHei"/>
+                <w:sz w:val="18"/>
+              </w:rPr>
+              <w:t>第二赛道</w:t>
+            </w:r>
+          </w:p>
+        </w:tc>
+        <w:tc>
+          <w:tcPr>
+            <w:tcW w:type="dxa" w:w="2232"/>
+            <w:vAlign w:val="center"/>
+            <w:tcMar>
+              <w:top w:w="90" w:type="dxa"/>
+              <w:start w:w="120" w:type="dxa"/>
+              <w:bottom w:w="90" w:type="dxa"/>
+              <w:end w:w="120" w:type="dxa"/>
+            </w:tcMar>
+          </w:tcPr>
+          <w:p>
+            <w:r>
+              <w:rPr>
+                <w:rFonts w:ascii="Calibri" w:hAnsi="Calibri" w:eastAsia="Microsoft YaHei"/>
+                <w:sz w:val="18"/>
+              </w:rPr>
+              <w:t>稳定生产下的波动吸收与提前预警</w:t>
+            </w:r>
+          </w:p>
+        </w:tc>
+        <w:tc>
+          <w:tcPr>
+            <w:tcW w:type="dxa" w:w="3672"/>
+            <w:vAlign w:val="center"/>
+            <w:tcMar>
+              <w:top w:w="90" w:type="dxa"/>
+              <w:start w:w="120" w:type="dxa"/>
+              <w:bottom w:w="90" w:type="dxa"/>
+              <w:end w:w="120" w:type="dxa"/>
+            </w:tcMar>
+          </w:tcPr>
+          <w:p>
+            <w:r>
+              <w:rPr>
+                <w:rFonts w:ascii="Calibri" w:hAnsi="Calibri" w:eastAsia="Microsoft YaHei"/>
+                <w:sz w:val="18"/>
+              </w:rPr>
+              <w:t>给出跨装置负荷节奏，目标不是最大产量，而是平稳、经济、安全运行。</w:t>
+            </w:r>
+          </w:p>
+        </w:tc>
+        <w:tc>
+          <w:tcPr>
+            <w:tcW w:type="dxa" w:w="2016"/>
+            <w:vAlign w:val="center"/>
+            <w:tcMar>
+              <w:top w:w="90" w:type="dxa"/>
+              <w:start w:w="120" w:type="dxa"/>
+              <w:bottom w:w="90" w:type="dxa"/>
+              <w:end w:w="120" w:type="dxa"/>
+            </w:tcMar>
+          </w:tcPr>
+          <w:p>
+            <w:r>
+              <w:rPr>
+                <w:rFonts w:ascii="Calibri" w:hAnsi="Calibri" w:eastAsia="Microsoft YaHei"/>
+                <w:sz w:val="18"/>
+              </w:rPr>
+              <w:t>下游降负荷后合成氨负荷、液氨库存、公辅能源的联动节奏。</w:t>
+            </w:r>
+          </w:p>
+        </w:tc>
+      </w:tr>
+      <w:tr>
+        <w:tc>
+          <w:tcPr>
+            <w:tcW w:type="dxa" w:w="1296"/>
+            <w:vAlign w:val="center"/>
+            <w:tcMar>
+              <w:top w:w="90" w:type="dxa"/>
+              <w:start w:w="120" w:type="dxa"/>
+              <w:bottom w:w="90" w:type="dxa"/>
+              <w:end w:w="120" w:type="dxa"/>
+            </w:tcMar>
+          </w:tcPr>
+          <w:p>
+            <w:r>
+              <w:rPr>
+                <w:rFonts w:ascii="Calibri" w:hAnsi="Calibri" w:eastAsia="Microsoft YaHei"/>
+                <w:sz w:val="18"/>
+              </w:rPr>
+              <w:t>第三优先级</w:t>
+            </w:r>
+          </w:p>
+        </w:tc>
+        <w:tc>
+          <w:tcPr>
+            <w:tcW w:type="dxa" w:w="2232"/>
+            <w:vAlign w:val="center"/>
+            <w:tcMar>
+              <w:top w:w="90" w:type="dxa"/>
+              <w:start w:w="120" w:type="dxa"/>
+              <w:bottom w:w="90" w:type="dxa"/>
+              <w:end w:w="120" w:type="dxa"/>
+            </w:tcMar>
+          </w:tcPr>
+          <w:p>
+            <w:r>
+              <w:rPr>
+                <w:rFonts w:ascii="Calibri" w:hAnsi="Calibri" w:eastAsia="Microsoft YaHei"/>
+                <w:sz w:val="18"/>
+              </w:rPr>
+              <w:t>关键设备弱信号预警</w:t>
+            </w:r>
+          </w:p>
+        </w:tc>
+        <w:tc>
+          <w:tcPr>
+            <w:tcW w:type="dxa" w:w="3672"/>
+            <w:vAlign w:val="center"/>
+            <w:tcMar>
+              <w:top w:w="90" w:type="dxa"/>
+              <w:start w:w="120" w:type="dxa"/>
+              <w:bottom w:w="90" w:type="dxa"/>
+              <w:end w:w="120" w:type="dxa"/>
+            </w:tcMar>
+          </w:tcPr>
+          <w:p>
+            <w:r>
+              <w:rPr>
+                <w:rFonts w:ascii="Calibri" w:hAnsi="Calibri" w:eastAsia="Microsoft YaHei"/>
+                <w:sz w:val="18"/>
+              </w:rPr>
+              <w:t>给新操作工黄灯提醒：哪里在变、可能坏到什么程度、先查什么、通知谁。</w:t>
+            </w:r>
+          </w:p>
+        </w:tc>
+        <w:tc>
+          <w:tcPr>
+            <w:tcW w:type="dxa" w:w="2016"/>
+            <w:vAlign w:val="center"/>
+            <w:tcMar>
+              <w:top w:w="90" w:type="dxa"/>
+              <w:start w:w="120" w:type="dxa"/>
+              <w:bottom w:w="90" w:type="dxa"/>
+              <w:end w:w="120" w:type="dxa"/>
+            </w:tcMar>
+          </w:tcPr>
+          <w:p>
+            <w:r>
+              <w:rPr>
+                <w:rFonts w:ascii="Calibri" w:hAnsi="Calibri" w:eastAsia="Microsoft YaHei"/>
+                <w:sz w:val="18"/>
+              </w:rPr>
+              <w:t>压缩机健康下降、喘振裕度变化、床层温升异常的趋势提示。</w:t>
+            </w:r>
+          </w:p>
+        </w:tc>
+      </w:tr>
+      <w:tr>
+        <w:tc>
+          <w:tcPr>
+            <w:tcW w:type="dxa" w:w="1296"/>
+            <w:vAlign w:val="center"/>
+            <w:tcMar>
+              <w:top w:w="90" w:type="dxa"/>
+              <w:start w:w="120" w:type="dxa"/>
+              <w:bottom w:w="90" w:type="dxa"/>
+              <w:end w:w="120" w:type="dxa"/>
+            </w:tcMar>
+          </w:tcPr>
+          <w:p>
+            <w:r>
+              <w:rPr>
+                <w:rFonts w:ascii="Calibri" w:hAnsi="Calibri" w:eastAsia="Microsoft YaHei"/>
+                <w:sz w:val="18"/>
+              </w:rPr>
+              <w:t>支撑底座</w:t>
+            </w:r>
+          </w:p>
+        </w:tc>
+        <w:tc>
+          <w:tcPr>
+            <w:tcW w:type="dxa" w:w="2232"/>
+            <w:vAlign w:val="center"/>
+            <w:tcMar>
+              <w:top w:w="90" w:type="dxa"/>
+              <w:start w:w="120" w:type="dxa"/>
+              <w:bottom w:w="90" w:type="dxa"/>
+              <w:end w:w="120" w:type="dxa"/>
+            </w:tcMar>
+          </w:tcPr>
+          <w:p>
+            <w:r>
+              <w:rPr>
+                <w:rFonts w:ascii="Calibri" w:hAnsi="Calibri" w:eastAsia="Microsoft YaHei"/>
+                <w:sz w:val="18"/>
+              </w:rPr>
+              <w:t>经验沉淀与新人快速成长</w:t>
+            </w:r>
+          </w:p>
+        </w:tc>
+        <w:tc>
+          <w:tcPr>
+            <w:tcW w:type="dxa" w:w="3672"/>
+            <w:vAlign w:val="center"/>
+            <w:tcMar>
+              <w:top w:w="90" w:type="dxa"/>
+              <w:start w:w="120" w:type="dxa"/>
+              <w:bottom w:w="90" w:type="dxa"/>
+              <w:end w:w="120" w:type="dxa"/>
+            </w:tcMar>
+          </w:tcPr>
+          <w:p>
+            <w:r>
+              <w:rPr>
+                <w:rFonts w:ascii="Calibri" w:hAnsi="Calibri" w:eastAsia="Microsoft YaHei"/>
+                <w:sz w:val="18"/>
+              </w:rPr>
+              <w:t>把判断过程拆成案例、规则、问答和仿真训练样本。</w:t>
+            </w:r>
+          </w:p>
+        </w:tc>
+        <w:tc>
+          <w:tcPr>
+            <w:tcW w:type="dxa" w:w="2016"/>
+            <w:vAlign w:val="center"/>
+            <w:tcMar>
+              <w:top w:w="90" w:type="dxa"/>
+              <w:start w:w="120" w:type="dxa"/>
+              <w:bottom w:w="90" w:type="dxa"/>
+              <w:end w:w="120" w:type="dxa"/>
+            </w:tcMar>
+          </w:tcPr>
+          <w:p>
+            <w:r>
+              <w:rPr>
+                <w:rFonts w:ascii="Calibri" w:hAnsi="Calibri" w:eastAsia="Microsoft YaHei"/>
+                <w:sz w:val="18"/>
+              </w:rPr>
+              <w:t>飞书Base复盘库、Aily问答、新人场景训练清单。</w:t>
+            </w:r>
+          </w:p>
+        </w:tc>
+      </w:tr>
+    </w:tbl>
     <w:p>
       <w:pPr>
         <w:pStyle w:val="Heading1"/>
@@ -498,6 +951,136 @@
                 <w:b/>
               </w:rPr>
               <w:t>不同于常规方案之处</w:t>
+            </w:r>
+          </w:p>
+        </w:tc>
+      </w:tr>
+      <w:tr>
+        <w:tc>
+          <w:tcPr>
+            <w:tcW w:type="dxa" w:w="1584"/>
+            <w:vAlign w:val="center"/>
+            <w:tcMar>
+              <w:top w:w="90" w:type="dxa"/>
+              <w:start w:w="120" w:type="dxa"/>
+              <w:bottom w:w="90" w:type="dxa"/>
+              <w:end w:w="120" w:type="dxa"/>
+            </w:tcMar>
+          </w:tcPr>
+          <w:p>
+            <w:r>
+              <w:rPr>
+                <w:rFonts w:ascii="Calibri" w:hAnsi="Calibri" w:eastAsia="Microsoft YaHei"/>
+                <w:sz w:val="18"/>
+              </w:rPr>
+              <w:t>产供销主赛道</w:t>
+            </w:r>
+          </w:p>
+        </w:tc>
+        <w:tc>
+          <w:tcPr>
+            <w:tcW w:type="dxa" w:w="3384"/>
+            <w:vAlign w:val="center"/>
+            <w:tcMar>
+              <w:top w:w="90" w:type="dxa"/>
+              <w:start w:w="120" w:type="dxa"/>
+              <w:bottom w:w="90" w:type="dxa"/>
+              <w:end w:w="120" w:type="dxa"/>
+            </w:tcMar>
+          </w:tcPr>
+          <w:p>
+            <w:r>
+              <w:rPr>
+                <w:rFonts w:ascii="Calibri" w:hAnsi="Calibri" w:eastAsia="Microsoft YaHei"/>
+                <w:sz w:val="18"/>
+              </w:rPr>
+              <w:t>液氨去向、下游需求、价格行情、边际贡献、装置负荷联动</w:t>
+            </w:r>
+          </w:p>
+        </w:tc>
+        <w:tc>
+          <w:tcPr>
+            <w:tcW w:type="dxa" w:w="4248"/>
+            <w:vAlign w:val="center"/>
+            <w:tcMar>
+              <w:top w:w="90" w:type="dxa"/>
+              <w:start w:w="120" w:type="dxa"/>
+              <w:bottom w:w="90" w:type="dxa"/>
+              <w:end w:w="120" w:type="dxa"/>
+            </w:tcMar>
+          </w:tcPr>
+          <w:p>
+            <w:r>
+              <w:rPr>
+                <w:rFonts w:ascii="Calibri" w:hAnsi="Calibri" w:eastAsia="Microsoft YaHei"/>
+                <w:sz w:val="18"/>
+              </w:rPr>
+              <w:t>把企业最紧迫的全线平衡放在第一位。</w:t>
+            </w:r>
+          </w:p>
+        </w:tc>
+      </w:tr>
+      <w:tr>
+        <w:tc>
+          <w:tcPr>
+            <w:tcW w:type="dxa" w:w="1584"/>
+            <w:vAlign w:val="center"/>
+            <w:tcMar>
+              <w:top w:w="90" w:type="dxa"/>
+              <w:start w:w="120" w:type="dxa"/>
+              <w:bottom w:w="90" w:type="dxa"/>
+              <w:end w:w="120" w:type="dxa"/>
+            </w:tcMar>
+          </w:tcPr>
+          <w:p>
+            <w:r>
+              <w:rPr>
+                <w:rFonts w:ascii="Calibri" w:hAnsi="Calibri" w:eastAsia="Microsoft YaHei"/>
+                <w:sz w:val="18"/>
+              </w:rPr>
+              <w:t>稳产第二赛道</w:t>
+            </w:r>
+          </w:p>
+        </w:tc>
+        <w:tc>
+          <w:tcPr>
+            <w:tcW w:type="dxa" w:w="3384"/>
+            <w:vAlign w:val="center"/>
+            <w:tcMar>
+              <w:top w:w="90" w:type="dxa"/>
+              <w:start w:w="120" w:type="dxa"/>
+              <w:bottom w:w="90" w:type="dxa"/>
+              <w:end w:w="120" w:type="dxa"/>
+            </w:tcMar>
+          </w:tcPr>
+          <w:p>
+            <w:r>
+              <w:rPr>
+                <w:rFonts w:ascii="Calibri" w:hAnsi="Calibri" w:eastAsia="Microsoft YaHei"/>
+                <w:sz w:val="18"/>
+              </w:rPr>
+              <w:t>需求波动、能源窗口、公辅约束、库存变化的吸收</w:t>
+            </w:r>
+          </w:p>
+        </w:tc>
+        <w:tc>
+          <w:tcPr>
+            <w:tcW w:type="dxa" w:w="4248"/>
+            <w:vAlign w:val="center"/>
+            <w:tcMar>
+              <w:top w:w="90" w:type="dxa"/>
+              <w:start w:w="120" w:type="dxa"/>
+              <w:bottom w:w="90" w:type="dxa"/>
+              <w:end w:w="120" w:type="dxa"/>
+            </w:tcMar>
+          </w:tcPr>
+          <w:p>
+            <w:r>
+              <w:rPr>
+                <w:rFonts w:ascii="Calibri" w:hAnsi="Calibri" w:eastAsia="Microsoft YaHei"/>
+                <w:sz w:val="18"/>
+              </w:rPr>
+              <w:t>目标不是最大产量，而是平稳、经济、安全运行。</w:t>
             </w:r>
           </w:p>
         </w:tc>

--- a/提交材料/06_决赛完整方案文档.docx
+++ b/提交材料/06_决赛完整方案文档.docx
@@ -372,7 +372,7 @@
         <w:rPr>
           <w:rFonts w:ascii="Calibri" w:hAnsi="Calibri" w:eastAsia="Microsoft YaHei"/>
         </w:rPr>
-        <w:t>本方案已形成可本地打开的调控师工作台、数据模型、架构文档、飞书协同设计、操作手册、参考文献与决赛补充材料。平台主界面不平均展示所有能力，而是按决赛优先级组织：主赛道产供销协同与跨装置负荷联动，第二赛道稳定生产波动吸收，第三优先级设备弱信号预警，支撑底座经验沉淀与新人快速成长。</w:t>
+        <w:t>本方案已形成可本地打开的调控师工作台、数据模型、架构文档、飞书协同设计、操作手册和参考文献。平台以产供销协同与跨装置负荷联动为主线，以稳定生产波动吸收和设备弱信号提示为支撑，并用班次复盘沉淀调度经验。</w:t>
       </w:r>
     </w:p>
     <w:p>
@@ -421,7 +421,7 @@
         <w:pStyle w:val="Heading2"/>
       </w:pPr>
       <w:r>
-        <w:t>三（一）决赛优先级</w:t>
+        <w:t>三（一）业务优先级</w:t>
       </w:r>
     </w:p>
     <w:tbl>
@@ -1103,7 +1103,7 @@
                 <w:rFonts w:ascii="Calibri" w:hAnsi="Calibri" w:eastAsia="Microsoft YaHei"/>
                 <w:sz w:val="18"/>
               </w:rPr>
-              <w:t>可信模型</w:t>
+              <w:t>约束与候选模型</w:t>
             </w:r>
           </w:p>
         </w:tc>
@@ -1124,7 +1124,7 @@
                 <w:rFonts w:ascii="Calibri" w:hAnsi="Calibri" w:eastAsia="Microsoft YaHei"/>
                 <w:sz w:val="18"/>
               </w:rPr>
-              <w:t>机理约束、PINN校准、APC/RTO接口、MPC建议</w:t>
+              <w:t>机理硬约束、APC/RTO接口、MPC建议；PINN仅作待验证校准候选</w:t>
             </w:r>
           </w:p>
         </w:tc>
@@ -1145,7 +1145,7 @@
                 <w:rFonts w:ascii="Calibri" w:hAnsi="Calibri" w:eastAsia="Microsoft YaHei"/>
                 <w:sz w:val="18"/>
               </w:rPr>
-              <w:t>不只喊大模型，先保证合成氨现场可执行。</w:t>
+              <w:t>先证明边界、适用域与退出条件，再进入影子计算。</w:t>
             </w:r>
           </w:p>
         </w:tc>
@@ -1730,7 +1730,7 @@
         <w:rPr>
           <w:rFonts w:ascii="Calibri" w:hAnsi="Calibri" w:eastAsia="Microsoft YaHei"/>
         </w:rPr>
-        <w:t>产供销协同的核心不是简单比较售价与完全成本。某些下游产品在短期行情下行时，售价可能低于完全成本，但只要能覆盖变动成本并贡献部分折旧、固定人工、公辅摊销或战略订单价值，企业仍可能选择继续生产。平台因此采用“边际贡献+固定成本吸收+机会成本+停开成本”的综合口径，避免把复杂经营取舍简化成单一利润开关。</w:t>
+        <w:t>产供销协同的核心不是简单比较售价与完全成本。平台采用可复算的增量口径：产品净收入减非氨变动成本、包装物流、液氨机会成本和启停摊销，再加可核验的违约避免额。折旧和固定人工等固定成本吸收只作管理解释，不与增量贡献重复相加。</w:t>
       </w:r>
     </w:p>
     <w:tbl>
@@ -1915,7 +1915,7 @@
                 <w:rFonts w:ascii="Calibri" w:hAnsi="Calibri" w:eastAsia="Microsoft YaHei"/>
                 <w:sz w:val="18"/>
               </w:rPr>
-              <w:t>连续生产可带走折旧、固定人工和部分公辅费用，即使完全成本口径暂时亏损也可能有价值。</w:t>
+              <w:t>连续生产可能覆盖折旧、固定人工和装置维持费用。</w:t>
             </w:r>
           </w:p>
         </w:tc>
@@ -1936,7 +1936,7 @@
                 <w:rFonts w:ascii="Calibri" w:hAnsi="Calibri" w:eastAsia="Microsoft YaHei"/>
                 <w:sz w:val="18"/>
               </w:rPr>
-              <w:t>解释“售价低于完全成本仍生产”的合理性。</w:t>
+              <w:t>单列解释，不计入增量贡献；是否继续生产仍由安全、连续与机会成本共同决定。</w:t>
             </w:r>
           </w:p>
         </w:tc>
@@ -2327,7 +2327,7 @@
                 <w:rFonts w:ascii="Calibri" w:hAnsi="Calibri" w:eastAsia="Microsoft YaHei"/>
                 <w:sz w:val="18"/>
               </w:rPr>
-              <w:t>确需中断时，不是简单停哪套装置，而是比较停空分、停合成气轮机、停下游装置的总损失。</w:t>
+              <w:t>确需中断时，不是简单停哪套装置，而是比较空分、合成气轮机驱动系统和下游装置的总损失。</w:t>
             </w:r>
           </w:p>
         </w:tc>
@@ -2348,7 +2348,7 @@
                 <w:rFonts w:ascii="Calibri" w:hAnsi="Calibri" w:eastAsia="Microsoft YaHei"/>
                 <w:sz w:val="18"/>
               </w:rPr>
-              <w:t>把重启时间、废料、影响范围和专家规则纳入排序；同类已验证场景可优先保气轮机驱动关键系统，停空分需审批确认。</w:t>
+              <w:t>把重启时间、废料和影响范围纳入排序；口述案例不固化为通用规则，最终由班长、调度主管和相关专业会签。</w:t>
             </w:r>
           </w:p>
         </w:tc>
@@ -2771,7 +2771,7 @@
         <w:rPr>
           <w:rFonts w:ascii="Calibri" w:hAnsi="Calibri" w:eastAsia="Microsoft YaHei"/>
         </w:rPr>
-        <w:t>上述系统名称按导师口述记录，厂商及点位清单在企业试点前需由信息化、生产、设备和热电专业共同确认。</w:t>
+        <w:t>上述系统名称来自企业访谈记录，厂商及点位清单在企业试点前需由信息化、生产、设备和热电专业共同确认。</w:t>
       </w:r>
     </w:p>
     <w:p>
@@ -3487,6 +3487,10 @@
     <w:p>
       <w:pPr>
         <w:pStyle w:val="ListNumber"/>
+        <w:numPr>
+          <w:ilvl w:val="0"/>
+          <w:numId w:val="10"/>
+        </w:numPr>
       </w:pPr>
       <w:r>
         <w:rPr>
@@ -3498,6 +3502,10 @@
     <w:p>
       <w:pPr>
         <w:pStyle w:val="ListNumber"/>
+        <w:numPr>
+          <w:ilvl w:val="0"/>
+          <w:numId w:val="10"/>
+        </w:numPr>
       </w:pPr>
       <w:r>
         <w:rPr>
@@ -3509,6 +3517,10 @@
     <w:p>
       <w:pPr>
         <w:pStyle w:val="ListNumber"/>
+        <w:numPr>
+          <w:ilvl w:val="0"/>
+          <w:numId w:val="10"/>
+        </w:numPr>
       </w:pPr>
       <w:r>
         <w:rPr>
@@ -3538,7 +3550,7 @@
         <w:rPr>
           <w:rFonts w:ascii="Calibri" w:hAnsi="Calibri" w:eastAsia="Microsoft YaHei"/>
         </w:rPr>
-        <w:t>演示流程控制在3-5分钟：先切换稳氨、保供、护机、错峰四个场景；再拖动订单、能源、设备健康和库存滑块；随后展示APC/RTO对接、机理/PINN可信模型、飞书卡片/审批/多维表格复盘和知识库自迭代。</w:t>
+        <w:t>演示流程控制在3-5分钟：先展示当班建议、有效期和24小时液氨平衡；再进入产供销页逐项复算贡献账；随后演示弱信号证据、审批状态机、飞书真实验收任务与Base复盘链路。滑块只用于场景回放，不代表企业实时数据。</w:t>
       </w:r>
     </w:p>
     <w:p>
@@ -3579,7 +3591,7 @@
         <w:rPr>
           <w:rFonts w:ascii="Calibri" w:hAnsi="Calibri" w:eastAsia="Microsoft YaHei"/>
         </w:rPr>
-        <w:t>首轮优势是结构化闭环和落地路径；决赛版进一步补上控制体系对接、模型可信度和飞书组织协同。</w:t>
+        <w:t>交付状态按已验证、原型和待企业联调三类标识，避免把设计能力写成已经上线。</w:t>
       </w:r>
     </w:p>
     <w:p>
@@ -3952,6 +3964,12 @@
   </w:num>
   <w:num w:numId="9">
     <w:abstractNumId w:val="0"/>
+  </w:num>
+  <w:num w:numId="10">
+    <w:abstractNumId w:val="7"/>
+    <w:lvlOverride w:ilvl="0">
+      <w:startOverride w:val="1"/>
+    </w:lvlOverride>
   </w:num>
 </w:numbering>
 </file>

--- a/提交材料/06_决赛完整方案文档.docx
+++ b/提交材料/06_决赛完整方案文档.docx
@@ -265,7 +265,7 @@
                 <w:rFonts w:ascii="Calibri" w:hAnsi="Calibri" w:eastAsia="Microsoft YaHei"/>
                 <w:sz w:val="18"/>
               </w:rPr>
-              <w:t>在不触碰DCS/SIS底层控制的前提下，打通MES、IoT、DCS、APC、压机、热电和经营数据，围绕液氨去向、下游需求、市场价格、能源波动和装置负荷，告诉调度员保谁、降谁、停谁、是否外采、风险在哪里。</w:t>
+              <w:t>汇总订单、库存、生产历史、公用工程、设备和经营数据，在安全与连续生产约束下生成液氨分配、装置负荷、外采安排和停运评估建议，并通过飞书完成确认、跟踪和复盘。</w:t>
             </w:r>
           </w:p>
         </w:tc>
@@ -353,7 +353,7 @@
                 <w:rFonts w:ascii="Calibri" w:hAnsi="Calibri" w:eastAsia="Microsoft YaHei"/>
                 <w:sz w:val="18"/>
               </w:rPr>
-              <w:t>飞书互动卡片、审批、多维表格、Aily问答入口、事件回调、班后复盘知识沉淀。</w:t>
+              <w:t>已验证飞书Task v2与多维表格样例；互动卡片和审批为原型；飞书智能问答与事件回传待授权。</w:t>
             </w:r>
           </w:p>
         </w:tc>
@@ -372,7 +372,7 @@
         <w:rPr>
           <w:rFonts w:ascii="Calibri" w:hAnsi="Calibri" w:eastAsia="Microsoft YaHei"/>
         </w:rPr>
-        <w:t>本方案已形成可本地打开的调控师工作台、数据模型、架构文档、飞书协同设计、操作手册和参考文献。平台以产供销协同与跨装置负荷联动为主线，以稳定生产波动吸收和设备弱信号提示为支撑，并用班次复盘沉淀调度经验。</w:t>
+        <w:t>本方案已形成可本地打开的调控师工作台、样例数据、架构文档、飞书协同说明、操作手册和参考资料。工作台首先处理产供销协同，再辅助跨装置波动协调和设备趋势异常核对，班后记录经审核后进入案例库。</w:t>
       </w:r>
     </w:p>
     <w:p>
@@ -402,7 +402,7 @@
         <w:rPr>
           <w:rFonts w:ascii="Calibri" w:hAnsi="Calibri" w:eastAsia="Microsoft YaHei"/>
         </w:rPr>
-        <w:t>稳定生产波动吸收难：下游需求、供应工程限制或能源窗口变化时，DCS能管局部回路，但难以自动完成跨装置生产策略联动。</w:t>
+        <w:t>跨装置协调难：下游需求、公用工程或能源条件变化时，DCS负责局部回路和联锁，班组仍需判断不同装置的负荷调整顺序。</w:t>
       </w:r>
     </w:p>
     <w:p>
@@ -542,7 +542,7 @@
                 <w:rFonts w:ascii="Calibri" w:hAnsi="Calibri" w:eastAsia="Microsoft YaHei"/>
                 <w:sz w:val="18"/>
               </w:rPr>
-              <w:t>主赛道</w:t>
+              <w:t>核心业务</w:t>
             </w:r>
           </w:p>
         </w:tc>
@@ -584,7 +584,7 @@
                 <w:rFonts w:ascii="Calibri" w:hAnsi="Calibri" w:eastAsia="Microsoft YaHei"/>
                 <w:sz w:val="18"/>
               </w:rPr>
-              <w:t>告诉调度员现在该保谁、降谁、停谁、是否外采、风险在哪里。</w:t>
+              <w:t>给出液氨分配、装置负荷、外采安排和停运评估建议。</w:t>
             </w:r>
           </w:p>
         </w:tc>
@@ -605,7 +605,7 @@
                 <w:rFonts w:ascii="Calibri" w:hAnsi="Calibri" w:eastAsia="Microsoft YaHei"/>
                 <w:sz w:val="18"/>
               </w:rPr>
-              <w:t>液氨去向重分配、硝酸/尿素/纯碱/复合肥/外售贡献排序。</w:t>
+              <w:t>液氨去向重分配及硝酸、尿素、纯碱、复合肥、外售的相对外售分配贡献排序。</w:t>
             </w:r>
           </w:p>
         </w:tc>
@@ -628,7 +628,7 @@
                 <w:rFonts w:ascii="Calibri" w:hAnsi="Calibri" w:eastAsia="Microsoft YaHei"/>
                 <w:sz w:val="18"/>
               </w:rPr>
-              <w:t>第二赛道</w:t>
+              <w:t>稳产辅助</w:t>
             </w:r>
           </w:p>
         </w:tc>
@@ -649,7 +649,7 @@
                 <w:rFonts w:ascii="Calibri" w:hAnsi="Calibri" w:eastAsia="Microsoft YaHei"/>
                 <w:sz w:val="18"/>
               </w:rPr>
-              <w:t>稳定生产下的波动吸收与提前预警</w:t>
+              <w:t>跨装置波动协调</w:t>
             </w:r>
           </w:p>
         </w:tc>
@@ -670,7 +670,7 @@
                 <w:rFonts w:ascii="Calibri" w:hAnsi="Calibri" w:eastAsia="Microsoft YaHei"/>
                 <w:sz w:val="18"/>
               </w:rPr>
-              <w:t>给出跨装置负荷节奏，目标不是最大产量，而是平稳、经济、安全运行。</w:t>
+              <w:t>给出跨装置负荷调整顺序，并列出保持连续生产所需的边界。</w:t>
             </w:r>
           </w:p>
         </w:tc>
@@ -691,7 +691,7 @@
                 <w:rFonts w:ascii="Calibri" w:hAnsi="Calibri" w:eastAsia="Microsoft YaHei"/>
                 <w:sz w:val="18"/>
               </w:rPr>
-              <w:t>下游降负荷后合成氨负荷、液氨库存、公辅能源的联动节奏。</w:t>
+              <w:t>下游降负荷后合成氨负荷、液氨库存和公用工程的联动节奏。</w:t>
             </w:r>
           </w:p>
         </w:tc>
@@ -714,7 +714,7 @@
                 <w:rFonts w:ascii="Calibri" w:hAnsi="Calibri" w:eastAsia="Microsoft YaHei"/>
                 <w:sz w:val="18"/>
               </w:rPr>
-              <w:t>第三优先级</w:t>
+              <w:t>设备辅助</w:t>
             </w:r>
           </w:p>
         </w:tc>
@@ -735,7 +735,7 @@
                 <w:rFonts w:ascii="Calibri" w:hAnsi="Calibri" w:eastAsia="Microsoft YaHei"/>
                 <w:sz w:val="18"/>
               </w:rPr>
-              <w:t>关键设备弱信号预警</w:t>
+              <w:t>关键设备趋势异常提示</w:t>
             </w:r>
           </w:p>
         </w:tc>
@@ -756,7 +756,7 @@
                 <w:rFonts w:ascii="Calibri" w:hAnsi="Calibri" w:eastAsia="Microsoft YaHei"/>
                 <w:sz w:val="18"/>
               </w:rPr>
-              <w:t>给新操作工黄灯提醒：哪里在变、可能坏到什么程度、先查什么、通知谁。</w:t>
+              <w:t>显示偏离变量、持续时间、核对点位、检查步骤和通知专业。</w:t>
             </w:r>
           </w:p>
         </w:tc>
@@ -777,7 +777,7 @@
                 <w:rFonts w:ascii="Calibri" w:hAnsi="Calibri" w:eastAsia="Microsoft YaHei"/>
                 <w:sz w:val="18"/>
               </w:rPr>
-              <w:t>压缩机健康下降、喘振裕度变化、床层温升异常的趋势提示。</w:t>
+              <w:t>振动、轴位移、防喘振裕度、轴承温度和床层温升的趋势证据。</w:t>
             </w:r>
           </w:p>
         </w:tc>
@@ -800,7 +800,7 @@
                 <w:rFonts w:ascii="Calibri" w:hAnsi="Calibri" w:eastAsia="Microsoft YaHei"/>
                 <w:sz w:val="18"/>
               </w:rPr>
-              <w:t>支撑底座</w:t>
+              <w:t>经验管理</w:t>
             </w:r>
           </w:p>
         </w:tc>
@@ -821,7 +821,7 @@
                 <w:rFonts w:ascii="Calibri" w:hAnsi="Calibri" w:eastAsia="Microsoft YaHei"/>
                 <w:sz w:val="18"/>
               </w:rPr>
-              <w:t>经验沉淀与新人快速成长</w:t>
+              <w:t>经审核的调度案例与规则</w:t>
             </w:r>
           </w:p>
         </w:tc>
@@ -842,7 +842,7 @@
                 <w:rFonts w:ascii="Calibri" w:hAnsi="Calibri" w:eastAsia="Microsoft YaHei"/>
                 <w:sz w:val="18"/>
               </w:rPr>
-              <w:t>把判断过程拆成案例、规则、问答和仿真训练样本。</w:t>
+              <w:t>按场景记录事实、判断、执行结果和适用条件，经专业人员审核后复用。</w:t>
             </w:r>
           </w:p>
         </w:tc>
@@ -863,7 +863,7 @@
                 <w:rFonts w:ascii="Calibri" w:hAnsi="Calibri" w:eastAsia="Microsoft YaHei"/>
                 <w:sz w:val="18"/>
               </w:rPr>
-              <w:t>飞书Base复盘库、Aily问答、新人场景训练清单。</w:t>
+              <w:t>飞书多维表格复盘库、智能问答和新人场景训练清单。</w:t>
             </w:r>
           </w:p>
         </w:tc>
@@ -973,7 +973,7 @@
                 <w:rFonts w:ascii="Calibri" w:hAnsi="Calibri" w:eastAsia="Microsoft YaHei"/>
                 <w:sz w:val="18"/>
               </w:rPr>
-              <w:t>产供销主赛道</w:t>
+              <w:t>产供销协同</w:t>
             </w:r>
           </w:p>
         </w:tc>
@@ -994,7 +994,7 @@
                 <w:rFonts w:ascii="Calibri" w:hAnsi="Calibri" w:eastAsia="Microsoft YaHei"/>
                 <w:sz w:val="18"/>
               </w:rPr>
-              <w:t>液氨去向、下游需求、价格行情、边际贡献、装置负荷联动</w:t>
+              <w:t>液氨去向、下游需求、价格、公用工程和装置负荷</w:t>
             </w:r>
           </w:p>
         </w:tc>
@@ -1015,7 +1015,7 @@
                 <w:rFonts w:ascii="Calibri" w:hAnsi="Calibri" w:eastAsia="Microsoft YaHei"/>
                 <w:sz w:val="18"/>
               </w:rPr>
-              <w:t>把企业最紧迫的全线平衡放在第一位。</w:t>
+              <w:t>用统一口径比较候选分配方案。</w:t>
             </w:r>
           </w:p>
         </w:tc>
@@ -1038,7 +1038,7 @@
                 <w:rFonts w:ascii="Calibri" w:hAnsi="Calibri" w:eastAsia="Microsoft YaHei"/>
                 <w:sz w:val="18"/>
               </w:rPr>
-              <w:t>稳产第二赛道</w:t>
+              <w:t>跨装置协调</w:t>
             </w:r>
           </w:p>
         </w:tc>
@@ -1059,7 +1059,7 @@
                 <w:rFonts w:ascii="Calibri" w:hAnsi="Calibri" w:eastAsia="Microsoft YaHei"/>
                 <w:sz w:val="18"/>
               </w:rPr>
-              <w:t>需求波动、能源窗口、公辅约束、库存变化的吸收</w:t>
+              <w:t>需求、能源、公用工程和库存变化</w:t>
             </w:r>
           </w:p>
         </w:tc>
@@ -1080,7 +1080,7 @@
                 <w:rFonts w:ascii="Calibri" w:hAnsi="Calibri" w:eastAsia="Microsoft YaHei"/>
                 <w:sz w:val="18"/>
               </w:rPr>
-              <w:t>目标不是最大产量，而是平稳、经济、安全运行。</w:t>
+              <w:t>给出负荷调整顺序和连续生产边界。</w:t>
             </w:r>
           </w:p>
         </w:tc>
@@ -1145,7 +1145,7 @@
                 <w:rFonts w:ascii="Calibri" w:hAnsi="Calibri" w:eastAsia="Microsoft YaHei"/>
                 <w:sz w:val="18"/>
               </w:rPr>
-              <w:t>先证明边界、适用域与退出条件，再进入影子计算。</w:t>
+              <w:t>先验证适用工况范围和退出条件，再进入旁路计算。</w:t>
             </w:r>
           </w:p>
         </w:tc>
@@ -1168,7 +1168,7 @@
                 <w:rFonts w:ascii="Calibri" w:hAnsi="Calibri" w:eastAsia="Microsoft YaHei"/>
                 <w:sz w:val="18"/>
               </w:rPr>
-              <w:t>调度执行</w:t>
+              <w:t>班次执行</w:t>
             </w:r>
           </w:p>
         </w:tc>
@@ -1189,7 +1189,7 @@
                 <w:rFonts w:ascii="Calibri" w:hAnsi="Calibri" w:eastAsia="Microsoft YaHei"/>
                 <w:sz w:val="18"/>
               </w:rPr>
-              <w:t>稳氨/保供/护机三案和班次事实表</w:t>
+              <w:t>调度建议、班次调度事实表和撤销条件</w:t>
             </w:r>
           </w:p>
         </w:tc>
@@ -1210,7 +1210,7 @@
                 <w:rFonts w:ascii="Calibri" w:hAnsi="Calibri" w:eastAsia="Microsoft YaHei"/>
                 <w:sz w:val="18"/>
               </w:rPr>
-              <w:t>把推荐落到班前会和MES计划口径。</w:t>
+              <w:t>将建议带入班前会、审批和MES计划摘要。</w:t>
             </w:r>
           </w:p>
         </w:tc>
@@ -1233,7 +1233,7 @@
                 <w:rFonts w:ascii="Calibri" w:hAnsi="Calibri" w:eastAsia="Microsoft YaHei"/>
                 <w:sz w:val="18"/>
               </w:rPr>
-              <w:t>全线贯通</w:t>
+              <w:t>跨系统汇总</w:t>
             </w:r>
           </w:p>
         </w:tc>
@@ -1254,7 +1254,7 @@
                 <w:rFonts w:ascii="Calibri" w:hAnsi="Calibri" w:eastAsia="Microsoft YaHei"/>
                 <w:sz w:val="18"/>
               </w:rPr>
-              <w:t>MES、IoT、DCS、APC、压机、热电和经营数据同屏编排</w:t>
+              <w:t>MES、IoT、生产历史数据库、APC、压机、热电和经营数据</w:t>
             </w:r>
           </w:p>
         </w:tc>
@@ -1275,7 +1275,7 @@
                 <w:rFonts w:ascii="Calibri" w:hAnsi="Calibri" w:eastAsia="Microsoft YaHei"/>
                 <w:sz w:val="18"/>
               </w:rPr>
-              <w:t>把调度长手工梳理系统信息的过程固化为数字调度长。</w:t>
+              <w:t>记录每个判断使用的数据来源、时间和质量状态。</w:t>
             </w:r>
           </w:p>
         </w:tc>
@@ -1298,7 +1298,7 @@
                 <w:rFonts w:ascii="Calibri" w:hAnsi="Calibri" w:eastAsia="Microsoft YaHei"/>
                 <w:sz w:val="18"/>
               </w:rPr>
-              <w:t>飞书闭环</w:t>
+              <w:t>飞书协同</w:t>
             </w:r>
           </w:p>
         </w:tc>
@@ -1319,7 +1319,7 @@
                 <w:rFonts w:ascii="Calibri" w:hAnsi="Calibri" w:eastAsia="Microsoft YaHei"/>
                 <w:sz w:val="18"/>
               </w:rPr>
-              <w:t>卡片、审批、多维表格、Aily问答、事件回调</w:t>
+              <w:t>卡片、审批、多维表格、Task v2、智能问答和事件回传</w:t>
             </w:r>
           </w:p>
         </w:tc>
@@ -1340,7 +1340,7 @@
                 <w:rFonts w:ascii="Calibri" w:hAnsi="Calibri" w:eastAsia="Microsoft YaHei"/>
                 <w:sz w:val="18"/>
               </w:rPr>
-              <w:t>让AI建议进入企业真实协同链。</w:t>
+              <w:t>按已验证、原型和待授权状态交付。</w:t>
             </w:r>
           </w:p>
         </w:tc>
@@ -1363,7 +1363,7 @@
                 <w:rFonts w:ascii="Calibri" w:hAnsi="Calibri" w:eastAsia="Microsoft YaHei"/>
                 <w:sz w:val="18"/>
               </w:rPr>
-              <w:t>知识迭代</w:t>
+              <w:t>案例审核</w:t>
             </w:r>
           </w:p>
         </w:tc>
@@ -1384,7 +1384,7 @@
                 <w:rFonts w:ascii="Calibri" w:hAnsi="Calibri" w:eastAsia="Microsoft YaHei"/>
                 <w:sz w:val="18"/>
               </w:rPr>
-              <w:t>采纳/驳回/偏差/收益归因沉淀</w:t>
+              <w:t>采纳、驳回、偏差和外部影响记录</w:t>
             </w:r>
           </w:p>
         </w:tc>
@@ -1405,7 +1405,7 @@
                 <w:rFonts w:ascii="Calibri" w:hAnsi="Calibri" w:eastAsia="Microsoft YaHei"/>
                 <w:sz w:val="18"/>
               </w:rPr>
-              <w:t>把专家否决原因也变成训练样本。</w:t>
+              <w:t>专业人员审核后再修订规则或纳入训练样本。</w:t>
             </w:r>
           </w:p>
         </w:tc>
@@ -1424,7 +1424,7 @@
         <w:rPr>
           <w:rFonts w:ascii="Calibri" w:hAnsi="Calibri" w:eastAsia="Microsoft YaHei"/>
         </w:rPr>
-        <w:t>首批覆盖合成氨、液氨库存、尿素溶液、复合肥、联碱配套和液氨外售的协同调度。价值指标采用保守口径：高优订单满足率、单位氨能耗、液氨库存占用、调度耗时、异常预警提前量和采纳方案收益归因。</w:t>
+        <w:t>首批覆盖合成氨、液氨库存、尿素溶液、复合肥、联碱配套和液氨外售的协同调度。试点观察高优订单满足率、单位氨变动成本、液氨库存占用、调度用时、设备趋势提示提前量，以及相对外售分配贡献测算值与实际结果的偏差。</w:t>
       </w:r>
     </w:p>
     <w:p>
@@ -1440,7 +1440,7 @@
         <w:rPr>
           <w:rFonts w:ascii="Calibri" w:hAnsi="Calibri" w:eastAsia="Microsoft YaHei"/>
         </w:rPr>
-        <w:t>现有系统各自有价值，但信息分散在MES、IoT、DCS、APC、压机软件、热电平台和经营数据中。实际调度依赖调度长把这些信息一条条梳理出来，再凭经验判断液氨去向、下游负荷、能源窗口、设备风险和订单优先级。平台的核心价值是把这套经验流程数字化，让一线人员看到同一张产供销联动事实表，并把老调度长的判断沉淀给新人复用。</w:t>
+        <w:t>班次调度信息分散在MES、IoT、生产历史数据库、APC、压机软件、热电平台和经营数据中。调度长需要逐项核对液氨去向、下游负荷、能源条件、设备状态和订单优先级。平台将这些信息汇入班次调度事实表，并记录判断依据、确认人和执行结果。</w:t>
       </w:r>
     </w:p>
     <w:tbl>
@@ -1474,7 +1474,7 @@
                 <w:rFonts w:ascii="Calibri" w:hAnsi="Calibri" w:eastAsia="Microsoft YaHei"/>
                 <w:b/>
               </w:rPr>
-              <w:t>痛点</w:t>
+              <w:t>现场问题</w:t>
             </w:r>
           </w:p>
         </w:tc>
@@ -1495,7 +1495,7 @@
                 <w:rFonts w:ascii="Calibri" w:hAnsi="Calibri" w:eastAsia="Microsoft YaHei"/>
                 <w:b/>
               </w:rPr>
-              <w:t>平台回应</w:t>
+              <w:t>平台处理</w:t>
             </w:r>
           </w:p>
         </w:tc>
@@ -1516,7 +1516,7 @@
                 <w:rFonts w:ascii="Calibri" w:hAnsi="Calibri" w:eastAsia="Microsoft YaHei"/>
                 <w:b/>
               </w:rPr>
-              <w:t>落地效果</w:t>
+              <w:t>试点观察项</w:t>
             </w:r>
           </w:p>
         </w:tc>
@@ -1539,7 +1539,7 @@
                 <w:rFonts w:ascii="Calibri" w:hAnsi="Calibri" w:eastAsia="Microsoft YaHei"/>
                 <w:sz w:val="18"/>
               </w:rPr>
-              <w:t>系统孤岛</w:t>
+              <w:t>信息分散</w:t>
             </w:r>
           </w:p>
         </w:tc>
@@ -1560,7 +1560,7 @@
                 <w:rFonts w:ascii="Calibri" w:hAnsi="Calibri" w:eastAsia="Microsoft YaHei"/>
                 <w:sz w:val="18"/>
               </w:rPr>
-              <w:t>汇聚MES计划、DCS/IoT过程数据、热电APC、公辅约束、压机/机组健康和市场行情。</w:t>
+              <w:t>汇总MES计划、生产历史数据、热电APC、公用工程、设备和市场信息。</w:t>
             </w:r>
           </w:p>
         </w:tc>
@@ -1581,7 +1581,7 @@
                 <w:rFonts w:ascii="Calibri" w:hAnsi="Calibri" w:eastAsia="Microsoft YaHei"/>
                 <w:sz w:val="18"/>
               </w:rPr>
-              <w:t>减少人工跨系统查数。</w:t>
+              <w:t>查数用时和口径差异数量。</w:t>
             </w:r>
           </w:p>
         </w:tc>
@@ -1604,7 +1604,7 @@
                 <w:rFonts w:ascii="Calibri" w:hAnsi="Calibri" w:eastAsia="Microsoft YaHei"/>
                 <w:sz w:val="18"/>
               </w:rPr>
-              <w:t>调度长培养周期长</w:t>
+              <w:t>经验记录不完整</w:t>
             </w:r>
           </w:p>
         </w:tc>
@@ -1625,7 +1625,7 @@
                 <w:rFonts w:ascii="Calibri" w:hAnsi="Calibri" w:eastAsia="Microsoft YaHei"/>
                 <w:sz w:val="18"/>
               </w:rPr>
-              <w:t>把采纳、驳回、异常复盘和专家判断沉淀为知识库与Aily问答。</w:t>
+              <w:t>记录采纳、驳回、复盘结论和适用条件，授权后供飞书智能问答检索。</w:t>
             </w:r>
           </w:p>
         </w:tc>
@@ -1646,7 +1646,7 @@
                 <w:rFonts w:ascii="Calibri" w:hAnsi="Calibri" w:eastAsia="Microsoft YaHei"/>
                 <w:sz w:val="18"/>
               </w:rPr>
-              <w:t>新人能按场景学习，而不是只靠跟班经验。</w:t>
+              <w:t>复盘完整率、新人场景判断准确率和用时。</w:t>
             </w:r>
           </w:p>
         </w:tc>
@@ -1669,7 +1669,7 @@
                 <w:rFonts w:ascii="Calibri" w:hAnsi="Calibri" w:eastAsia="Microsoft YaHei"/>
                 <w:sz w:val="18"/>
               </w:rPr>
-              <w:t>跨线取舍难</w:t>
+              <w:t>跨线取舍复杂</w:t>
             </w:r>
           </w:p>
         </w:tc>
@@ -1690,7 +1690,7 @@
                 <w:rFonts w:ascii="Calibri" w:hAnsi="Calibri" w:eastAsia="Microsoft YaHei"/>
                 <w:sz w:val="18"/>
               </w:rPr>
-              <w:t>在同一页面比较安全、流程连续、边际贡献、固定成本吸收和停开成本。</w:t>
+              <w:t>在同一页面比较安全、连续生产、相对外售分配贡献和启停损失。</w:t>
             </w:r>
           </w:p>
         </w:tc>
@@ -1711,7 +1711,7 @@
                 <w:rFonts w:ascii="Calibri" w:hAnsi="Calibri" w:eastAsia="Microsoft YaHei"/>
                 <w:sz w:val="18"/>
               </w:rPr>
-              <w:t>形成可解释的产供销联动建议。</w:t>
+              <w:t>人工复核差异和决策用时。</w:t>
             </w:r>
           </w:p>
         </w:tc>
@@ -1730,7 +1730,7 @@
         <w:rPr>
           <w:rFonts w:ascii="Calibri" w:hAnsi="Calibri" w:eastAsia="Microsoft YaHei"/>
         </w:rPr>
-        <w:t>产供销协同的核心不是简单比较售价与完全成本。平台采用可复算的增量口径：产品净收入减非氨变动成本、包装物流、液氨机会成本和启停摊销，再加可核验的违约避免额。折旧和固定人工等固定成本吸收只作管理解释，不与增量贡献重复相加。</w:t>
+        <w:t>平台采用可复算的增量口径比较液氨去向：产品净收入减非氨变动成本、包装物流、液氨机会成本和启停摊销，再加经财务确认的违约避免额。结果称为相对外售分配贡献测算值，不表示已实现收益；折旧和固定人工仅作管理解释。</w:t>
       </w:r>
     </w:p>
     <w:tbl>
@@ -1980,7 +1980,7 @@
                 <w:rFonts w:ascii="Calibri" w:hAnsi="Calibri" w:eastAsia="Microsoft YaHei"/>
                 <w:sz w:val="18"/>
               </w:rPr>
-              <w:t>液氨有限时，供尿素、纯碱、硝酸、复合肥或外售的替代收益不同。</w:t>
+              <w:t>液氨有限时，供尿素、纯碱、硝酸、复合肥或外售的替代贡献不同。</w:t>
             </w:r>
           </w:p>
         </w:tc>
@@ -2001,7 +2001,7 @@
                 <w:rFonts w:ascii="Calibri" w:hAnsi="Calibri" w:eastAsia="Microsoft YaHei"/>
                 <w:sz w:val="18"/>
               </w:rPr>
-              <w:t>单位液氨贡献排序和产品结构建议。</w:t>
+              <w:t>相对外售分配贡献排序和产品结构建议。</w:t>
             </w:r>
           </w:p>
         </w:tc>
@@ -2197,7 +2197,7 @@
                 <w:rFonts w:ascii="Calibri" w:hAnsi="Calibri" w:eastAsia="Microsoft YaHei"/>
                 <w:sz w:val="18"/>
               </w:rPr>
-              <w:t>任何经营收益都不能突破安环红线、DCS/SIS联锁边界和关键设备保护。</w:t>
+              <w:t>任何经营目标都不能突破安环限值、DCS/SIS联锁边界和关键设备保护。</w:t>
             </w:r>
           </w:p>
         </w:tc>
@@ -2218,7 +2218,7 @@
                 <w:rFonts w:ascii="Calibri" w:hAnsi="Calibri" w:eastAsia="Microsoft YaHei"/>
                 <w:sz w:val="18"/>
               </w:rPr>
-              <w:t>低置信或风险接近阈值时自动降级，只保留人工确认和风险处置建议。</w:t>
+              <w:t>数据不完整、输入超出适用工况范围或限值接近时，停止给出可执行建议并转人工处理。</w:t>
             </w:r>
           </w:p>
         </w:tc>
@@ -2565,7 +2565,7 @@
                 <w:rFonts w:ascii="Calibri" w:hAnsi="Calibri" w:eastAsia="Microsoft YaHei"/>
                 <w:sz w:val="18"/>
               </w:rPr>
-              <w:t>作为班次事实表的数据源，供AI只读分析。</w:t>
+              <w:t>作为班次调度事实表的只读数据源。</w:t>
             </w:r>
           </w:p>
         </w:tc>
@@ -2630,7 +2630,7 @@
                 <w:rFonts w:ascii="Calibri" w:hAnsi="Calibri" w:eastAsia="Microsoft YaHei"/>
                 <w:sz w:val="18"/>
               </w:rPr>
-              <w:t>读取DCS historian摘要，不直接写控制参数。</w:t>
+              <w:t>通过生产历史数据库或只读接口获取摘要，不直接写控制参数。</w:t>
             </w:r>
           </w:p>
         </w:tc>
@@ -2674,7 +2674,7 @@
                 <w:rFonts w:ascii="Calibri" w:hAnsi="Calibri" w:eastAsia="Microsoft YaHei"/>
                 <w:sz w:val="18"/>
               </w:rPr>
-              <w:t>热电、公辅、蒸汽管网控制与优化。</w:t>
+              <w:t>热电、公用工程和蒸汽管网控制与优化。</w:t>
             </w:r>
           </w:p>
         </w:tc>
@@ -2695,7 +2695,7 @@
                 <w:rFonts w:ascii="Calibri" w:hAnsi="Calibri" w:eastAsia="Microsoft YaHei"/>
                 <w:sz w:val="18"/>
               </w:rPr>
-              <w:t>读取热电约束余量、能耗窗口和APC优化结果，用于跨装置负荷联动。</w:t>
+              <w:t>读取约束余量、能耗条件和APC结果，用于跨装置协调。</w:t>
             </w:r>
           </w:p>
         </w:tc>
@@ -2739,7 +2739,7 @@
                 <w:rFonts w:ascii="Calibri" w:hAnsi="Calibri" w:eastAsia="Microsoft YaHei"/>
                 <w:sz w:val="18"/>
               </w:rPr>
-              <w:t>压缩机、气轮机驱动系统和关键机组健康监测。</w:t>
+              <w:t>压缩机、气轮机驱动系统和关键机组状态监测。</w:t>
             </w:r>
           </w:p>
         </w:tc>
@@ -2760,7 +2760,7 @@
                 <w:rFonts w:ascii="Calibri" w:hAnsi="Calibri" w:eastAsia="Microsoft YaHei"/>
                 <w:sz w:val="18"/>
               </w:rPr>
-              <w:t>用于弱信号预警、护机方案和特殊停机取舍。</w:t>
+              <w:t>用于设备趋势异常提示和停运评估。</w:t>
             </w:r>
           </w:p>
         </w:tc>
@@ -2899,7 +2899,7 @@
                 <w:rFonts w:ascii="Calibri" w:hAnsi="Calibri" w:eastAsia="Microsoft YaHei"/>
                 <w:sz w:val="18"/>
               </w:rPr>
-              <w:t>推送目标负荷、风险指数、触发约束和确认按钮。</w:t>
+              <w:t>推送目标负荷、风险等级、触发约束和确认按钮。</w:t>
             </w:r>
           </w:p>
         </w:tc>
@@ -3073,7 +3073,7 @@
                 <w:rFonts w:ascii="Calibri" w:hAnsi="Calibri" w:eastAsia="Microsoft YaHei"/>
                 <w:sz w:val="18"/>
               </w:rPr>
-              <w:t>Aily入口</w:t>
+              <w:t>飞书智能问答（Aily）</w:t>
             </w:r>
           </w:p>
         </w:tc>
@@ -3094,7 +3094,7 @@
                 <w:rFonts w:ascii="Calibri" w:hAnsi="Calibri" w:eastAsia="Microsoft YaHei"/>
                 <w:sz w:val="18"/>
               </w:rPr>
-              <w:t>调度员自然语言追问方案理由和异常处置。</w:t>
+              <w:t>调度员追问方案依据和异常处置步骤。</w:t>
             </w:r>
           </w:p>
         </w:tc>
@@ -3115,7 +3115,7 @@
                 <w:rFonts w:ascii="Calibri" w:hAnsi="Calibri" w:eastAsia="Microsoft YaHei"/>
                 <w:sz w:val="18"/>
               </w:rPr>
-              <w:t>知识源、工具动作与人工确认约束。</w:t>
+              <w:t>知识源、问答权限和人工确认约束。</w:t>
             </w:r>
           </w:p>
         </w:tc>
@@ -3138,7 +3138,7 @@
                 <w:rFonts w:ascii="Calibri" w:hAnsi="Calibri" w:eastAsia="Microsoft YaHei"/>
                 <w:sz w:val="18"/>
               </w:rPr>
-              <w:t>事件回调</w:t>
+              <w:t>事件回传</w:t>
             </w:r>
           </w:p>
         </w:tc>
@@ -3159,7 +3159,7 @@
                 <w:rFonts w:ascii="Calibri" w:hAnsi="Calibri" w:eastAsia="Microsoft YaHei"/>
                 <w:sz w:val="18"/>
               </w:rPr>
-              <w:t>接收卡片点击、审批通过/驳回、复盘提交。</w:t>
+              <w:t>接收卡片点击、审批通过或驳回、复盘提交。</w:t>
             </w:r>
           </w:p>
         </w:tc>
@@ -3180,7 +3180,7 @@
                 <w:rFonts w:ascii="Calibri" w:hAnsi="Calibri" w:eastAsia="Microsoft YaHei"/>
                 <w:sz w:val="18"/>
               </w:rPr>
-              <w:t>事件订阅、公网回调地址或内网代理。</w:t>
+              <w:t>事件订阅、回调地址和签名校验。</w:t>
             </w:r>
           </w:p>
         </w:tc>
@@ -3191,7 +3191,7 @@
         <w:rPr>
           <w:rFonts w:ascii="Calibri" w:hAnsi="Calibri" w:eastAsia="Microsoft YaHei"/>
         </w:rPr>
-        <w:t>本轮已完成飞书原型交付：决赛完整方案在线稿 https://www.feishu.cn/docx/AYyad50itooOPxxZpQacgSqIn2c ；合成氨调度复盘库 Base 原型 https://www.feishu.cn/base/QzENbAkl1aYQGds8dBacqu6Inue ；决赛提交任务清单 https://applink.feishu.cn/client/todo/task_list?guid=2ab6c357-dfeb-4f75-9aa3-781dc7ac7244 。企业真实试点时，可将互动卡片按钮、审批状态、任务关闭和多维表格记录通过事件回调串成一条执行链。</w:t>
+        <w:t>飞书交付状态分为三类。已验证：在线方案稿 https://www.feishu.cn/docx/AYyad50itooOPxxZpQacgSqIn2c、多维表格样例库 https://www.feishu.cn/base/QzENbAkl1aYQGds8dBacqu6Inue、Task v2任务清单 https://applink.feishu.cn/client/todo/task_list?guid=2ab6c357-dfeb-4f75-9aa3-781dc7ac7244 和验收任务 https://applink.feishu.cn/client/todo/detail?guid=44631b59-b834-47b1-a413-b751f2f291da&amp;suite_entity_num=t136777。演示原型：互动卡片、审批状态机和事件回传字段契约。待企业授权：目标群机器人、审批定义、Aily知识源、事件订阅及MES和生产历史数据库接口。</w:t>
       </w:r>
     </w:p>
     <w:p>
@@ -3319,7 +3319,7 @@
                 <w:rFonts w:ascii="Calibri" w:hAnsi="Calibri" w:eastAsia="Microsoft YaHei"/>
                 <w:sz w:val="18"/>
               </w:rPr>
-              <w:t>Aily追问、Base复盘库和事件回调把模型理由、历史采纳效果、未采纳原因连接起来，使下一次方案不只依赖单次算法输出。</w:t>
+              <w:t>授权后，飞书智能问答检索班次事实、历史方案和未采纳原因；事件回传把执行结果送入待审核案例库。</w:t>
             </w:r>
           </w:p>
         </w:tc>
@@ -3340,7 +3340,7 @@
                 <w:rFonts w:ascii="Calibri" w:hAnsi="Calibri" w:eastAsia="Microsoft YaHei"/>
                 <w:sz w:val="18"/>
               </w:rPr>
-              <w:t>可检索的合成氨调度案例库、异常处置库和模型校准样本。</w:t>
+              <w:t>可检索的调度案例、异常处置和候选校准样本。</w:t>
             </w:r>
           </w:p>
         </w:tc>
@@ -3449,7 +3449,7 @@
                 <w:rFonts w:ascii="Calibri" w:hAnsi="Calibri" w:eastAsia="Microsoft YaHei"/>
                 <w:sz w:val="18"/>
               </w:rPr>
-              <w:t>多维表格沉淀班次事实、未采纳原因、班长备注、执行偏差和收益归因，Aily在授权知识源内回答新调度员追问。</w:t>
+              <w:t>多维表格记录班次事实、未采纳原因、班长备注、执行偏差和外部影响；Aily授权后从审核知识源回答。</w:t>
             </w:r>
           </w:p>
         </w:tc>
@@ -3470,7 +3470,7 @@
                 <w:rFonts w:ascii="Calibri" w:hAnsi="Calibri" w:eastAsia="Microsoft YaHei"/>
                 <w:sz w:val="18"/>
               </w:rPr>
-              <w:t>班组经验从口头交接转化为可复用、可审计、可迭代的数据资产。</w:t>
+              <w:t>带来源、审核人、适用条件和版本的班次案例。</w:t>
             </w:r>
           </w:p>
         </w:tc>
@@ -3496,7 +3496,7 @@
         <w:rPr>
           <w:rFonts w:ascii="Calibri" w:hAnsi="Calibri" w:eastAsia="Microsoft YaHei"/>
         </w:rPr>
-        <w:t>30天：数据口径、接口映射、飞书草案、班次事实表。</w:t>
+        <w:t>30天：校核订单导出、MES班次计划、罐区历史摘要和飞书协同记录四类离线或只读数据。</w:t>
       </w:r>
     </w:p>
     <w:p>
@@ -3511,7 +3511,7 @@
         <w:rPr>
           <w:rFonts w:ascii="Calibri" w:hAnsi="Calibri" w:eastAsia="Microsoft YaHei"/>
         </w:rPr>
-        <w:t>60天：影子运行、人工调度对比、未采纳原因沉淀。</w:t>
+        <w:t>60天：扩展生产历史数据库、设备和公用工程只读数据，开展旁路回放和人工方案对照。</w:t>
       </w:r>
     </w:p>
     <w:p>
@@ -3526,7 +3526,7 @@
         <w:rPr>
           <w:rFonts w:ascii="Calibri" w:hAnsi="Calibri" w:eastAsia="Microsoft YaHei"/>
         </w:rPr>
-        <w:t>90天：低风险小闭环、收益归因、停用条件验证。</w:t>
+        <w:t>90天：覆盖不少于30个有效班次及产供销重排、公辅波动吸收、设备趋势复核三类场景；核对硬约束、可复算性、执行偏差和停用条件。</w:t>
       </w:r>
     </w:p>
     <w:p>
@@ -3550,7 +3550,7 @@
         <w:rPr>
           <w:rFonts w:ascii="Calibri" w:hAnsi="Calibri" w:eastAsia="Microsoft YaHei"/>
         </w:rPr>
-        <w:t>演示流程控制在3-5分钟：先展示当班建议、有效期和24小时液氨平衡；再进入产供销页逐项复算贡献账；随后演示弱信号证据、审批状态机、飞书真实验收任务与Base复盘链路。滑块只用于场景回放，不代表企业实时数据。</w:t>
+        <w:t>演示流程控制在3-5分钟：先展示当班建议、有效期和24小时液氨平衡；再逐项复算相对外售分配贡献；随后演示设备趋势证据、审批状态机、飞书Task v2验收任务与多维表格复盘链路。滑块只用于场景回放，不代表企业实时数据。</w:t>
       </w:r>
     </w:p>
     <w:p>
@@ -3580,7 +3580,7 @@
         <w:rPr>
           <w:rFonts w:ascii="Calibri" w:hAnsi="Calibri" w:eastAsia="Microsoft YaHei"/>
         </w:rPr>
-        <w:t>方案语言保持企业现场视角，聚焦装置运行、班组协同、收益核算和知识沉淀。</w:t>
+        <w:t>材料使用班组可核对的业务对象、数据来源和操作边界描述平台能力。</w:t>
       </w:r>
     </w:p>
     <w:p>
@@ -3591,7 +3591,7 @@
         <w:rPr>
           <w:rFonts w:ascii="Calibri" w:hAnsi="Calibri" w:eastAsia="Microsoft YaHei"/>
         </w:rPr>
-        <w:t>交付状态按已验证、原型和待企业联调三类标识，避免把设计能力写成已经上线。</w:t>
+        <w:t>交付状态按已验证、演示原型和待企业授权三类标识，生产效果以试点数据为准。</w:t>
       </w:r>
     </w:p>
     <w:p>
@@ -3648,7 +3648,7 @@
         <w:rPr>
           <w:rFonts w:ascii="Calibri" w:hAnsi="Calibri" w:eastAsia="Microsoft YaHei"/>
         </w:rPr>
-        <w:t>[1] IEA. Ammonia Technology Roadmap. International Energy Agency. https://www.iea.org/reports/ammonia-technology-roadmap</w:t>
+        <w:t>[1] 成都云图控股股份有限公司. 2025年年度报告摘要. 巨潮资讯. https://static.cninfo.com.cn/finalpage/2026-04-15/1225100697.PDF</w:t>
       </w:r>
     </w:p>
     <w:p>
@@ -3656,7 +3656,7 @@
         <w:rPr>
           <w:rFonts w:ascii="Calibri" w:hAnsi="Calibri" w:eastAsia="Microsoft YaHei"/>
         </w:rPr>
-        <w:t>[2] 成都云图控股股份有限公司. 2025年年度报告摘要. 巨潮资讯. https://static.cninfo.com.cn/finalpage/2026-04-15/1225100697.PDF</w:t>
+        <w:t>[2] 成都云图控股股份有限公司. 关于全资子公司70万吨合成氨项目建成试生产的公告. 巨潮资讯. https://static.cninfo.com.cn/finalpage/2026-03-21/1225020927.PDF</w:t>
       </w:r>
     </w:p>
     <w:p>
@@ -3664,7 +3664,7 @@
         <w:rPr>
           <w:rFonts w:ascii="Calibri" w:hAnsi="Calibri" w:eastAsia="Microsoft YaHei"/>
         </w:rPr>
-        <w:t>[3] 成都云图控股股份有限公司. 关于全资子公司70万吨合成氨项目建成试生产的公告. 巨潮资讯. https://static.cninfo.com.cn/finalpage/2026-03-21/1225020927.PDF</w:t>
+        <w:t>[3] Kong et al. Nonlinear Model Predictive Control of Flexible Ammonia Production. 2024 preprint. https://qizh.cems.umn.edu/sites/qizh.cems.umn.edu/files/2024-04/Kong_et_al-2024-preprint-NMPC_ammonia_production.pdf</w:t>
       </w:r>
     </w:p>
     <w:p>
@@ -3672,7 +3672,7 @@
         <w:rPr>
           <w:rFonts w:ascii="Calibri" w:hAnsi="Calibri" w:eastAsia="Microsoft YaHei"/>
         </w:rPr>
-        <w:t>[4] 成都云图控股股份有限公司. 投资者关系活动记录表. 巨潮资讯. https://static.cninfo.com.cn/finalpage/2026-04-16/1225109829.PDF</w:t>
+        <w:t>[4] Dynamic Simulation and Optimization for Load Regulation of the Haber-Bosch Process. Industrial &amp; Engineering Chemistry Research. https://pubs.acs.org/doi/10.1021/acs.iecr.4c02410</w:t>
       </w:r>
     </w:p>
     <w:p>
@@ -3680,7 +3680,7 @@
         <w:rPr>
           <w:rFonts w:ascii="Calibri" w:hAnsi="Calibri" w:eastAsia="Microsoft YaHei"/>
         </w:rPr>
-        <w:t>[5] Kong et al. Nonlinear Model Predictive Control of Flexible Ammonia Production. 2024 preprint. https://qizh.cems.umn.edu/sites/qizh.cems.umn.edu/files/2024-04/Kong_et_al-2024-preprint-NMPC_ammonia_production.pdf</w:t>
+        <w:t>[5] AQ/T 3017-2008. 合成氨生产企业安全标准化实施指南. 应急管理部. https://www.mem.gov.cn/fw/flfgbz/bz/bzwb/201301/P020190327398204066876.pdf</w:t>
       </w:r>
     </w:p>
     <w:p>
@@ -3688,7 +3688,7 @@
         <w:rPr>
           <w:rFonts w:ascii="Calibri" w:hAnsi="Calibri" w:eastAsia="Microsoft YaHei"/>
         </w:rPr>
-        <w:t>[6] Dynamic Simulation and Optimization for Load Regulation of the Haber-Bosch Process. Industrial &amp; Engineering Chemistry Research. https://pubs.acs.org/doi/10.1021/acs.iecr.4c02410</w:t>
+        <w:t>[6] International Society of Automation. ISA-95 Series of Standards: Enterprise-Control System Integration. https://www.isa.org/standards-and-publications/isa-standards/isa-95-standard</w:t>
       </w:r>
     </w:p>
     <w:p>
@@ -3696,7 +3696,7 @@
         <w:rPr>
           <w:rFonts w:ascii="Calibri" w:hAnsi="Calibri" w:eastAsia="Microsoft YaHei"/>
         </w:rPr>
-        <w:t>[7] AQ/T 3017-2008. 合成氨生产企业安全标准化实施指南. 应急管理部. https://www.mem.gov.cn/fw/flfgbz/bz/bzwb/201301/P020190327398204066876.pdf</w:t>
+        <w:t>[7] Aspen Technology. Aspen GDOT. https://www.aspentech.com/en/products/msc/aspen-gdot</w:t>
       </w:r>
     </w:p>
     <w:p>
@@ -3704,7 +3704,7 @@
         <w:rPr>
           <w:rFonts w:ascii="Calibri" w:hAnsi="Calibri" w:eastAsia="Microsoft YaHei"/>
         </w:rPr>
-        <w:t>[8] 国家发展改革委. 合成氨行业节能降碳改造升级实施指南解读. https://www.ndrc.gov.cn/xwdt/ztzl/ghnhyjnjdgzsj/zjgd/202208/t20220829_1334056.html</w:t>
+        <w:t>[8] Honeywell. Honeywell Forge Performance+ for Industrials | Production Intelligence. https://process.honeywell.com/us/en/products/industrial-software/operational-excellence/honeywell-forge-production-intelligence</w:t>
       </w:r>
     </w:p>
     <w:p>
@@ -3712,7 +3712,7 @@
         <w:rPr>
           <w:rFonts w:ascii="Calibri" w:hAnsi="Calibri" w:eastAsia="Microsoft YaHei"/>
         </w:rPr>
-        <w:t>[9] 应急管理部办公厅. 工业互联网+危化安全生产试点建设方案. https://www.mem.gov.cn/gk/zfxxgkpt/fdzdgknr/202104/t20210407_382882.shtml</w:t>
+        <w:t>[9] International Society of Automation. ISA-18 Series of Standards. https://www.isa.org/standards-and-publications/isa-standards/isa-18-series-of-standards</w:t>
       </w:r>
     </w:p>
     <w:p>
@@ -3720,7 +3720,15 @@
         <w:rPr>
           <w:rFonts w:ascii="Calibri" w:hAnsi="Calibri" w:eastAsia="Microsoft YaHei"/>
         </w:rPr>
-        <w:t>[10] 飞书开放平台. 消息、审批、多维表格与事件订阅相关OpenAPI文档. https://open.feishu.cn/document/</w:t>
+        <w:t>[10] 飞书开放平台. 任务概述（Task v2）. https://open.feishu.cn/document/task-v2/overview</w:t>
+      </w:r>
+    </w:p>
+    <w:p>
+      <w:r>
+        <w:rPr>
+          <w:rFonts w:ascii="Calibri" w:hAnsi="Calibri" w:eastAsia="Microsoft YaHei"/>
+        </w:rPr>
+        <w:t>[11] 飞书开放平台. 开放平台概述（含飞书智能伙伴搭建平台Aily）. https://open.feishu.cn/document/client-docs/intro?lang=zh-CN</w:t>
       </w:r>
     </w:p>
     <w:sectPr>

--- a/提交材料/06_决赛完整方案文档.docx
+++ b/提交材料/06_决赛完整方案文档.docx
@@ -353,7 +353,7 @@
                 <w:rFonts w:ascii="Calibri" w:hAnsi="Calibri" w:eastAsia="Microsoft YaHei"/>
                 <w:sz w:val="18"/>
               </w:rPr>
-              <w:t>已验证飞书Task v2与多维表格样例；互动卡片和审批为原型；飞书智能问答与事件回传待授权。</w:t>
+              <w:t>已验证飞书Task v2与多维表格样例；互动卡片、审批和跨装置动作单门禁为原型；飞书智能问答、岗位身份映射与事件回传待授权。</w:t>
             </w:r>
           </w:p>
         </w:tc>
@@ -874,7 +874,7 @@
         <w:pStyle w:val="Heading1"/>
       </w:pPr>
       <w:r>
-        <w:t>四、方案优势与创新</w:t>
+        <w:t>四、方案设计与差异</w:t>
       </w:r>
     </w:p>
     <w:tbl>
@@ -2899,7 +2899,7 @@
                 <w:rFonts w:ascii="Calibri" w:hAnsi="Calibri" w:eastAsia="Microsoft YaHei"/>
                 <w:sz w:val="18"/>
               </w:rPr>
-              <w:t>推送目标负荷、风险等级、触发约束和确认按钮。</w:t>
+              <w:t>推送目标负荷、处置状态、触发字段和确认按钮。</w:t>
             </w:r>
           </w:p>
         </w:tc>
@@ -2964,7 +2964,7 @@
                 <w:rFonts w:ascii="Calibri" w:hAnsi="Calibri" w:eastAsia="Microsoft YaHei"/>
                 <w:sz w:val="18"/>
               </w:rPr>
-              <w:t>高风险负荷调整创建审批实例。</w:t>
+              <w:t>设备、公辅、库存等登记条件成立时创建专业会签实例。</w:t>
             </w:r>
           </w:p>
         </w:tc>
@@ -3191,7 +3191,7 @@
         <w:rPr>
           <w:rFonts w:ascii="Calibri" w:hAnsi="Calibri" w:eastAsia="Microsoft YaHei"/>
         </w:rPr>
-        <w:t>飞书交付状态分为三类。已验证：在线方案稿 https://www.feishu.cn/docx/AYyad50itooOPxxZpQacgSqIn2c、多维表格样例库 https://www.feishu.cn/base/QzENbAkl1aYQGds8dBacqu6Inue、Task v2任务清单 https://applink.feishu.cn/client/todo/task_list?guid=2ab6c357-dfeb-4f75-9aa3-781dc7ac7244 和验收任务 https://applink.feishu.cn/client/todo/detail?guid=44631b59-b834-47b1-a413-b751f2f291da&amp;suite_entity_num=t136777。演示原型：互动卡片、审批状态机和事件回传字段契约。待企业授权：目标群机器人、审批定义、Aily知识源、事件订阅及MES和生产历史数据库接口。</w:t>
+        <w:t>飞书交付状态分为三类。已验证：在线方案稿 https://www.feishu.cn/docx/AYyad50itooOPxxZpQacgSqIn2c、多维表格样例库 https://www.feishu.cn/base/QzENbAkl1aYQGds8dBacqu6Inue、Task v2任务清单 https://applink.feishu.cn/client/todo/task_list?guid=2ab6c357-dfeb-4f75-9aa3-781dc7ac7244 和验收任务 https://applink.feishu.cn/client/todo/detail?guid=44631b59-b834-47b1-a413-b751f2f291da&amp;suite_entity_num=t136777。原型：互动卡片、审批状态机、跨装置动作单门禁和事件回传字段契约。待授权：目标群机器人、审批定义、四岗位身份映射、Aily知识源、事件订阅及MES和生产历史数据库接口。</w:t>
       </w:r>
     </w:p>
     <w:p>
@@ -3384,7 +3384,7 @@
                 <w:rFonts w:ascii="Calibri" w:hAnsi="Calibri" w:eastAsia="Microsoft YaHei"/>
                 <w:sz w:val="18"/>
               </w:rPr>
-              <w:t>互动卡片把方案送到当班群，审批承接高风险调整，任务监督跟踪执行与复盘，减少口头传递和跨层级等待。</w:t>
+              <w:t>互动卡片把方案送到当班群，明确条件触发对应专业会签，任务监督跟踪执行与复盘。</w:t>
             </w:r>
           </w:p>
         </w:tc>
@@ -3405,7 +3405,7 @@
                 <w:rFonts w:ascii="Calibri" w:hAnsi="Calibri" w:eastAsia="Microsoft YaHei"/>
                 <w:sz w:val="18"/>
               </w:rPr>
-              <w:t>确认人、审批人、执行人、截止时间和关闭结果的责任链。</w:t>
+              <w:t>确认人、会签人、执行人、截止时间和关闭结果的责任链。</w:t>
             </w:r>
           </w:p>
         </w:tc>
@@ -3531,6 +3531,720 @@
     </w:p>
     <w:p>
       <w:pPr>
+        <w:pStyle w:val="Heading2"/>
+      </w:pPr>
+      <w:r>
+        <w:t>七（一）条件处置与预登记目标</w:t>
+      </w:r>
+    </w:p>
+    <w:tbl>
+      <w:tblPr>
+        <w:tblStyle w:val="TableGrid"/>
+        <w:tblW w:type="auto" w:w="0"/>
+        <w:jc w:val="center"/>
+        <w:tblLayout w:type="fixed"/>
+        <w:tblLook w:firstColumn="1" w:firstRow="1" w:lastColumn="0" w:lastRow="0" w:noHBand="0" w:noVBand="1" w:val="04A0"/>
+      </w:tblPr>
+      <w:tblGrid>
+        <w:gridCol w:w="2441"/>
+        <w:gridCol w:w="2441"/>
+        <w:gridCol w:w="2441"/>
+        <w:gridCol w:w="2441"/>
+      </w:tblGrid>
+      <w:tr>
+        <w:tc>
+          <w:tcPr>
+            <w:tcW w:type="dxa" w:w="1440"/>
+            <w:shd w:fill="EAF2F8"/>
+            <w:tcMar>
+              <w:top w:w="90" w:type="dxa"/>
+              <w:start w:w="120" w:type="dxa"/>
+              <w:bottom w:w="90" w:type="dxa"/>
+              <w:end w:w="120" w:type="dxa"/>
+            </w:tcMar>
+          </w:tcPr>
+          <w:p>
+            <w:r>
+              <w:rPr>
+                <w:rFonts w:ascii="Calibri" w:hAnsi="Calibri" w:eastAsia="Microsoft YaHei"/>
+                <w:b/>
+              </w:rPr>
+              <w:t>处置</w:t>
+            </w:r>
+          </w:p>
+        </w:tc>
+        <w:tc>
+          <w:tcPr>
+            <w:tcW w:type="dxa" w:w="3528"/>
+            <w:shd w:fill="EAF2F8"/>
+            <w:tcMar>
+              <w:top w:w="90" w:type="dxa"/>
+              <w:start w:w="120" w:type="dxa"/>
+              <w:bottom w:w="90" w:type="dxa"/>
+              <w:end w:w="120" w:type="dxa"/>
+            </w:tcMar>
+          </w:tcPr>
+          <w:p>
+            <w:r>
+              <w:rPr>
+                <w:rFonts w:ascii="Calibri" w:hAnsi="Calibri" w:eastAsia="Microsoft YaHei"/>
+                <w:b/>
+              </w:rPr>
+              <w:t>明确条件</w:t>
+            </w:r>
+          </w:p>
+        </w:tc>
+        <w:tc>
+          <w:tcPr>
+            <w:tcW w:type="dxa" w:w="3096"/>
+            <w:shd w:fill="EAF2F8"/>
+            <w:tcMar>
+              <w:top w:w="90" w:type="dxa"/>
+              <w:start w:w="120" w:type="dxa"/>
+              <w:bottom w:w="90" w:type="dxa"/>
+              <w:end w:w="120" w:type="dxa"/>
+            </w:tcMar>
+          </w:tcPr>
+          <w:p>
+            <w:r>
+              <w:rPr>
+                <w:rFonts w:ascii="Calibri" w:hAnsi="Calibri" w:eastAsia="Microsoft YaHei"/>
+                <w:b/>
+              </w:rPr>
+              <w:t>系统动作</w:t>
+            </w:r>
+          </w:p>
+        </w:tc>
+        <w:tc>
+          <w:tcPr>
+            <w:tcW w:type="dxa" w:w="1152"/>
+            <w:shd w:fill="EAF2F8"/>
+            <w:tcMar>
+              <w:top w:w="90" w:type="dxa"/>
+              <w:start w:w="120" w:type="dxa"/>
+              <w:bottom w:w="90" w:type="dxa"/>
+              <w:end w:w="120" w:type="dxa"/>
+            </w:tcMar>
+          </w:tcPr>
+          <w:p>
+            <w:r>
+              <w:rPr>
+                <w:rFonts w:ascii="Calibri" w:hAnsi="Calibri" w:eastAsia="Microsoft YaHei"/>
+                <w:b/>
+              </w:rPr>
+              <w:t>责任岗位</w:t>
+            </w:r>
+          </w:p>
+        </w:tc>
+      </w:tr>
+      <w:tr>
+        <w:tc>
+          <w:tcPr>
+            <w:tcW w:type="dxa" w:w="1440"/>
+            <w:vAlign w:val="center"/>
+            <w:tcMar>
+              <w:top w:w="90" w:type="dxa"/>
+              <w:start w:w="120" w:type="dxa"/>
+              <w:bottom w:w="90" w:type="dxa"/>
+              <w:end w:w="120" w:type="dxa"/>
+            </w:tcMar>
+          </w:tcPr>
+          <w:p>
+            <w:r>
+              <w:rPr>
+                <w:rFonts w:ascii="Calibri" w:hAnsi="Calibri" w:eastAsia="Microsoft YaHei"/>
+                <w:sz w:val="18"/>
+              </w:rPr>
+              <w:t>一般提示</w:t>
+            </w:r>
+          </w:p>
+        </w:tc>
+        <w:tc>
+          <w:tcPr>
+            <w:tcW w:type="dxa" w:w="3528"/>
+            <w:vAlign w:val="center"/>
+            <w:tcMar>
+              <w:top w:w="90" w:type="dxa"/>
+              <w:start w:w="120" w:type="dxa"/>
+              <w:bottom w:w="90" w:type="dxa"/>
+              <w:end w:w="120" w:type="dxa"/>
+            </w:tcMar>
+          </w:tcPr>
+          <w:p>
+            <w:r>
+              <w:rPr>
+                <w:rFonts w:ascii="Calibri" w:hAnsi="Calibri" w:eastAsia="Microsoft YaHei"/>
+                <w:sz w:val="18"/>
+              </w:rPr>
+              <w:t>数据有效，且未命中专业会签条件或演练停算线</w:t>
+            </w:r>
+          </w:p>
+        </w:tc>
+        <w:tc>
+          <w:tcPr>
+            <w:tcW w:type="dxa" w:w="3096"/>
+            <w:vAlign w:val="center"/>
+            <w:tcMar>
+              <w:top w:w="90" w:type="dxa"/>
+              <w:start w:w="120" w:type="dxa"/>
+              <w:bottom w:w="90" w:type="dxa"/>
+              <w:end w:w="120" w:type="dxa"/>
+            </w:tcMar>
+          </w:tcPr>
+          <w:p>
+            <w:r>
+              <w:rPr>
+                <w:rFonts w:ascii="Calibri" w:hAnsi="Calibri" w:eastAsia="Microsoft YaHei"/>
+                <w:sz w:val="18"/>
+              </w:rPr>
+              <w:t>显示具体偏差、持续时间和核对事项；不自动创建审批</w:t>
+            </w:r>
+          </w:p>
+        </w:tc>
+        <w:tc>
+          <w:tcPr>
+            <w:tcW w:type="dxa" w:w="1152"/>
+            <w:vAlign w:val="center"/>
+            <w:tcMar>
+              <w:top w:w="90" w:type="dxa"/>
+              <w:start w:w="120" w:type="dxa"/>
+              <w:bottom w:w="90" w:type="dxa"/>
+              <w:end w:w="120" w:type="dxa"/>
+            </w:tcMar>
+          </w:tcPr>
+          <w:p>
+            <w:r>
+              <w:rPr>
+                <w:rFonts w:ascii="Calibri" w:hAnsi="Calibri" w:eastAsia="Microsoft YaHei"/>
+                <w:sz w:val="18"/>
+              </w:rPr>
+              <w:t>调度员</w:t>
+            </w:r>
+          </w:p>
+        </w:tc>
+      </w:tr>
+      <w:tr>
+        <w:tc>
+          <w:tcPr>
+            <w:tcW w:type="dxa" w:w="1440"/>
+            <w:vAlign w:val="center"/>
+            <w:tcMar>
+              <w:top w:w="90" w:type="dxa"/>
+              <w:start w:w="120" w:type="dxa"/>
+              <w:bottom w:w="90" w:type="dxa"/>
+              <w:end w:w="120" w:type="dxa"/>
+            </w:tcMar>
+          </w:tcPr>
+          <w:p>
+            <w:r>
+              <w:rPr>
+                <w:rFonts w:ascii="Calibri" w:hAnsi="Calibri" w:eastAsia="Microsoft YaHei"/>
+                <w:sz w:val="18"/>
+              </w:rPr>
+              <w:t>相关专业会签</w:t>
+            </w:r>
+          </w:p>
+        </w:tc>
+        <w:tc>
+          <w:tcPr>
+            <w:tcW w:type="dxa" w:w="3528"/>
+            <w:vAlign w:val="center"/>
+            <w:tcMar>
+              <w:top w:w="90" w:type="dxa"/>
+              <w:start w:w="120" w:type="dxa"/>
+              <w:bottom w:w="90" w:type="dxa"/>
+              <w:end w:w="120" w:type="dxa"/>
+            </w:tcMar>
+          </w:tcPr>
+          <w:p>
+            <w:r>
+              <w:rPr>
+                <w:rFonts w:ascii="Calibri" w:hAnsi="Calibri" w:eastAsia="Microsoft YaHei"/>
+                <w:sz w:val="18"/>
+              </w:rPr>
+              <w:t>设备趋势达到specialist_review条件，公辅余量异常或失效，库存接近确认边界，或其他已登记条件成立</w:t>
+            </w:r>
+          </w:p>
+        </w:tc>
+        <w:tc>
+          <w:tcPr>
+            <w:tcW w:type="dxa" w:w="3096"/>
+            <w:vAlign w:val="center"/>
+            <w:tcMar>
+              <w:top w:w="90" w:type="dxa"/>
+              <w:start w:w="120" w:type="dxa"/>
+              <w:bottom w:w="90" w:type="dxa"/>
+              <w:end w:w="120" w:type="dxa"/>
+            </w:tcMar>
+          </w:tcPr>
+          <w:p>
+            <w:r>
+              <w:rPr>
+                <w:rFonts w:ascii="Calibri" w:hAnsi="Calibri" w:eastAsia="Microsoft YaHei"/>
+                <w:sz w:val="18"/>
+              </w:rPr>
+              <w:t>显示触发字段、时间窗、质量状态和规则版本，通知对应专业</w:t>
+            </w:r>
+          </w:p>
+        </w:tc>
+        <w:tc>
+          <w:tcPr>
+            <w:tcW w:type="dxa" w:w="1152"/>
+            <w:vAlign w:val="center"/>
+            <w:tcMar>
+              <w:top w:w="90" w:type="dxa"/>
+              <w:start w:w="120" w:type="dxa"/>
+              <w:bottom w:w="90" w:type="dxa"/>
+              <w:end w:w="120" w:type="dxa"/>
+            </w:tcMar>
+          </w:tcPr>
+          <w:p>
+            <w:r>
+              <w:rPr>
+                <w:rFonts w:ascii="Calibri" w:hAnsi="Calibri" w:eastAsia="Microsoft YaHei"/>
+                <w:sz w:val="18"/>
+              </w:rPr>
+              <w:t>设备、公辅、罐区或工艺专业</w:t>
+            </w:r>
+          </w:p>
+        </w:tc>
+      </w:tr>
+      <w:tr>
+        <w:tc>
+          <w:tcPr>
+            <w:tcW w:type="dxa" w:w="1440"/>
+            <w:vAlign w:val="center"/>
+            <w:tcMar>
+              <w:top w:w="90" w:type="dxa"/>
+              <w:start w:w="120" w:type="dxa"/>
+              <w:bottom w:w="90" w:type="dxa"/>
+              <w:end w:w="120" w:type="dxa"/>
+            </w:tcMar>
+          </w:tcPr>
+          <w:p>
+            <w:r>
+              <w:rPr>
+                <w:rFonts w:ascii="Calibri" w:hAnsi="Calibri" w:eastAsia="Microsoft YaHei"/>
+                <w:sz w:val="18"/>
+              </w:rPr>
+              <w:t>演练停算线</w:t>
+            </w:r>
+          </w:p>
+        </w:tc>
+        <w:tc>
+          <w:tcPr>
+            <w:tcW w:type="dxa" w:w="3528"/>
+            <w:vAlign w:val="center"/>
+            <w:tcMar>
+              <w:top w:w="90" w:type="dxa"/>
+              <w:start w:w="120" w:type="dxa"/>
+              <w:bottom w:w="90" w:type="dxa"/>
+              <w:end w:w="120" w:type="dxa"/>
+            </w:tcMar>
+          </w:tcPr>
+          <w:p>
+            <w:r>
+              <w:rPr>
+                <w:rFonts w:ascii="Calibri" w:hAnsi="Calibri" w:eastAsia="Microsoft YaHei"/>
+                <w:sz w:val="18"/>
+              </w:rPr>
+              <w:t>趋势回放标记stop_new_recommendation_demo，或接口矩阵登记的停算条件成立</w:t>
+            </w:r>
+          </w:p>
+        </w:tc>
+        <w:tc>
+          <w:tcPr>
+            <w:tcW w:type="dxa" w:w="3096"/>
+            <w:vAlign w:val="center"/>
+            <w:tcMar>
+              <w:top w:w="90" w:type="dxa"/>
+              <w:start w:w="120" w:type="dxa"/>
+              <w:bottom w:w="90" w:type="dxa"/>
+              <w:end w:w="120" w:type="dxa"/>
+            </w:tcMar>
+          </w:tcPr>
+          <w:p>
+            <w:r>
+              <w:rPr>
+                <w:rFonts w:ascii="Calibri" w:hAnsi="Calibri" w:eastAsia="Microsoft YaHei"/>
+                <w:sz w:val="18"/>
+              </w:rPr>
+              <w:t>停止新目标、经济排序、动作单和审批；维持最近批准方案并转现场规程</w:t>
+            </w:r>
+          </w:p>
+        </w:tc>
+        <w:tc>
+          <w:tcPr>
+            <w:tcW w:type="dxa" w:w="1152"/>
+            <w:vAlign w:val="center"/>
+            <w:tcMar>
+              <w:top w:w="90" w:type="dxa"/>
+              <w:start w:w="120" w:type="dxa"/>
+              <w:bottom w:w="90" w:type="dxa"/>
+              <w:end w:w="120" w:type="dxa"/>
+            </w:tcMar>
+          </w:tcPr>
+          <w:p>
+            <w:r>
+              <w:rPr>
+                <w:rFonts w:ascii="Calibri" w:hAnsi="Calibri" w:eastAsia="Microsoft YaHei"/>
+                <w:sz w:val="18"/>
+              </w:rPr>
+              <w:t>现场指挥链与对应专业</w:t>
+            </w:r>
+          </w:p>
+        </w:tc>
+      </w:tr>
+    </w:tbl>
+    <w:tbl>
+      <w:tblPr>
+        <w:tblStyle w:val="TableGrid"/>
+        <w:tblW w:type="auto" w:w="0"/>
+        <w:jc w:val="center"/>
+        <w:tblLayout w:type="fixed"/>
+        <w:tblLook w:firstColumn="1" w:firstRow="1" w:lastColumn="0" w:lastRow="0" w:noHBand="0" w:noVBand="1" w:val="04A0"/>
+      </w:tblPr>
+      <w:tblGrid>
+        <w:gridCol w:w="3255"/>
+        <w:gridCol w:w="3255"/>
+        <w:gridCol w:w="3255"/>
+      </w:tblGrid>
+      <w:tr>
+        <w:tc>
+          <w:tcPr>
+            <w:tcW w:type="dxa" w:w="1944"/>
+            <w:shd w:fill="EAF2F8"/>
+            <w:tcMar>
+              <w:top w:w="90" w:type="dxa"/>
+              <w:start w:w="120" w:type="dxa"/>
+              <w:bottom w:w="90" w:type="dxa"/>
+              <w:end w:w="120" w:type="dxa"/>
+            </w:tcMar>
+          </w:tcPr>
+          <w:p>
+            <w:r>
+              <w:rPr>
+                <w:rFonts w:ascii="Calibri" w:hAnsi="Calibri" w:eastAsia="Microsoft YaHei"/>
+                <w:b/>
+              </w:rPr>
+              <w:t>指标</w:t>
+            </w:r>
+          </w:p>
+        </w:tc>
+        <w:tc>
+          <w:tcPr>
+            <w:tcW w:type="dxa" w:w="5832"/>
+            <w:shd w:fill="EAF2F8"/>
+            <w:tcMar>
+              <w:top w:w="90" w:type="dxa"/>
+              <w:start w:w="120" w:type="dxa"/>
+              <w:bottom w:w="90" w:type="dxa"/>
+              <w:end w:w="120" w:type="dxa"/>
+            </w:tcMar>
+          </w:tcPr>
+          <w:p>
+            <w:r>
+              <w:rPr>
+                <w:rFonts w:ascii="Calibri" w:hAnsi="Calibri" w:eastAsia="Microsoft YaHei"/>
+                <w:b/>
+              </w:rPr>
+              <w:t>定义稿口径</w:t>
+            </w:r>
+          </w:p>
+        </w:tc>
+        <w:tc>
+          <w:tcPr>
+            <w:tcW w:type="dxa" w:w="1440"/>
+            <w:shd w:fill="EAF2F8"/>
+            <w:tcMar>
+              <w:top w:w="90" w:type="dxa"/>
+              <w:start w:w="120" w:type="dxa"/>
+              <w:bottom w:w="90" w:type="dxa"/>
+              <w:end w:w="120" w:type="dxa"/>
+            </w:tcMar>
+          </w:tcPr>
+          <w:p>
+            <w:r>
+              <w:rPr>
+                <w:rFonts w:ascii="Calibri" w:hAnsi="Calibri" w:eastAsia="Microsoft YaHei"/>
+                <w:b/>
+              </w:rPr>
+              <w:t>目标</w:t>
+            </w:r>
+          </w:p>
+        </w:tc>
+      </w:tr>
+      <w:tr>
+        <w:tc>
+          <w:tcPr>
+            <w:tcW w:type="dxa" w:w="1944"/>
+            <w:vAlign w:val="center"/>
+            <w:tcMar>
+              <w:top w:w="90" w:type="dxa"/>
+              <w:start w:w="120" w:type="dxa"/>
+              <w:bottom w:w="90" w:type="dxa"/>
+              <w:end w:w="120" w:type="dxa"/>
+            </w:tcMar>
+          </w:tcPr>
+          <w:p>
+            <w:r>
+              <w:rPr>
+                <w:rFonts w:ascii="Calibri" w:hAnsi="Calibri" w:eastAsia="Microsoft YaHei"/>
+                <w:sz w:val="18"/>
+              </w:rPr>
+              <w:t>数据可用率</w:t>
+            </w:r>
+          </w:p>
+        </w:tc>
+        <w:tc>
+          <w:tcPr>
+            <w:tcW w:type="dxa" w:w="5832"/>
+            <w:vAlign w:val="center"/>
+            <w:tcMar>
+              <w:top w:w="90" w:type="dxa"/>
+              <w:start w:w="120" w:type="dxa"/>
+              <w:bottom w:w="90" w:type="dxa"/>
+              <w:end w:w="120" w:type="dxa"/>
+            </w:tcMar>
+          </w:tcPr>
+          <w:p>
+            <w:r>
+              <w:rPr>
+                <w:rFonts w:ascii="Calibri" w:hAnsi="Calibri" w:eastAsia="Microsoft YaHei"/>
+                <w:sz w:val="18"/>
+              </w:rPr>
+              <w:t>新鲜度窗口内且质量状态合格的必需记录数 / 应到必需记录数</w:t>
+            </w:r>
+          </w:p>
+        </w:tc>
+        <w:tc>
+          <w:tcPr>
+            <w:tcW w:type="dxa" w:w="1440"/>
+            <w:vAlign w:val="center"/>
+            <w:tcMar>
+              <w:top w:w="90" w:type="dxa"/>
+              <w:start w:w="120" w:type="dxa"/>
+              <w:bottom w:w="90" w:type="dxa"/>
+              <w:end w:w="120" w:type="dxa"/>
+            </w:tcMar>
+          </w:tcPr>
+          <w:p>
+            <w:r>
+              <w:rPr>
+                <w:rFonts w:ascii="Calibri" w:hAnsi="Calibri" w:eastAsia="Microsoft YaHei"/>
+                <w:sz w:val="18"/>
+              </w:rPr>
+              <w:t>不低于98%</w:t>
+            </w:r>
+          </w:p>
+        </w:tc>
+      </w:tr>
+      <w:tr>
+        <w:tc>
+          <w:tcPr>
+            <w:tcW w:type="dxa" w:w="1944"/>
+            <w:vAlign w:val="center"/>
+            <w:tcMar>
+              <w:top w:w="90" w:type="dxa"/>
+              <w:start w:w="120" w:type="dxa"/>
+              <w:bottom w:w="90" w:type="dxa"/>
+              <w:end w:w="120" w:type="dxa"/>
+            </w:tcMar>
+          </w:tcPr>
+          <w:p>
+            <w:r>
+              <w:rPr>
+                <w:rFonts w:ascii="Calibri" w:hAnsi="Calibri" w:eastAsia="Microsoft YaHei"/>
+                <w:sz w:val="18"/>
+              </w:rPr>
+              <w:t>物料平衡残差</w:t>
+            </w:r>
+          </w:p>
+        </w:tc>
+        <w:tc>
+          <w:tcPr>
+            <w:tcW w:type="dxa" w:w="5832"/>
+            <w:vAlign w:val="center"/>
+            <w:tcMar>
+              <w:top w:w="90" w:type="dxa"/>
+              <w:start w:w="120" w:type="dxa"/>
+              <w:bottom w:w="90" w:type="dxa"/>
+              <w:end w:w="120" w:type="dxa"/>
+            </w:tcMar>
+          </w:tcPr>
+          <w:p>
+            <w:r>
+              <w:rPr>
+                <w:rFonts w:ascii="Calibri" w:hAnsi="Calibri" w:eastAsia="Microsoft YaHei"/>
+                <w:sz w:val="18"/>
+              </w:rPr>
+              <w:t>|期初可用量+期间产量+外采-各去向-期末可用量| / (期初可用量+期间产量+外采)</w:t>
+            </w:r>
+          </w:p>
+        </w:tc>
+        <w:tc>
+          <w:tcPr>
+            <w:tcW w:type="dxa" w:w="1440"/>
+            <w:vAlign w:val="center"/>
+            <w:tcMar>
+              <w:top w:w="90" w:type="dxa"/>
+              <w:start w:w="120" w:type="dxa"/>
+              <w:bottom w:w="90" w:type="dxa"/>
+              <w:end w:w="120" w:type="dxa"/>
+            </w:tcMar>
+          </w:tcPr>
+          <w:p>
+            <w:r>
+              <w:rPr>
+                <w:rFonts w:ascii="Calibri" w:hAnsi="Calibri" w:eastAsia="Microsoft YaHei"/>
+                <w:sz w:val="18"/>
+              </w:rPr>
+              <w:t>不高于1.5%</w:t>
+            </w:r>
+          </w:p>
+        </w:tc>
+      </w:tr>
+      <w:tr>
+        <w:tc>
+          <w:tcPr>
+            <w:tcW w:type="dxa" w:w="1944"/>
+            <w:vAlign w:val="center"/>
+            <w:tcMar>
+              <w:top w:w="90" w:type="dxa"/>
+              <w:start w:w="120" w:type="dxa"/>
+              <w:bottom w:w="90" w:type="dxa"/>
+              <w:end w:w="120" w:type="dxa"/>
+            </w:tcMar>
+          </w:tcPr>
+          <w:p>
+            <w:r>
+              <w:rPr>
+                <w:rFonts w:ascii="Calibri" w:hAnsi="Calibri" w:eastAsia="Microsoft YaHei"/>
+                <w:sz w:val="18"/>
+              </w:rPr>
+              <w:t>快照重算P95</w:t>
+            </w:r>
+          </w:p>
+        </w:tc>
+        <w:tc>
+          <w:tcPr>
+            <w:tcW w:type="dxa" w:w="5832"/>
+            <w:vAlign w:val="center"/>
+            <w:tcMar>
+              <w:top w:w="90" w:type="dxa"/>
+              <w:start w:w="120" w:type="dxa"/>
+              <w:bottom w:w="90" w:type="dxa"/>
+              <w:end w:w="120" w:type="dxa"/>
+            </w:tcMar>
+          </w:tcPr>
+          <w:p>
+            <w:r>
+              <w:rPr>
+                <w:rFonts w:ascii="Calibri" w:hAnsi="Calibri" w:eastAsia="Microsoft YaHei"/>
+                <w:sz w:val="18"/>
+              </w:rPr>
+              <w:t>合格输入快照冻结至方案、约束证据和测算明细生成完成的95分位耗时，不含人工确认</w:t>
+            </w:r>
+          </w:p>
+        </w:tc>
+        <w:tc>
+          <w:tcPr>
+            <w:tcW w:type="dxa" w:w="1440"/>
+            <w:vAlign w:val="center"/>
+            <w:tcMar>
+              <w:top w:w="90" w:type="dxa"/>
+              <w:start w:w="120" w:type="dxa"/>
+              <w:bottom w:w="90" w:type="dxa"/>
+              <w:end w:w="120" w:type="dxa"/>
+            </w:tcMar>
+          </w:tcPr>
+          <w:p>
+            <w:r>
+              <w:rPr>
+                <w:rFonts w:ascii="Calibri" w:hAnsi="Calibri" w:eastAsia="Microsoft YaHei"/>
+                <w:sz w:val="18"/>
+              </w:rPr>
+              <w:t>不高于120秒</w:t>
+            </w:r>
+          </w:p>
+        </w:tc>
+      </w:tr>
+      <w:tr>
+        <w:tc>
+          <w:tcPr>
+            <w:tcW w:type="dxa" w:w="1944"/>
+            <w:vAlign w:val="center"/>
+            <w:tcMar>
+              <w:top w:w="90" w:type="dxa"/>
+              <w:start w:w="120" w:type="dxa"/>
+              <w:bottom w:w="90" w:type="dxa"/>
+              <w:end w:w="120" w:type="dxa"/>
+            </w:tcMar>
+          </w:tcPr>
+          <w:p>
+            <w:r>
+              <w:rPr>
+                <w:rFonts w:ascii="Calibri" w:hAnsi="Calibri" w:eastAsia="Microsoft YaHei"/>
+                <w:sz w:val="18"/>
+              </w:rPr>
+              <w:t>调度决策中位耗时缩短</w:t>
+            </w:r>
+          </w:p>
+        </w:tc>
+        <w:tc>
+          <w:tcPr>
+            <w:tcW w:type="dxa" w:w="5832"/>
+            <w:vAlign w:val="center"/>
+            <w:tcMar>
+              <w:top w:w="90" w:type="dxa"/>
+              <w:start w:w="120" w:type="dxa"/>
+              <w:bottom w:w="90" w:type="dxa"/>
+              <w:end w:w="120" w:type="dxa"/>
+            </w:tcMar>
+          </w:tcPr>
+          <w:p>
+            <w:r>
+              <w:rPr>
+                <w:rFonts w:ascii="Calibri" w:hAnsi="Calibri" w:eastAsia="Microsoft YaHei"/>
+                <w:sz w:val="18"/>
+              </w:rPr>
+              <w:t>1-试点同类场景决策中位耗时/基线中位耗时</w:t>
+            </w:r>
+          </w:p>
+        </w:tc>
+        <w:tc>
+          <w:tcPr>
+            <w:tcW w:type="dxa" w:w="1440"/>
+            <w:vAlign w:val="center"/>
+            <w:tcMar>
+              <w:top w:w="90" w:type="dxa"/>
+              <w:start w:w="120" w:type="dxa"/>
+              <w:bottom w:w="90" w:type="dxa"/>
+              <w:end w:w="120" w:type="dxa"/>
+            </w:tcMar>
+          </w:tcPr>
+          <w:p>
+            <w:r>
+              <w:rPr>
+                <w:rFonts w:ascii="Calibri" w:hAnsi="Calibri" w:eastAsia="Microsoft YaHei"/>
+                <w:sz w:val="18"/>
+              </w:rPr>
+              <w:t>不低于30%</w:t>
+            </w:r>
+          </w:p>
+        </w:tc>
+      </w:tr>
+    </w:tbl>
+    <w:p>
+      <w:r>
+        <w:rPr>
+          <w:rFonts w:ascii="Calibri" w:hAnsi="Calibri" w:eastAsia="Microsoft YaHei"/>
+        </w:rPr>
+        <w:t>四项指标是试点定义稿，不表示当前已达成；30天数据校核后由企业冻结字段范围、分母、时间起止点、基线期和排除项。</w:t>
+      </w:r>
+    </w:p>
+    <w:p>
+      <w:pPr>
         <w:pStyle w:val="Heading1"/>
       </w:pPr>
       <w:r>
@@ -3550,9 +4264,4874 @@
         <w:rPr>
           <w:rFonts w:ascii="Calibri" w:hAnsi="Calibri" w:eastAsia="Microsoft YaHei"/>
         </w:rPr>
-        <w:t>演示流程控制在3-5分钟：先展示当班建议、有效期和24小时液氨平衡；再逐项复算相对外售分配贡献；随后演示设备趋势证据、审批状态机、飞书Task v2验收任务与多维表格复盘链路。滑块只用于场景回放，不代表企业实时数据。</w:t>
+        <w:t>演示中的价格、库存、负荷和设备趋势均为场景样例，不代表企业实时数据。现场数据、阈值、责任人和财务口径需在企业授权后确认。</w:t>
       </w:r>
     </w:p>
+    <w:p>
+      <w:pPr>
+        <w:pStyle w:val="Heading2"/>
+      </w:pPr>
+      <w:r>
+        <w:t>八（一）五分钟演示脚本</w:t>
+      </w:r>
+    </w:p>
+    <w:tbl>
+      <w:tblPr>
+        <w:tblStyle w:val="TableGrid"/>
+        <w:tblW w:type="auto" w:w="0"/>
+        <w:jc w:val="center"/>
+        <w:tblLayout w:type="fixed"/>
+        <w:tblLook w:firstColumn="1" w:firstRow="1" w:lastColumn="0" w:lastRow="0" w:noHBand="0" w:noVBand="1" w:val="04A0"/>
+      </w:tblPr>
+      <w:tblGrid>
+        <w:gridCol w:w="2441"/>
+        <w:gridCol w:w="2441"/>
+        <w:gridCol w:w="2441"/>
+        <w:gridCol w:w="2441"/>
+      </w:tblGrid>
+      <w:tr>
+        <w:tc>
+          <w:tcPr>
+            <w:tcW w:type="dxa" w:w="1152"/>
+            <w:shd w:fill="EAF2F8"/>
+            <w:tcMar>
+              <w:top w:w="90" w:type="dxa"/>
+              <w:start w:w="120" w:type="dxa"/>
+              <w:bottom w:w="90" w:type="dxa"/>
+              <w:end w:w="120" w:type="dxa"/>
+            </w:tcMar>
+          </w:tcPr>
+          <w:p>
+            <w:r>
+              <w:rPr>
+                <w:rFonts w:ascii="Calibri" w:hAnsi="Calibri" w:eastAsia="Microsoft YaHei"/>
+                <w:b/>
+              </w:rPr>
+              <w:t>时间</w:t>
+            </w:r>
+          </w:p>
+        </w:tc>
+        <w:tc>
+          <w:tcPr>
+            <w:tcW w:type="dxa" w:w="1800"/>
+            <w:shd w:fill="EAF2F8"/>
+            <w:tcMar>
+              <w:top w:w="90" w:type="dxa"/>
+              <w:start w:w="120" w:type="dxa"/>
+              <w:bottom w:w="90" w:type="dxa"/>
+              <w:end w:w="120" w:type="dxa"/>
+            </w:tcMar>
+          </w:tcPr>
+          <w:p>
+            <w:r>
+              <w:rPr>
+                <w:rFonts w:ascii="Calibri" w:hAnsi="Calibri" w:eastAsia="Microsoft YaHei"/>
+                <w:b/>
+              </w:rPr>
+              <w:t>页面动作</w:t>
+            </w:r>
+          </w:p>
+        </w:tc>
+        <w:tc>
+          <w:tcPr>
+            <w:tcW w:type="dxa" w:w="4104"/>
+            <w:shd w:fill="EAF2F8"/>
+            <w:tcMar>
+              <w:top w:w="90" w:type="dxa"/>
+              <w:start w:w="120" w:type="dxa"/>
+              <w:bottom w:w="90" w:type="dxa"/>
+              <w:end w:w="120" w:type="dxa"/>
+            </w:tcMar>
+          </w:tcPr>
+          <w:p>
+            <w:r>
+              <w:rPr>
+                <w:rFonts w:ascii="Calibri" w:hAnsi="Calibri" w:eastAsia="Microsoft YaHei"/>
+                <w:b/>
+              </w:rPr>
+              <w:t>讲述要点</w:t>
+            </w:r>
+          </w:p>
+        </w:tc>
+        <w:tc>
+          <w:tcPr>
+            <w:tcW w:type="dxa" w:w="2160"/>
+            <w:shd w:fill="EAF2F8"/>
+            <w:tcMar>
+              <w:top w:w="90" w:type="dxa"/>
+              <w:start w:w="120" w:type="dxa"/>
+              <w:bottom w:w="90" w:type="dxa"/>
+              <w:end w:w="120" w:type="dxa"/>
+            </w:tcMar>
+          </w:tcPr>
+          <w:p>
+            <w:r>
+              <w:rPr>
+                <w:rFonts w:ascii="Calibri" w:hAnsi="Calibri" w:eastAsia="Microsoft YaHei"/>
+                <w:b/>
+              </w:rPr>
+              <w:t>当场证据</w:t>
+            </w:r>
+          </w:p>
+        </w:tc>
+      </w:tr>
+      <w:tr>
+        <w:tc>
+          <w:tcPr>
+            <w:tcW w:type="dxa" w:w="1152"/>
+            <w:vAlign w:val="center"/>
+            <w:tcMar>
+              <w:top w:w="90" w:type="dxa"/>
+              <w:start w:w="120" w:type="dxa"/>
+              <w:bottom w:w="90" w:type="dxa"/>
+              <w:end w:w="120" w:type="dxa"/>
+            </w:tcMar>
+          </w:tcPr>
+          <w:p>
+            <w:r>
+              <w:rPr>
+                <w:rFonts w:ascii="Calibri" w:hAnsi="Calibri" w:eastAsia="Microsoft YaHei"/>
+                <w:sz w:val="18"/>
+              </w:rPr>
+              <w:t>0:00-0:35</w:t>
+            </w:r>
+          </w:p>
+        </w:tc>
+        <w:tc>
+          <w:tcPr>
+            <w:tcW w:type="dxa" w:w="1800"/>
+            <w:vAlign w:val="center"/>
+            <w:tcMar>
+              <w:top w:w="90" w:type="dxa"/>
+              <w:start w:w="120" w:type="dxa"/>
+              <w:bottom w:w="90" w:type="dxa"/>
+              <w:end w:w="120" w:type="dxa"/>
+            </w:tcMar>
+          </w:tcPr>
+          <w:p>
+            <w:r>
+              <w:rPr>
+                <w:rFonts w:ascii="Calibri" w:hAnsi="Calibri" w:eastAsia="Microsoft YaHei"/>
+                <w:sz w:val="18"/>
+              </w:rPr>
+              <w:t>总览与当班工作区</w:t>
+            </w:r>
+          </w:p>
+        </w:tc>
+        <w:tc>
+          <w:tcPr>
+            <w:tcW w:type="dxa" w:w="4104"/>
+            <w:vAlign w:val="center"/>
+            <w:tcMar>
+              <w:top w:w="90" w:type="dxa"/>
+              <w:start w:w="120" w:type="dxa"/>
+              <w:bottom w:w="90" w:type="dxa"/>
+              <w:end w:w="120" w:type="dxa"/>
+            </w:tcMar>
+          </w:tcPr>
+          <w:p>
+            <w:r>
+              <w:rPr>
+                <w:rFonts w:ascii="Calibri" w:hAnsi="Calibri" w:eastAsia="Microsoft YaHei"/>
+                <w:sz w:val="18"/>
+              </w:rPr>
+              <w:t>先说明安全、连续生产和经济比较的顺序，明确平台位于生产运行管理层。</w:t>
+            </w:r>
+          </w:p>
+        </w:tc>
+        <w:tc>
+          <w:tcPr>
+            <w:tcW w:type="dxa" w:w="2160"/>
+            <w:vAlign w:val="center"/>
+            <w:tcMar>
+              <w:top w:w="90" w:type="dxa"/>
+              <w:start w:w="120" w:type="dxa"/>
+              <w:bottom w:w="90" w:type="dxa"/>
+              <w:end w:w="120" w:type="dxa"/>
+            </w:tcMar>
+          </w:tcPr>
+          <w:p>
+            <w:r>
+              <w:rPr>
+                <w:rFonts w:ascii="Calibri" w:hAnsi="Calibri" w:eastAsia="Microsoft YaHei"/>
+                <w:sz w:val="18"/>
+              </w:rPr>
+              <w:t>系统边界、当班状态、数据质量状态</w:t>
+            </w:r>
+          </w:p>
+        </w:tc>
+      </w:tr>
+      <w:tr>
+        <w:tc>
+          <w:tcPr>
+            <w:tcW w:type="dxa" w:w="1152"/>
+            <w:vAlign w:val="center"/>
+            <w:tcMar>
+              <w:top w:w="90" w:type="dxa"/>
+              <w:start w:w="120" w:type="dxa"/>
+              <w:bottom w:w="90" w:type="dxa"/>
+              <w:end w:w="120" w:type="dxa"/>
+            </w:tcMar>
+          </w:tcPr>
+          <w:p>
+            <w:r>
+              <w:rPr>
+                <w:rFonts w:ascii="Calibri" w:hAnsi="Calibri" w:eastAsia="Microsoft YaHei"/>
+                <w:sz w:val="18"/>
+              </w:rPr>
+              <w:t>0:35-1:15</w:t>
+            </w:r>
+          </w:p>
+        </w:tc>
+        <w:tc>
+          <w:tcPr>
+            <w:tcW w:type="dxa" w:w="1800"/>
+            <w:vAlign w:val="center"/>
+            <w:tcMar>
+              <w:top w:w="90" w:type="dxa"/>
+              <w:start w:w="120" w:type="dxa"/>
+              <w:bottom w:w="90" w:type="dxa"/>
+              <w:end w:w="120" w:type="dxa"/>
+            </w:tcMar>
+          </w:tcPr>
+          <w:p>
+            <w:r>
+              <w:rPr>
+                <w:rFonts w:ascii="Calibri" w:hAnsi="Calibri" w:eastAsia="Microsoft YaHei"/>
+                <w:sz w:val="18"/>
+              </w:rPr>
+              <w:t>行情核价与班次事实</w:t>
+            </w:r>
+          </w:p>
+        </w:tc>
+        <w:tc>
+          <w:tcPr>
+            <w:tcW w:type="dxa" w:w="4104"/>
+            <w:vAlign w:val="center"/>
+            <w:tcMar>
+              <w:top w:w="90" w:type="dxa"/>
+              <w:start w:w="120" w:type="dxa"/>
+              <w:bottom w:w="90" w:type="dxa"/>
+              <w:end w:w="120" w:type="dxa"/>
+            </w:tcMar>
+          </w:tcPr>
+          <w:p>
+            <w:r>
+              <w:rPr>
+                <w:rFonts w:ascii="Calibri" w:hAnsi="Calibri" w:eastAsia="Microsoft YaHei"/>
+                <w:sz w:val="18"/>
+              </w:rPr>
+              <w:t>说明未经经营确认的行情不进入新方案，每个输入保留来源、时间、单位和质量状态。</w:t>
+            </w:r>
+          </w:p>
+        </w:tc>
+        <w:tc>
+          <w:tcPr>
+            <w:tcW w:type="dxa" w:w="2160"/>
+            <w:vAlign w:val="center"/>
+            <w:tcMar>
+              <w:top w:w="90" w:type="dxa"/>
+              <w:start w:w="120" w:type="dxa"/>
+              <w:bottom w:w="90" w:type="dxa"/>
+              <w:end w:w="120" w:type="dxa"/>
+            </w:tcMar>
+          </w:tcPr>
+          <w:p>
+            <w:r>
+              <w:rPr>
+                <w:rFonts w:ascii="Calibri" w:hAnsi="Calibri" w:eastAsia="Microsoft YaHei"/>
+                <w:sz w:val="18"/>
+              </w:rPr>
+              <w:t>行情版本、确认状态、证据完整度</w:t>
+            </w:r>
+          </w:p>
+        </w:tc>
+      </w:tr>
+      <w:tr>
+        <w:tc>
+          <w:tcPr>
+            <w:tcW w:type="dxa" w:w="1152"/>
+            <w:vAlign w:val="center"/>
+            <w:tcMar>
+              <w:top w:w="90" w:type="dxa"/>
+              <w:start w:w="120" w:type="dxa"/>
+              <w:bottom w:w="90" w:type="dxa"/>
+              <w:end w:w="120" w:type="dxa"/>
+            </w:tcMar>
+          </w:tcPr>
+          <w:p>
+            <w:r>
+              <w:rPr>
+                <w:rFonts w:ascii="Calibri" w:hAnsi="Calibri" w:eastAsia="Microsoft YaHei"/>
+                <w:sz w:val="18"/>
+              </w:rPr>
+              <w:t>1:15-2:10</w:t>
+            </w:r>
+          </w:p>
+        </w:tc>
+        <w:tc>
+          <w:tcPr>
+            <w:tcW w:type="dxa" w:w="1800"/>
+            <w:vAlign w:val="center"/>
+            <w:tcMar>
+              <w:top w:w="90" w:type="dxa"/>
+              <w:start w:w="120" w:type="dxa"/>
+              <w:bottom w:w="90" w:type="dxa"/>
+              <w:end w:w="120" w:type="dxa"/>
+            </w:tcMar>
+          </w:tcPr>
+          <w:p>
+            <w:r>
+              <w:rPr>
+                <w:rFonts w:ascii="Calibri" w:hAnsi="Calibri" w:eastAsia="Microsoft YaHei"/>
+                <w:sz w:val="18"/>
+              </w:rPr>
+              <w:t>24小时平衡与方案比较</w:t>
+            </w:r>
+          </w:p>
+        </w:tc>
+        <w:tc>
+          <w:tcPr>
+            <w:tcW w:type="dxa" w:w="4104"/>
+            <w:vAlign w:val="center"/>
+            <w:tcMar>
+              <w:top w:w="90" w:type="dxa"/>
+              <w:start w:w="120" w:type="dxa"/>
+              <w:bottom w:w="90" w:type="dxa"/>
+              <w:end w:w="120" w:type="dxa"/>
+            </w:tcMar>
+          </w:tcPr>
+          <w:p>
+            <w:r>
+              <w:rPr>
+                <w:rFonts w:ascii="Calibri" w:hAnsi="Calibri" w:eastAsia="Microsoft YaHei"/>
+                <w:sz w:val="18"/>
+              </w:rPr>
+              <w:t>先核对液氨守恒和安全库存，再比较各去向；经济指标不表述为已实现收益。</w:t>
+            </w:r>
+          </w:p>
+        </w:tc>
+        <w:tc>
+          <w:tcPr>
+            <w:tcW w:type="dxa" w:w="2160"/>
+            <w:vAlign w:val="center"/>
+            <w:tcMar>
+              <w:top w:w="90" w:type="dxa"/>
+              <w:start w:w="120" w:type="dxa"/>
+              <w:bottom w:w="90" w:type="dxa"/>
+              <w:end w:w="120" w:type="dxa"/>
+            </w:tcMar>
+          </w:tcPr>
+          <w:p>
+            <w:r>
+              <w:rPr>
+                <w:rFonts w:ascii="Calibri" w:hAnsi="Calibri" w:eastAsia="Microsoft YaHei"/>
+                <w:sz w:val="18"/>
+              </w:rPr>
+              <w:t>物料平衡、候选方案、逐项贡献账本</w:t>
+            </w:r>
+          </w:p>
+        </w:tc>
+      </w:tr>
+      <w:tr>
+        <w:tc>
+          <w:tcPr>
+            <w:tcW w:type="dxa" w:w="1152"/>
+            <w:vAlign w:val="center"/>
+            <w:tcMar>
+              <w:top w:w="90" w:type="dxa"/>
+              <w:start w:w="120" w:type="dxa"/>
+              <w:bottom w:w="90" w:type="dxa"/>
+              <w:end w:w="120" w:type="dxa"/>
+            </w:tcMar>
+          </w:tcPr>
+          <w:p>
+            <w:r>
+              <w:rPr>
+                <w:rFonts w:ascii="Calibri" w:hAnsi="Calibri" w:eastAsia="Microsoft YaHei"/>
+                <w:sz w:val="18"/>
+              </w:rPr>
+              <w:t>2:10-2:55</w:t>
+            </w:r>
+          </w:p>
+        </w:tc>
+        <w:tc>
+          <w:tcPr>
+            <w:tcW w:type="dxa" w:w="1800"/>
+            <w:vAlign w:val="center"/>
+            <w:tcMar>
+              <w:top w:w="90" w:type="dxa"/>
+              <w:start w:w="120" w:type="dxa"/>
+              <w:bottom w:w="90" w:type="dxa"/>
+              <w:end w:w="120" w:type="dxa"/>
+            </w:tcMar>
+          </w:tcPr>
+          <w:p>
+            <w:r>
+              <w:rPr>
+                <w:rFonts w:ascii="Calibri" w:hAnsi="Calibri" w:eastAsia="Microsoft YaHei"/>
+                <w:sz w:val="18"/>
+              </w:rPr>
+              <w:t>设备趋势处置</w:t>
+            </w:r>
+          </w:p>
+        </w:tc>
+        <w:tc>
+          <w:tcPr>
+            <w:tcW w:type="dxa" w:w="4104"/>
+            <w:vAlign w:val="center"/>
+            <w:tcMar>
+              <w:top w:w="90" w:type="dxa"/>
+              <w:start w:w="120" w:type="dxa"/>
+              <w:bottom w:w="90" w:type="dxa"/>
+              <w:end w:w="120" w:type="dxa"/>
+            </w:tcMar>
+          </w:tcPr>
+          <w:p>
+            <w:r>
+              <w:rPr>
+                <w:rFonts w:ascii="Calibri" w:hAnsi="Calibri" w:eastAsia="Microsoft YaHei"/>
+                <w:sz w:val="18"/>
+              </w:rPr>
+              <w:t>展示具体变量、持续时间和检查项；达到specialist_review条件时通知设备专业会签。</w:t>
+            </w:r>
+          </w:p>
+        </w:tc>
+        <w:tc>
+          <w:tcPr>
+            <w:tcW w:type="dxa" w:w="2160"/>
+            <w:vAlign w:val="center"/>
+            <w:tcMar>
+              <w:top w:w="90" w:type="dxa"/>
+              <w:start w:w="120" w:type="dxa"/>
+              <w:bottom w:w="90" w:type="dxa"/>
+              <w:end w:w="120" w:type="dxa"/>
+            </w:tcMar>
+          </w:tcPr>
+          <w:p>
+            <w:r>
+              <w:rPr>
+                <w:rFonts w:ascii="Calibri" w:hAnsi="Calibri" w:eastAsia="Microsoft YaHei"/>
+                <w:sz w:val="18"/>
+              </w:rPr>
+              <w:t>趋势回放样例、触发字段、检查清单</w:t>
+            </w:r>
+          </w:p>
+        </w:tc>
+      </w:tr>
+      <w:tr>
+        <w:tc>
+          <w:tcPr>
+            <w:tcW w:type="dxa" w:w="1152"/>
+            <w:vAlign w:val="center"/>
+            <w:tcMar>
+              <w:top w:w="90" w:type="dxa"/>
+              <w:start w:w="120" w:type="dxa"/>
+              <w:bottom w:w="90" w:type="dxa"/>
+              <w:end w:w="120" w:type="dxa"/>
+            </w:tcMar>
+          </w:tcPr>
+          <w:p>
+            <w:r>
+              <w:rPr>
+                <w:rFonts w:ascii="Calibri" w:hAnsi="Calibri" w:eastAsia="Microsoft YaHei"/>
+                <w:sz w:val="18"/>
+              </w:rPr>
+              <w:t>2:55-3:50</w:t>
+            </w:r>
+          </w:p>
+        </w:tc>
+        <w:tc>
+          <w:tcPr>
+            <w:tcW w:type="dxa" w:w="1800"/>
+            <w:vAlign w:val="center"/>
+            <w:tcMar>
+              <w:top w:w="90" w:type="dxa"/>
+              <w:start w:w="120" w:type="dxa"/>
+              <w:bottom w:w="90" w:type="dxa"/>
+              <w:end w:w="120" w:type="dxa"/>
+            </w:tcMar>
+          </w:tcPr>
+          <w:p>
+            <w:r>
+              <w:rPr>
+                <w:rFonts w:ascii="Calibri" w:hAnsi="Calibri" w:eastAsia="Microsoft YaHei"/>
+                <w:sz w:val="18"/>
+              </w:rPr>
+              <w:t>条件处置与飞书闭环</w:t>
+            </w:r>
+          </w:p>
+        </w:tc>
+        <w:tc>
+          <w:tcPr>
+            <w:tcW w:type="dxa" w:w="4104"/>
+            <w:vAlign w:val="center"/>
+            <w:tcMar>
+              <w:top w:w="90" w:type="dxa"/>
+              <w:start w:w="120" w:type="dxa"/>
+              <w:bottom w:w="90" w:type="dxa"/>
+              <w:end w:w="120" w:type="dxa"/>
+            </w:tcMar>
+          </w:tcPr>
+          <w:p>
+            <w:r>
+              <w:rPr>
+                <w:rFonts w:ascii="Calibri" w:hAnsi="Calibri" w:eastAsia="Microsoft YaHei"/>
+                <w:sz w:val="18"/>
+              </w:rPr>
+              <w:t>一般提示不自动升级；明确条件触发专业会签；演练停算线停止新目标、经济排序、动作单和审批。</w:t>
+            </w:r>
+          </w:p>
+        </w:tc>
+        <w:tc>
+          <w:tcPr>
+            <w:tcW w:type="dxa" w:w="2160"/>
+            <w:vAlign w:val="center"/>
+            <w:tcMar>
+              <w:top w:w="90" w:type="dxa"/>
+              <w:start w:w="120" w:type="dxa"/>
+              <w:bottom w:w="90" w:type="dxa"/>
+              <w:end w:w="120" w:type="dxa"/>
+            </w:tcMar>
+          </w:tcPr>
+          <w:p>
+            <w:r>
+              <w:rPr>
+                <w:rFonts w:ascii="Calibri" w:hAnsi="Calibri" w:eastAsia="Microsoft YaHei"/>
+                <w:sz w:val="18"/>
+              </w:rPr>
+              <w:t>处置状态、触发条件、会签对象、停算动作</w:t>
+            </w:r>
+          </w:p>
+        </w:tc>
+      </w:tr>
+      <w:tr>
+        <w:tc>
+          <w:tcPr>
+            <w:tcW w:type="dxa" w:w="1152"/>
+            <w:vAlign w:val="center"/>
+            <w:tcMar>
+              <w:top w:w="90" w:type="dxa"/>
+              <w:start w:w="120" w:type="dxa"/>
+              <w:bottom w:w="90" w:type="dxa"/>
+              <w:end w:w="120" w:type="dxa"/>
+            </w:tcMar>
+          </w:tcPr>
+          <w:p>
+            <w:r>
+              <w:rPr>
+                <w:rFonts w:ascii="Calibri" w:hAnsi="Calibri" w:eastAsia="Microsoft YaHei"/>
+                <w:sz w:val="18"/>
+              </w:rPr>
+              <w:t>3:50-4:35</w:t>
+            </w:r>
+          </w:p>
+        </w:tc>
+        <w:tc>
+          <w:tcPr>
+            <w:tcW w:type="dxa" w:w="1800"/>
+            <w:vAlign w:val="center"/>
+            <w:tcMar>
+              <w:top w:w="90" w:type="dxa"/>
+              <w:start w:w="120" w:type="dxa"/>
+              <w:bottom w:w="90" w:type="dxa"/>
+              <w:end w:w="120" w:type="dxa"/>
+            </w:tcMar>
+          </w:tcPr>
+          <w:p>
+            <w:r>
+              <w:rPr>
+                <w:rFonts w:ascii="Calibri" w:hAnsi="Calibri" w:eastAsia="Microsoft YaHei"/>
+                <w:sz w:val="18"/>
+              </w:rPr>
+              <w:t>执行跟踪与班后复盘</w:t>
+            </w:r>
+          </w:p>
+        </w:tc>
+        <w:tc>
+          <w:tcPr>
+            <w:tcW w:type="dxa" w:w="4104"/>
+            <w:vAlign w:val="center"/>
+            <w:tcMar>
+              <w:top w:w="90" w:type="dxa"/>
+              <w:start w:w="120" w:type="dxa"/>
+              <w:bottom w:w="90" w:type="dxa"/>
+              <w:end w:w="120" w:type="dxa"/>
+            </w:tcMar>
+          </w:tcPr>
+          <w:p>
+            <w:r>
+              <w:rPr>
+                <w:rFonts w:ascii="Calibri" w:hAnsi="Calibri" w:eastAsia="Microsoft YaHei"/>
+                <w:sz w:val="18"/>
+              </w:rPr>
+              <w:t>四岗位全部接令后才进入执行跟踪；接令不等于执行，无Historian回传时实际值为空。</w:t>
+            </w:r>
+          </w:p>
+        </w:tc>
+        <w:tc>
+          <w:tcPr>
+            <w:tcW w:type="dxa" w:w="2160"/>
+            <w:vAlign w:val="center"/>
+            <w:tcMar>
+              <w:top w:w="90" w:type="dxa"/>
+              <w:start w:w="120" w:type="dxa"/>
+              <w:bottom w:w="90" w:type="dxa"/>
+              <w:end w:w="120" w:type="dxa"/>
+            </w:tcMar>
+          </w:tcPr>
+          <w:p>
+            <w:r>
+              <w:rPr>
+                <w:rFonts w:ascii="Calibri" w:hAnsi="Calibri" w:eastAsia="Microsoft YaHei"/>
+                <w:sz w:val="18"/>
+              </w:rPr>
+              <w:t>动作单版本、回传状态、执行偏差、审核状态</w:t>
+            </w:r>
+          </w:p>
+        </w:tc>
+      </w:tr>
+      <w:tr>
+        <w:tc>
+          <w:tcPr>
+            <w:tcW w:type="dxa" w:w="1152"/>
+            <w:vAlign w:val="center"/>
+            <w:tcMar>
+              <w:top w:w="90" w:type="dxa"/>
+              <w:start w:w="120" w:type="dxa"/>
+              <w:bottom w:w="90" w:type="dxa"/>
+              <w:end w:w="120" w:type="dxa"/>
+            </w:tcMar>
+          </w:tcPr>
+          <w:p>
+            <w:r>
+              <w:rPr>
+                <w:rFonts w:ascii="Calibri" w:hAnsi="Calibri" w:eastAsia="Microsoft YaHei"/>
+                <w:sz w:val="18"/>
+              </w:rPr>
+              <w:t>4:35-5:00</w:t>
+            </w:r>
+          </w:p>
+        </w:tc>
+        <w:tc>
+          <w:tcPr>
+            <w:tcW w:type="dxa" w:w="1800"/>
+            <w:vAlign w:val="center"/>
+            <w:tcMar>
+              <w:top w:w="90" w:type="dxa"/>
+              <w:start w:w="120" w:type="dxa"/>
+              <w:bottom w:w="90" w:type="dxa"/>
+              <w:end w:w="120" w:type="dxa"/>
+            </w:tcMar>
+          </w:tcPr>
+          <w:p>
+            <w:r>
+              <w:rPr>
+                <w:rFonts w:ascii="Calibri" w:hAnsi="Calibri" w:eastAsia="Microsoft YaHei"/>
+                <w:sz w:val="18"/>
+              </w:rPr>
+              <w:t>试点与验收</w:t>
+            </w:r>
+          </w:p>
+        </w:tc>
+        <w:tc>
+          <w:tcPr>
+            <w:tcW w:type="dxa" w:w="4104"/>
+            <w:vAlign w:val="center"/>
+            <w:tcMar>
+              <w:top w:w="90" w:type="dxa"/>
+              <w:start w:w="120" w:type="dxa"/>
+              <w:bottom w:w="90" w:type="dxa"/>
+              <w:end w:w="120" w:type="dxa"/>
+            </w:tcMar>
+          </w:tcPr>
+          <w:p>
+            <w:r>
+              <w:rPr>
+                <w:rFonts w:ascii="Calibri" w:hAnsi="Calibri" w:eastAsia="Microsoft YaHei"/>
+                <w:sz w:val="18"/>
+              </w:rPr>
+              <w:t>说明30/60/90天范围、有效班次定义和必过项，再说明效果观察指标。</w:t>
+            </w:r>
+          </w:p>
+        </w:tc>
+        <w:tc>
+          <w:tcPr>
+            <w:tcW w:type="dxa" w:w="2160"/>
+            <w:vAlign w:val="center"/>
+            <w:tcMar>
+              <w:top w:w="90" w:type="dxa"/>
+              <w:start w:w="120" w:type="dxa"/>
+              <w:bottom w:w="90" w:type="dxa"/>
+              <w:end w:w="120" w:type="dxa"/>
+            </w:tcMar>
+          </w:tcPr>
+          <w:p>
+            <w:r>
+              <w:rPr>
+                <w:rFonts w:ascii="Calibri" w:hAnsi="Calibri" w:eastAsia="Microsoft YaHei"/>
+                <w:sz w:val="18"/>
+              </w:rPr>
+              <w:t>数据清单、验收口径、停用条件</w:t>
+            </w:r>
+          </w:p>
+        </w:tc>
+      </w:tr>
+    </w:tbl>
+    <w:p>
+      <w:pPr>
+        <w:pStyle w:val="Heading2"/>
+      </w:pPr>
+      <w:r>
+        <w:t>八（二）典型班次证据链</w:t>
+      </w:r>
+    </w:p>
+    <w:tbl>
+      <w:tblPr>
+        <w:tblStyle w:val="TableGrid"/>
+        <w:tblW w:type="auto" w:w="0"/>
+        <w:jc w:val="center"/>
+        <w:tblLayout w:type="fixed"/>
+        <w:tblLook w:firstColumn="1" w:firstRow="1" w:lastColumn="0" w:lastRow="0" w:noHBand="0" w:noVBand="1" w:val="04A0"/>
+      </w:tblPr>
+      <w:tblGrid>
+        <w:gridCol w:w="1953"/>
+        <w:gridCol w:w="1953"/>
+        <w:gridCol w:w="1953"/>
+        <w:gridCol w:w="1953"/>
+        <w:gridCol w:w="1953"/>
+      </w:tblGrid>
+      <w:tr>
+        <w:tc>
+          <w:tcPr>
+            <w:tcW w:type="dxa" w:w="792"/>
+            <w:shd w:fill="EAF2F8"/>
+            <w:tcMar>
+              <w:top w:w="90" w:type="dxa"/>
+              <w:start w:w="120" w:type="dxa"/>
+              <w:bottom w:w="90" w:type="dxa"/>
+              <w:end w:w="120" w:type="dxa"/>
+            </w:tcMar>
+          </w:tcPr>
+          <w:p>
+            <w:r>
+              <w:rPr>
+                <w:rFonts w:ascii="Calibri" w:hAnsi="Calibri" w:eastAsia="Microsoft YaHei"/>
+                <w:b/>
+              </w:rPr>
+              <w:t>编号</w:t>
+            </w:r>
+          </w:p>
+        </w:tc>
+        <w:tc>
+          <w:tcPr>
+            <w:tcW w:type="dxa" w:w="3456"/>
+            <w:shd w:fill="EAF2F8"/>
+            <w:tcMar>
+              <w:top w:w="90" w:type="dxa"/>
+              <w:start w:w="120" w:type="dxa"/>
+              <w:bottom w:w="90" w:type="dxa"/>
+              <w:end w:w="120" w:type="dxa"/>
+            </w:tcMar>
+          </w:tcPr>
+          <w:p>
+            <w:r>
+              <w:rPr>
+                <w:rFonts w:ascii="Calibri" w:hAnsi="Calibri" w:eastAsia="Microsoft YaHei"/>
+                <w:b/>
+              </w:rPr>
+              <w:t>证据</w:t>
+            </w:r>
+          </w:p>
+        </w:tc>
+        <w:tc>
+          <w:tcPr>
+            <w:tcW w:type="dxa" w:w="1800"/>
+            <w:shd w:fill="EAF2F8"/>
+            <w:tcMar>
+              <w:top w:w="90" w:type="dxa"/>
+              <w:start w:w="120" w:type="dxa"/>
+              <w:bottom w:w="90" w:type="dxa"/>
+              <w:end w:w="120" w:type="dxa"/>
+            </w:tcMar>
+          </w:tcPr>
+          <w:p>
+            <w:r>
+              <w:rPr>
+                <w:rFonts w:ascii="Calibri" w:hAnsi="Calibri" w:eastAsia="Microsoft YaHei"/>
+                <w:b/>
+              </w:rPr>
+              <w:t>责任岗位</w:t>
+            </w:r>
+          </w:p>
+        </w:tc>
+        <w:tc>
+          <w:tcPr>
+            <w:tcW w:type="dxa" w:w="1800"/>
+            <w:shd w:fill="EAF2F8"/>
+            <w:tcMar>
+              <w:top w:w="90" w:type="dxa"/>
+              <w:start w:w="120" w:type="dxa"/>
+              <w:bottom w:w="90" w:type="dxa"/>
+              <w:end w:w="120" w:type="dxa"/>
+            </w:tcMar>
+          </w:tcPr>
+          <w:p>
+            <w:r>
+              <w:rPr>
+                <w:rFonts w:ascii="Calibri" w:hAnsi="Calibri" w:eastAsia="Microsoft YaHei"/>
+                <w:b/>
+              </w:rPr>
+              <w:t>保存位置</w:t>
+            </w:r>
+          </w:p>
+        </w:tc>
+        <w:tc>
+          <w:tcPr>
+            <w:tcW w:type="dxa" w:w="1368"/>
+            <w:shd w:fill="EAF2F8"/>
+            <w:tcMar>
+              <w:top w:w="90" w:type="dxa"/>
+              <w:start w:w="120" w:type="dxa"/>
+              <w:bottom w:w="90" w:type="dxa"/>
+              <w:end w:w="120" w:type="dxa"/>
+            </w:tcMar>
+          </w:tcPr>
+          <w:p>
+            <w:r>
+              <w:rPr>
+                <w:rFonts w:ascii="Calibri" w:hAnsi="Calibri" w:eastAsia="Microsoft YaHei"/>
+                <w:b/>
+              </w:rPr>
+              <w:t>状态</w:t>
+            </w:r>
+          </w:p>
+        </w:tc>
+      </w:tr>
+      <w:tr>
+        <w:tc>
+          <w:tcPr>
+            <w:tcW w:type="dxa" w:w="792"/>
+            <w:vAlign w:val="center"/>
+            <w:tcMar>
+              <w:top w:w="90" w:type="dxa"/>
+              <w:start w:w="120" w:type="dxa"/>
+              <w:bottom w:w="90" w:type="dxa"/>
+              <w:end w:w="120" w:type="dxa"/>
+            </w:tcMar>
+          </w:tcPr>
+          <w:p>
+            <w:r>
+              <w:rPr>
+                <w:rFonts w:ascii="Calibri" w:hAnsi="Calibri" w:eastAsia="Microsoft YaHei"/>
+                <w:sz w:val="18"/>
+              </w:rPr>
+              <w:t>E01</w:t>
+            </w:r>
+          </w:p>
+        </w:tc>
+        <w:tc>
+          <w:tcPr>
+            <w:tcW w:type="dxa" w:w="3456"/>
+            <w:vAlign w:val="center"/>
+            <w:tcMar>
+              <w:top w:w="90" w:type="dxa"/>
+              <w:start w:w="120" w:type="dxa"/>
+              <w:bottom w:w="90" w:type="dxa"/>
+              <w:end w:w="120" w:type="dxa"/>
+            </w:tcMar>
+          </w:tcPr>
+          <w:p>
+            <w:r>
+              <w:rPr>
+                <w:rFonts w:ascii="Calibri" w:hAnsi="Calibri" w:eastAsia="Microsoft YaHei"/>
+                <w:sz w:val="18"/>
+              </w:rPr>
+              <w:t>原班次计划、触发时间和输入快照哈希</w:t>
+            </w:r>
+          </w:p>
+        </w:tc>
+        <w:tc>
+          <w:tcPr>
+            <w:tcW w:type="dxa" w:w="1800"/>
+            <w:vAlign w:val="center"/>
+            <w:tcMar>
+              <w:top w:w="90" w:type="dxa"/>
+              <w:start w:w="120" w:type="dxa"/>
+              <w:bottom w:w="90" w:type="dxa"/>
+              <w:end w:w="120" w:type="dxa"/>
+            </w:tcMar>
+          </w:tcPr>
+          <w:p>
+            <w:r>
+              <w:rPr>
+                <w:rFonts w:ascii="Calibri" w:hAnsi="Calibri" w:eastAsia="Microsoft YaHei"/>
+                <w:sz w:val="18"/>
+              </w:rPr>
+              <w:t>调度员</w:t>
+            </w:r>
+          </w:p>
+        </w:tc>
+        <w:tc>
+          <w:tcPr>
+            <w:tcW w:type="dxa" w:w="1800"/>
+            <w:vAlign w:val="center"/>
+            <w:tcMar>
+              <w:top w:w="90" w:type="dxa"/>
+              <w:start w:w="120" w:type="dxa"/>
+              <w:bottom w:w="90" w:type="dxa"/>
+              <w:end w:w="120" w:type="dxa"/>
+            </w:tcMar>
+          </w:tcPr>
+          <w:p>
+            <w:r>
+              <w:rPr>
+                <w:rFonts w:ascii="Calibri" w:hAnsi="Calibri" w:eastAsia="Microsoft YaHei"/>
+                <w:sz w:val="18"/>
+              </w:rPr>
+              <w:t>班次调度事实表</w:t>
+            </w:r>
+          </w:p>
+        </w:tc>
+        <w:tc>
+          <w:tcPr>
+            <w:tcW w:type="dxa" w:w="1368"/>
+            <w:vAlign w:val="center"/>
+            <w:tcMar>
+              <w:top w:w="90" w:type="dxa"/>
+              <w:start w:w="120" w:type="dxa"/>
+              <w:bottom w:w="90" w:type="dxa"/>
+              <w:end w:w="120" w:type="dxa"/>
+            </w:tcMar>
+          </w:tcPr>
+          <w:p>
+            <w:r>
+              <w:rPr>
+                <w:rFonts w:ascii="Calibri" w:hAnsi="Calibri" w:eastAsia="Microsoft YaHei"/>
+                <w:sz w:val="18"/>
+              </w:rPr>
+              <w:t>原型</w:t>
+            </w:r>
+          </w:p>
+        </w:tc>
+      </w:tr>
+      <w:tr>
+        <w:tc>
+          <w:tcPr>
+            <w:tcW w:type="dxa" w:w="792"/>
+            <w:vAlign w:val="center"/>
+            <w:tcMar>
+              <w:top w:w="90" w:type="dxa"/>
+              <w:start w:w="120" w:type="dxa"/>
+              <w:bottom w:w="90" w:type="dxa"/>
+              <w:end w:w="120" w:type="dxa"/>
+            </w:tcMar>
+          </w:tcPr>
+          <w:p>
+            <w:r>
+              <w:rPr>
+                <w:rFonts w:ascii="Calibri" w:hAnsi="Calibri" w:eastAsia="Microsoft YaHei"/>
+                <w:sz w:val="18"/>
+              </w:rPr>
+              <w:t>E02</w:t>
+            </w:r>
+          </w:p>
+        </w:tc>
+        <w:tc>
+          <w:tcPr>
+            <w:tcW w:type="dxa" w:w="3456"/>
+            <w:vAlign w:val="center"/>
+            <w:tcMar>
+              <w:top w:w="90" w:type="dxa"/>
+              <w:start w:w="120" w:type="dxa"/>
+              <w:bottom w:w="90" w:type="dxa"/>
+              <w:end w:w="120" w:type="dxa"/>
+            </w:tcMar>
+          </w:tcPr>
+          <w:p>
+            <w:r>
+              <w:rPr>
+                <w:rFonts w:ascii="Calibri" w:hAnsi="Calibri" w:eastAsia="Microsoft YaHei"/>
+                <w:sz w:val="18"/>
+              </w:rPr>
+              <w:t>订单、MES计划、罐区摘要、行情确认和数据质量状态</w:t>
+            </w:r>
+          </w:p>
+        </w:tc>
+        <w:tc>
+          <w:tcPr>
+            <w:tcW w:type="dxa" w:w="1800"/>
+            <w:vAlign w:val="center"/>
+            <w:tcMar>
+              <w:top w:w="90" w:type="dxa"/>
+              <w:start w:w="120" w:type="dxa"/>
+              <w:bottom w:w="90" w:type="dxa"/>
+              <w:end w:w="120" w:type="dxa"/>
+            </w:tcMar>
+          </w:tcPr>
+          <w:p>
+            <w:r>
+              <w:rPr>
+                <w:rFonts w:ascii="Calibri" w:hAnsi="Calibri" w:eastAsia="Microsoft YaHei"/>
+                <w:sz w:val="18"/>
+              </w:rPr>
+              <w:t>经营、生产、罐区</w:t>
+            </w:r>
+          </w:p>
+        </w:tc>
+        <w:tc>
+          <w:tcPr>
+            <w:tcW w:type="dxa" w:w="1800"/>
+            <w:vAlign w:val="center"/>
+            <w:tcMar>
+              <w:top w:w="90" w:type="dxa"/>
+              <w:start w:w="120" w:type="dxa"/>
+              <w:bottom w:w="90" w:type="dxa"/>
+              <w:end w:w="120" w:type="dxa"/>
+            </w:tcMar>
+          </w:tcPr>
+          <w:p>
+            <w:r>
+              <w:rPr>
+                <w:rFonts w:ascii="Calibri" w:hAnsi="Calibri" w:eastAsia="Microsoft YaHei"/>
+                <w:sz w:val="18"/>
+              </w:rPr>
+              <w:t>班次调度事实表</w:t>
+            </w:r>
+          </w:p>
+        </w:tc>
+        <w:tc>
+          <w:tcPr>
+            <w:tcW w:type="dxa" w:w="1368"/>
+            <w:vAlign w:val="center"/>
+            <w:tcMar>
+              <w:top w:w="90" w:type="dxa"/>
+              <w:start w:w="120" w:type="dxa"/>
+              <w:bottom w:w="90" w:type="dxa"/>
+              <w:end w:w="120" w:type="dxa"/>
+            </w:tcMar>
+          </w:tcPr>
+          <w:p>
+            <w:r>
+              <w:rPr>
+                <w:rFonts w:ascii="Calibri" w:hAnsi="Calibri" w:eastAsia="Microsoft YaHei"/>
+                <w:sz w:val="18"/>
+              </w:rPr>
+              <w:t>样例已形成；企业数据待授权</w:t>
+            </w:r>
+          </w:p>
+        </w:tc>
+      </w:tr>
+      <w:tr>
+        <w:tc>
+          <w:tcPr>
+            <w:tcW w:type="dxa" w:w="792"/>
+            <w:vAlign w:val="center"/>
+            <w:tcMar>
+              <w:top w:w="90" w:type="dxa"/>
+              <w:start w:w="120" w:type="dxa"/>
+              <w:bottom w:w="90" w:type="dxa"/>
+              <w:end w:w="120" w:type="dxa"/>
+            </w:tcMar>
+          </w:tcPr>
+          <w:p>
+            <w:r>
+              <w:rPr>
+                <w:rFonts w:ascii="Calibri" w:hAnsi="Calibri" w:eastAsia="Microsoft YaHei"/>
+                <w:sz w:val="18"/>
+              </w:rPr>
+              <w:t>E03</w:t>
+            </w:r>
+          </w:p>
+        </w:tc>
+        <w:tc>
+          <w:tcPr>
+            <w:tcW w:type="dxa" w:w="3456"/>
+            <w:vAlign w:val="center"/>
+            <w:tcMar>
+              <w:top w:w="90" w:type="dxa"/>
+              <w:start w:w="120" w:type="dxa"/>
+              <w:bottom w:w="90" w:type="dxa"/>
+              <w:end w:w="120" w:type="dxa"/>
+            </w:tcMar>
+          </w:tcPr>
+          <w:p>
+            <w:r>
+              <w:rPr>
+                <w:rFonts w:ascii="Calibri" w:hAnsi="Calibri" w:eastAsia="Microsoft YaHei"/>
+                <w:sz w:val="18"/>
+              </w:rPr>
+              <w:t>物料守恒、安全库存、公辅余量、设备趋势和条件路由结果</w:t>
+            </w:r>
+          </w:p>
+        </w:tc>
+        <w:tc>
+          <w:tcPr>
+            <w:tcW w:type="dxa" w:w="1800"/>
+            <w:vAlign w:val="center"/>
+            <w:tcMar>
+              <w:top w:w="90" w:type="dxa"/>
+              <w:start w:w="120" w:type="dxa"/>
+              <w:bottom w:w="90" w:type="dxa"/>
+              <w:end w:w="120" w:type="dxa"/>
+            </w:tcMar>
+          </w:tcPr>
+          <w:p>
+            <w:r>
+              <w:rPr>
+                <w:rFonts w:ascii="Calibri" w:hAnsi="Calibri" w:eastAsia="Microsoft YaHei"/>
+                <w:sz w:val="18"/>
+              </w:rPr>
+              <w:t>生产、设备、安环</w:t>
+            </w:r>
+          </w:p>
+        </w:tc>
+        <w:tc>
+          <w:tcPr>
+            <w:tcW w:type="dxa" w:w="1800"/>
+            <w:vAlign w:val="center"/>
+            <w:tcMar>
+              <w:top w:w="90" w:type="dxa"/>
+              <w:start w:w="120" w:type="dxa"/>
+              <w:bottom w:w="90" w:type="dxa"/>
+              <w:end w:w="120" w:type="dxa"/>
+            </w:tcMar>
+          </w:tcPr>
+          <w:p>
+            <w:r>
+              <w:rPr>
+                <w:rFonts w:ascii="Calibri" w:hAnsi="Calibri" w:eastAsia="Microsoft YaHei"/>
+                <w:sz w:val="18"/>
+              </w:rPr>
+              <w:t>约束校核记录</w:t>
+            </w:r>
+          </w:p>
+        </w:tc>
+        <w:tc>
+          <w:tcPr>
+            <w:tcW w:type="dxa" w:w="1368"/>
+            <w:vAlign w:val="center"/>
+            <w:tcMar>
+              <w:top w:w="90" w:type="dxa"/>
+              <w:start w:w="120" w:type="dxa"/>
+              <w:bottom w:w="90" w:type="dxa"/>
+              <w:end w:w="120" w:type="dxa"/>
+            </w:tcMar>
+          </w:tcPr>
+          <w:p>
+            <w:r>
+              <w:rPr>
+                <w:rFonts w:ascii="Calibri" w:hAnsi="Calibri" w:eastAsia="Microsoft YaHei"/>
+                <w:sz w:val="18"/>
+              </w:rPr>
+              <w:t>原型</w:t>
+            </w:r>
+          </w:p>
+        </w:tc>
+      </w:tr>
+      <w:tr>
+        <w:tc>
+          <w:tcPr>
+            <w:tcW w:type="dxa" w:w="792"/>
+            <w:vAlign w:val="center"/>
+            <w:tcMar>
+              <w:top w:w="90" w:type="dxa"/>
+              <w:start w:w="120" w:type="dxa"/>
+              <w:bottom w:w="90" w:type="dxa"/>
+              <w:end w:w="120" w:type="dxa"/>
+            </w:tcMar>
+          </w:tcPr>
+          <w:p>
+            <w:r>
+              <w:rPr>
+                <w:rFonts w:ascii="Calibri" w:hAnsi="Calibri" w:eastAsia="Microsoft YaHei"/>
+                <w:sz w:val="18"/>
+              </w:rPr>
+              <w:t>E04</w:t>
+            </w:r>
+          </w:p>
+        </w:tc>
+        <w:tc>
+          <w:tcPr>
+            <w:tcW w:type="dxa" w:w="3456"/>
+            <w:vAlign w:val="center"/>
+            <w:tcMar>
+              <w:top w:w="90" w:type="dxa"/>
+              <w:start w:w="120" w:type="dxa"/>
+              <w:bottom w:w="90" w:type="dxa"/>
+              <w:end w:w="120" w:type="dxa"/>
+            </w:tcMar>
+          </w:tcPr>
+          <w:p>
+            <w:r>
+              <w:rPr>
+                <w:rFonts w:ascii="Calibri" w:hAnsi="Calibri" w:eastAsia="Microsoft YaHei"/>
+                <w:sz w:val="18"/>
+              </w:rPr>
+              <w:t>原计划、候选方案、有效期、撤销条件和贡献账本</w:t>
+            </w:r>
+          </w:p>
+        </w:tc>
+        <w:tc>
+          <w:tcPr>
+            <w:tcW w:type="dxa" w:w="1800"/>
+            <w:vAlign w:val="center"/>
+            <w:tcMar>
+              <w:top w:w="90" w:type="dxa"/>
+              <w:start w:w="120" w:type="dxa"/>
+              <w:bottom w:w="90" w:type="dxa"/>
+              <w:end w:w="120" w:type="dxa"/>
+            </w:tcMar>
+          </w:tcPr>
+          <w:p>
+            <w:r>
+              <w:rPr>
+                <w:rFonts w:ascii="Calibri" w:hAnsi="Calibri" w:eastAsia="Microsoft YaHei"/>
+                <w:sz w:val="18"/>
+              </w:rPr>
+              <w:t>调度员、财务</w:t>
+            </w:r>
+          </w:p>
+        </w:tc>
+        <w:tc>
+          <w:tcPr>
+            <w:tcW w:type="dxa" w:w="1800"/>
+            <w:vAlign w:val="center"/>
+            <w:tcMar>
+              <w:top w:w="90" w:type="dxa"/>
+              <w:start w:w="120" w:type="dxa"/>
+              <w:bottom w:w="90" w:type="dxa"/>
+              <w:end w:w="120" w:type="dxa"/>
+            </w:tcMar>
+          </w:tcPr>
+          <w:p>
+            <w:r>
+              <w:rPr>
+                <w:rFonts w:ascii="Calibri" w:hAnsi="Calibri" w:eastAsia="Microsoft YaHei"/>
+                <w:sz w:val="18"/>
+              </w:rPr>
+              <w:t>方案版本与测算明细</w:t>
+            </w:r>
+          </w:p>
+        </w:tc>
+        <w:tc>
+          <w:tcPr>
+            <w:tcW w:type="dxa" w:w="1368"/>
+            <w:vAlign w:val="center"/>
+            <w:tcMar>
+              <w:top w:w="90" w:type="dxa"/>
+              <w:start w:w="120" w:type="dxa"/>
+              <w:bottom w:w="90" w:type="dxa"/>
+              <w:end w:w="120" w:type="dxa"/>
+            </w:tcMar>
+          </w:tcPr>
+          <w:p>
+            <w:r>
+              <w:rPr>
+                <w:rFonts w:ascii="Calibri" w:hAnsi="Calibri" w:eastAsia="Microsoft YaHei"/>
+                <w:sz w:val="18"/>
+              </w:rPr>
+              <w:t>原型</w:t>
+            </w:r>
+          </w:p>
+        </w:tc>
+      </w:tr>
+      <w:tr>
+        <w:tc>
+          <w:tcPr>
+            <w:tcW w:type="dxa" w:w="792"/>
+            <w:vAlign w:val="center"/>
+            <w:tcMar>
+              <w:top w:w="90" w:type="dxa"/>
+              <w:start w:w="120" w:type="dxa"/>
+              <w:bottom w:w="90" w:type="dxa"/>
+              <w:end w:w="120" w:type="dxa"/>
+            </w:tcMar>
+          </w:tcPr>
+          <w:p>
+            <w:r>
+              <w:rPr>
+                <w:rFonts w:ascii="Calibri" w:hAnsi="Calibri" w:eastAsia="Microsoft YaHei"/>
+                <w:sz w:val="18"/>
+              </w:rPr>
+              <w:t>E05</w:t>
+            </w:r>
+          </w:p>
+        </w:tc>
+        <w:tc>
+          <w:tcPr>
+            <w:tcW w:type="dxa" w:w="3456"/>
+            <w:vAlign w:val="center"/>
+            <w:tcMar>
+              <w:top w:w="90" w:type="dxa"/>
+              <w:start w:w="120" w:type="dxa"/>
+              <w:bottom w:w="90" w:type="dxa"/>
+              <w:end w:w="120" w:type="dxa"/>
+            </w:tcMar>
+          </w:tcPr>
+          <w:p>
+            <w:r>
+              <w:rPr>
+                <w:rFonts w:ascii="Calibri" w:hAnsi="Calibri" w:eastAsia="Microsoft YaHei"/>
+                <w:sz w:val="18"/>
+              </w:rPr>
+              <w:t>班长确认，以及命中明确条件时对应专业的会签或退回意见</w:t>
+            </w:r>
+          </w:p>
+        </w:tc>
+        <w:tc>
+          <w:tcPr>
+            <w:tcW w:type="dxa" w:w="1800"/>
+            <w:vAlign w:val="center"/>
+            <w:tcMar>
+              <w:top w:w="90" w:type="dxa"/>
+              <w:start w:w="120" w:type="dxa"/>
+              <w:bottom w:w="90" w:type="dxa"/>
+              <w:end w:w="120" w:type="dxa"/>
+            </w:tcMar>
+          </w:tcPr>
+          <w:p>
+            <w:r>
+              <w:rPr>
+                <w:rFonts w:ascii="Calibri" w:hAnsi="Calibri" w:eastAsia="Microsoft YaHei"/>
+                <w:sz w:val="18"/>
+              </w:rPr>
+              <w:t>班长、调度主管、对应专业</w:t>
+            </w:r>
+          </w:p>
+        </w:tc>
+        <w:tc>
+          <w:tcPr>
+            <w:tcW w:type="dxa" w:w="1800"/>
+            <w:vAlign w:val="center"/>
+            <w:tcMar>
+              <w:top w:w="90" w:type="dxa"/>
+              <w:start w:w="120" w:type="dxa"/>
+              <w:bottom w:w="90" w:type="dxa"/>
+              <w:end w:w="120" w:type="dxa"/>
+            </w:tcMar>
+          </w:tcPr>
+          <w:p>
+            <w:r>
+              <w:rPr>
+                <w:rFonts w:ascii="Calibri" w:hAnsi="Calibri" w:eastAsia="Microsoft YaHei"/>
+                <w:sz w:val="18"/>
+              </w:rPr>
+              <w:t>飞书审批记录</w:t>
+            </w:r>
+          </w:p>
+        </w:tc>
+        <w:tc>
+          <w:tcPr>
+            <w:tcW w:type="dxa" w:w="1368"/>
+            <w:vAlign w:val="center"/>
+            <w:tcMar>
+              <w:top w:w="90" w:type="dxa"/>
+              <w:start w:w="120" w:type="dxa"/>
+              <w:bottom w:w="90" w:type="dxa"/>
+              <w:end w:w="120" w:type="dxa"/>
+            </w:tcMar>
+          </w:tcPr>
+          <w:p>
+            <w:r>
+              <w:rPr>
+                <w:rFonts w:ascii="Calibri" w:hAnsi="Calibri" w:eastAsia="Microsoft YaHei"/>
+                <w:sz w:val="18"/>
+              </w:rPr>
+              <w:t>状态机为原型；审批定义待授权</w:t>
+            </w:r>
+          </w:p>
+        </w:tc>
+      </w:tr>
+      <w:tr>
+        <w:tc>
+          <w:tcPr>
+            <w:tcW w:type="dxa" w:w="792"/>
+            <w:vAlign w:val="center"/>
+            <w:tcMar>
+              <w:top w:w="90" w:type="dxa"/>
+              <w:start w:w="120" w:type="dxa"/>
+              <w:bottom w:w="90" w:type="dxa"/>
+              <w:end w:w="120" w:type="dxa"/>
+            </w:tcMar>
+          </w:tcPr>
+          <w:p>
+            <w:r>
+              <w:rPr>
+                <w:rFonts w:ascii="Calibri" w:hAnsi="Calibri" w:eastAsia="Microsoft YaHei"/>
+                <w:sz w:val="18"/>
+              </w:rPr>
+              <w:t>E06</w:t>
+            </w:r>
+          </w:p>
+        </w:tc>
+        <w:tc>
+          <w:tcPr>
+            <w:tcW w:type="dxa" w:w="3456"/>
+            <w:vAlign w:val="center"/>
+            <w:tcMar>
+              <w:top w:w="90" w:type="dxa"/>
+              <w:start w:w="120" w:type="dxa"/>
+              <w:bottom w:w="90" w:type="dxa"/>
+              <w:end w:w="120" w:type="dxa"/>
+            </w:tcMar>
+          </w:tcPr>
+          <w:p>
+            <w:r>
+              <w:rPr>
+                <w:rFonts w:ascii="Calibri" w:hAnsi="Calibri" w:eastAsia="Microsoft YaHei"/>
+                <w:sz w:val="18"/>
+              </w:rPr>
+              <w:t>动作单版本、四岗位接令人、接令时间、回复和异常</w:t>
+            </w:r>
+          </w:p>
+        </w:tc>
+        <w:tc>
+          <w:tcPr>
+            <w:tcW w:type="dxa" w:w="1800"/>
+            <w:vAlign w:val="center"/>
+            <w:tcMar>
+              <w:top w:w="90" w:type="dxa"/>
+              <w:start w:w="120" w:type="dxa"/>
+              <w:bottom w:w="90" w:type="dxa"/>
+              <w:end w:w="120" w:type="dxa"/>
+            </w:tcMar>
+          </w:tcPr>
+          <w:p>
+            <w:r>
+              <w:rPr>
+                <w:rFonts w:ascii="Calibri" w:hAnsi="Calibri" w:eastAsia="Microsoft YaHei"/>
+                <w:sz w:val="18"/>
+              </w:rPr>
+              <w:t>四岗位主操/调度</w:t>
+            </w:r>
+          </w:p>
+        </w:tc>
+        <w:tc>
+          <w:tcPr>
+            <w:tcW w:type="dxa" w:w="1800"/>
+            <w:vAlign w:val="center"/>
+            <w:tcMar>
+              <w:top w:w="90" w:type="dxa"/>
+              <w:start w:w="120" w:type="dxa"/>
+              <w:bottom w:w="90" w:type="dxa"/>
+              <w:end w:w="120" w:type="dxa"/>
+            </w:tcMar>
+          </w:tcPr>
+          <w:p>
+            <w:r>
+              <w:rPr>
+                <w:rFonts w:ascii="Calibri" w:hAnsi="Calibri" w:eastAsia="Microsoft YaHei"/>
+                <w:sz w:val="18"/>
+              </w:rPr>
+              <w:t>Task v2与动作单记录</w:t>
+            </w:r>
+          </w:p>
+        </w:tc>
+        <w:tc>
+          <w:tcPr>
+            <w:tcW w:type="dxa" w:w="1368"/>
+            <w:vAlign w:val="center"/>
+            <w:tcMar>
+              <w:top w:w="90" w:type="dxa"/>
+              <w:start w:w="120" w:type="dxa"/>
+              <w:bottom w:w="90" w:type="dxa"/>
+              <w:end w:w="120" w:type="dxa"/>
+            </w:tcMar>
+          </w:tcPr>
+          <w:p>
+            <w:r>
+              <w:rPr>
+                <w:rFonts w:ascii="Calibri" w:hAnsi="Calibri" w:eastAsia="Microsoft YaHei"/>
+                <w:sz w:val="18"/>
+              </w:rPr>
+              <w:t>普通任务已验证；自动拆单为原型</w:t>
+            </w:r>
+          </w:p>
+        </w:tc>
+      </w:tr>
+      <w:tr>
+        <w:tc>
+          <w:tcPr>
+            <w:tcW w:type="dxa" w:w="792"/>
+            <w:vAlign w:val="center"/>
+            <w:tcMar>
+              <w:top w:w="90" w:type="dxa"/>
+              <w:start w:w="120" w:type="dxa"/>
+              <w:bottom w:w="90" w:type="dxa"/>
+              <w:end w:w="120" w:type="dxa"/>
+            </w:tcMar>
+          </w:tcPr>
+          <w:p>
+            <w:r>
+              <w:rPr>
+                <w:rFonts w:ascii="Calibri" w:hAnsi="Calibri" w:eastAsia="Microsoft YaHei"/>
+                <w:sz w:val="18"/>
+              </w:rPr>
+              <w:t>E07</w:t>
+            </w:r>
+          </w:p>
+        </w:tc>
+        <w:tc>
+          <w:tcPr>
+            <w:tcW w:type="dxa" w:w="3456"/>
+            <w:vAlign w:val="center"/>
+            <w:tcMar>
+              <w:top w:w="90" w:type="dxa"/>
+              <w:start w:w="120" w:type="dxa"/>
+              <w:bottom w:w="90" w:type="dxa"/>
+              <w:end w:w="120" w:type="dxa"/>
+            </w:tcMar>
+          </w:tcPr>
+          <w:p>
+            <w:r>
+              <w:rPr>
+                <w:rFonts w:ascii="Calibri" w:hAnsi="Calibri" w:eastAsia="Microsoft YaHei"/>
+                <w:sz w:val="18"/>
+              </w:rPr>
+              <w:t>Historian回传的实际负荷、库存、能耗和执行偏差</w:t>
+            </w:r>
+          </w:p>
+        </w:tc>
+        <w:tc>
+          <w:tcPr>
+            <w:tcW w:type="dxa" w:w="1800"/>
+            <w:vAlign w:val="center"/>
+            <w:tcMar>
+              <w:top w:w="90" w:type="dxa"/>
+              <w:start w:w="120" w:type="dxa"/>
+              <w:bottom w:w="90" w:type="dxa"/>
+              <w:end w:w="120" w:type="dxa"/>
+            </w:tcMar>
+          </w:tcPr>
+          <w:p>
+            <w:r>
+              <w:rPr>
+                <w:rFonts w:ascii="Calibri" w:hAnsi="Calibri" w:eastAsia="Microsoft YaHei"/>
+                <w:sz w:val="18"/>
+              </w:rPr>
+              <w:t>生产、信息化</w:t>
+            </w:r>
+          </w:p>
+        </w:tc>
+        <w:tc>
+          <w:tcPr>
+            <w:tcW w:type="dxa" w:w="1800"/>
+            <w:vAlign w:val="center"/>
+            <w:tcMar>
+              <w:top w:w="90" w:type="dxa"/>
+              <w:start w:w="120" w:type="dxa"/>
+              <w:bottom w:w="90" w:type="dxa"/>
+              <w:end w:w="120" w:type="dxa"/>
+            </w:tcMar>
+          </w:tcPr>
+          <w:p>
+            <w:r>
+              <w:rPr>
+                <w:rFonts w:ascii="Calibri" w:hAnsi="Calibri" w:eastAsia="Microsoft YaHei"/>
+                <w:sz w:val="18"/>
+              </w:rPr>
+              <w:t>执行跟踪记录</w:t>
+            </w:r>
+          </w:p>
+        </w:tc>
+        <w:tc>
+          <w:tcPr>
+            <w:tcW w:type="dxa" w:w="1368"/>
+            <w:vAlign w:val="center"/>
+            <w:tcMar>
+              <w:top w:w="90" w:type="dxa"/>
+              <w:start w:w="120" w:type="dxa"/>
+              <w:bottom w:w="90" w:type="dxa"/>
+              <w:end w:w="120" w:type="dxa"/>
+            </w:tcMar>
+          </w:tcPr>
+          <w:p>
+            <w:r>
+              <w:rPr>
+                <w:rFonts w:ascii="Calibri" w:hAnsi="Calibri" w:eastAsia="Microsoft YaHei"/>
+                <w:sz w:val="18"/>
+              </w:rPr>
+              <w:t>待授权；接令不作实际值</w:t>
+            </w:r>
+          </w:p>
+        </w:tc>
+      </w:tr>
+      <w:tr>
+        <w:tc>
+          <w:tcPr>
+            <w:tcW w:type="dxa" w:w="792"/>
+            <w:vAlign w:val="center"/>
+            <w:tcMar>
+              <w:top w:w="90" w:type="dxa"/>
+              <w:start w:w="120" w:type="dxa"/>
+              <w:bottom w:w="90" w:type="dxa"/>
+              <w:end w:w="120" w:type="dxa"/>
+            </w:tcMar>
+          </w:tcPr>
+          <w:p>
+            <w:r>
+              <w:rPr>
+                <w:rFonts w:ascii="Calibri" w:hAnsi="Calibri" w:eastAsia="Microsoft YaHei"/>
+                <w:sz w:val="18"/>
+              </w:rPr>
+              <w:t>E08</w:t>
+            </w:r>
+          </w:p>
+        </w:tc>
+        <w:tc>
+          <w:tcPr>
+            <w:tcW w:type="dxa" w:w="3456"/>
+            <w:vAlign w:val="center"/>
+            <w:tcMar>
+              <w:top w:w="90" w:type="dxa"/>
+              <w:start w:w="120" w:type="dxa"/>
+              <w:bottom w:w="90" w:type="dxa"/>
+              <w:end w:w="120" w:type="dxa"/>
+            </w:tcMar>
+          </w:tcPr>
+          <w:p>
+            <w:r>
+              <w:rPr>
+                <w:rFonts w:ascii="Calibri" w:hAnsi="Calibri" w:eastAsia="Microsoft YaHei"/>
+                <w:sz w:val="18"/>
+              </w:rPr>
+              <w:t>未采纳原因、归因、适用条件、审核人和规则版本</w:t>
+            </w:r>
+          </w:p>
+        </w:tc>
+        <w:tc>
+          <w:tcPr>
+            <w:tcW w:type="dxa" w:w="1800"/>
+            <w:vAlign w:val="center"/>
+            <w:tcMar>
+              <w:top w:w="90" w:type="dxa"/>
+              <w:start w:w="120" w:type="dxa"/>
+              <w:bottom w:w="90" w:type="dxa"/>
+              <w:end w:w="120" w:type="dxa"/>
+            </w:tcMar>
+          </w:tcPr>
+          <w:p>
+            <w:r>
+              <w:rPr>
+                <w:rFonts w:ascii="Calibri" w:hAnsi="Calibri" w:eastAsia="Microsoft YaHei"/>
+                <w:sz w:val="18"/>
+              </w:rPr>
+              <w:t>生产、设备、安环、经营</w:t>
+            </w:r>
+          </w:p>
+        </w:tc>
+        <w:tc>
+          <w:tcPr>
+            <w:tcW w:type="dxa" w:w="1800"/>
+            <w:vAlign w:val="center"/>
+            <w:tcMar>
+              <w:top w:w="90" w:type="dxa"/>
+              <w:start w:w="120" w:type="dxa"/>
+              <w:bottom w:w="90" w:type="dxa"/>
+              <w:end w:w="120" w:type="dxa"/>
+            </w:tcMar>
+          </w:tcPr>
+          <w:p>
+            <w:r>
+              <w:rPr>
+                <w:rFonts w:ascii="Calibri" w:hAnsi="Calibri" w:eastAsia="Microsoft YaHei"/>
+                <w:sz w:val="18"/>
+              </w:rPr>
+              <w:t>Base待审核案例库</w:t>
+            </w:r>
+          </w:p>
+        </w:tc>
+        <w:tc>
+          <w:tcPr>
+            <w:tcW w:type="dxa" w:w="1368"/>
+            <w:vAlign w:val="center"/>
+            <w:tcMar>
+              <w:top w:w="90" w:type="dxa"/>
+              <w:start w:w="120" w:type="dxa"/>
+              <w:bottom w:w="90" w:type="dxa"/>
+              <w:end w:w="120" w:type="dxa"/>
+            </w:tcMar>
+          </w:tcPr>
+          <w:p>
+            <w:r>
+              <w:rPr>
+                <w:rFonts w:ascii="Calibri" w:hAnsi="Calibri" w:eastAsia="Microsoft YaHei"/>
+                <w:sz w:val="18"/>
+              </w:rPr>
+              <w:t>样例库已验证；审核流程为原型</w:t>
+            </w:r>
+          </w:p>
+        </w:tc>
+      </w:tr>
+    </w:tbl>
+    <w:p>
+      <w:r>
+        <w:rPr>
+          <w:rFonts w:ascii="Calibri" w:hAnsi="Calibri" w:eastAsia="Microsoft YaHei"/>
+        </w:rPr>
+        <w:t>典型场景用于演示液氨库存趋紧、下游需求分化与设备趋势偏离时的跨系统判断，不作为云图现场工况结论。E06四岗位未全部接令时不得进入执行跟踪，E07缺失时不得填写实际效果。</w:t>
+      </w:r>
+    </w:p>
+    <w:p>
+      <w:pPr>
+        <w:pStyle w:val="Heading2"/>
+      </w:pPr>
+      <w:r>
+        <w:t>八（三）跨装置调度动作单</w:t>
+      </w:r>
+    </w:p>
+    <w:p>
+      <w:r>
+        <w:rPr>
+          <w:rFonts w:ascii="Calibri" w:hAnsi="Calibri" w:eastAsia="Microsoft YaHei"/>
+        </w:rPr>
+        <w:t>审批通过后生成跨装置调度动作单，由合成主操、硝酸主操、罐区/调度和公辅调度分别接令。四个岗位全部接令后才可进入执行跟踪；接令只表示收到有效方案并确认责任，不表示现场已经执行。</w:t>
+      </w:r>
+    </w:p>
+    <w:tbl>
+      <w:tblPr>
+        <w:tblStyle w:val="TableGrid"/>
+        <w:tblW w:type="auto" w:w="0"/>
+        <w:jc w:val="center"/>
+        <w:tblLayout w:type="fixed"/>
+        <w:tblLook w:firstColumn="1" w:firstRow="1" w:lastColumn="0" w:lastRow="0" w:noHBand="0" w:noVBand="1" w:val="04A0"/>
+      </w:tblPr>
+      <w:tblGrid>
+        <w:gridCol w:w="2441"/>
+        <w:gridCol w:w="2441"/>
+        <w:gridCol w:w="2441"/>
+        <w:gridCol w:w="2441"/>
+      </w:tblGrid>
+      <w:tr>
+        <w:tc>
+          <w:tcPr>
+            <w:tcW w:type="dxa" w:w="1440"/>
+            <w:shd w:fill="EAF2F8"/>
+            <w:tcMar>
+              <w:top w:w="90" w:type="dxa"/>
+              <w:start w:w="120" w:type="dxa"/>
+              <w:bottom w:w="90" w:type="dxa"/>
+              <w:end w:w="120" w:type="dxa"/>
+            </w:tcMar>
+          </w:tcPr>
+          <w:p>
+            <w:r>
+              <w:rPr>
+                <w:rFonts w:ascii="Calibri" w:hAnsi="Calibri" w:eastAsia="Microsoft YaHei"/>
+                <w:b/>
+              </w:rPr>
+              <w:t>接令岗位</w:t>
+            </w:r>
+          </w:p>
+        </w:tc>
+        <w:tc>
+          <w:tcPr>
+            <w:tcW w:type="dxa" w:w="3024"/>
+            <w:shd w:fill="EAF2F8"/>
+            <w:tcMar>
+              <w:top w:w="90" w:type="dxa"/>
+              <w:start w:w="120" w:type="dxa"/>
+              <w:bottom w:w="90" w:type="dxa"/>
+              <w:end w:w="120" w:type="dxa"/>
+            </w:tcMar>
+          </w:tcPr>
+          <w:p>
+            <w:r>
+              <w:rPr>
+                <w:rFonts w:ascii="Calibri" w:hAnsi="Calibri" w:eastAsia="Microsoft YaHei"/>
+                <w:b/>
+              </w:rPr>
+              <w:t>接令时核对</w:t>
+            </w:r>
+          </w:p>
+        </w:tc>
+        <w:tc>
+          <w:tcPr>
+            <w:tcW w:type="dxa" w:w="3096"/>
+            <w:shd w:fill="EAF2F8"/>
+            <w:tcMar>
+              <w:top w:w="90" w:type="dxa"/>
+              <w:start w:w="120" w:type="dxa"/>
+              <w:bottom w:w="90" w:type="dxa"/>
+              <w:end w:w="120" w:type="dxa"/>
+            </w:tcMar>
+          </w:tcPr>
+          <w:p>
+            <w:r>
+              <w:rPr>
+                <w:rFonts w:ascii="Calibri" w:hAnsi="Calibri" w:eastAsia="Microsoft YaHei"/>
+                <w:b/>
+              </w:rPr>
+              <w:t>接令后的责任</w:t>
+            </w:r>
+          </w:p>
+        </w:tc>
+        <w:tc>
+          <w:tcPr>
+            <w:tcW w:type="dxa" w:w="1656"/>
+            <w:shd w:fill="EAF2F8"/>
+            <w:tcMar>
+              <w:top w:w="90" w:type="dxa"/>
+              <w:start w:w="120" w:type="dxa"/>
+              <w:bottom w:w="90" w:type="dxa"/>
+              <w:end w:w="120" w:type="dxa"/>
+            </w:tcMar>
+          </w:tcPr>
+          <w:p>
+            <w:r>
+              <w:rPr>
+                <w:rFonts w:ascii="Calibri" w:hAnsi="Calibri" w:eastAsia="Microsoft YaHei"/>
+                <w:b/>
+              </w:rPr>
+              <w:t>退回处理</w:t>
+            </w:r>
+          </w:p>
+        </w:tc>
+      </w:tr>
+      <w:tr>
+        <w:tc>
+          <w:tcPr>
+            <w:tcW w:type="dxa" w:w="1440"/>
+            <w:vAlign w:val="center"/>
+            <w:tcMar>
+              <w:top w:w="90" w:type="dxa"/>
+              <w:start w:w="120" w:type="dxa"/>
+              <w:bottom w:w="90" w:type="dxa"/>
+              <w:end w:w="120" w:type="dxa"/>
+            </w:tcMar>
+          </w:tcPr>
+          <w:p>
+            <w:r>
+              <w:rPr>
+                <w:rFonts w:ascii="Calibri" w:hAnsi="Calibri" w:eastAsia="Microsoft YaHei"/>
+                <w:sz w:val="18"/>
+              </w:rPr>
+              <w:t>合成主操</w:t>
+            </w:r>
+          </w:p>
+        </w:tc>
+        <w:tc>
+          <w:tcPr>
+            <w:tcW w:type="dxa" w:w="3024"/>
+            <w:vAlign w:val="center"/>
+            <w:tcMar>
+              <w:top w:w="90" w:type="dxa"/>
+              <w:start w:w="120" w:type="dxa"/>
+              <w:bottom w:w="90" w:type="dxa"/>
+              <w:end w:w="120" w:type="dxa"/>
+            </w:tcMar>
+          </w:tcPr>
+          <w:p>
+            <w:r>
+              <w:rPr>
+                <w:rFonts w:ascii="Calibri" w:hAnsi="Calibri" w:eastAsia="Microsoft YaHei"/>
+                <w:sz w:val="18"/>
+              </w:rPr>
+              <w:t>目标负荷、升降负荷节奏、保持条件和撤销条件</w:t>
+            </w:r>
+          </w:p>
+        </w:tc>
+        <w:tc>
+          <w:tcPr>
+            <w:tcW w:type="dxa" w:w="3096"/>
+            <w:vAlign w:val="center"/>
+            <w:tcMar>
+              <w:top w:w="90" w:type="dxa"/>
+              <w:start w:w="120" w:type="dxa"/>
+              <w:bottom w:w="90" w:type="dxa"/>
+              <w:end w:w="120" w:type="dxa"/>
+            </w:tcMar>
+          </w:tcPr>
+          <w:p>
+            <w:r>
+              <w:rPr>
+                <w:rFonts w:ascii="Calibri" w:hAnsi="Calibri" w:eastAsia="Microsoft YaHei"/>
+                <w:sz w:val="18"/>
+              </w:rPr>
+              <w:t>确认收到有效版本，按现行操作票组织执行</w:t>
+            </w:r>
+          </w:p>
+        </w:tc>
+        <w:tc>
+          <w:tcPr>
+            <w:tcW w:type="dxa" w:w="1656"/>
+            <w:vAlign w:val="center"/>
+            <w:tcMar>
+              <w:top w:w="90" w:type="dxa"/>
+              <w:start w:w="120" w:type="dxa"/>
+              <w:bottom w:w="90" w:type="dxa"/>
+              <w:end w:w="120" w:type="dxa"/>
+            </w:tcMar>
+          </w:tcPr>
+          <w:p>
+            <w:r>
+              <w:rPr>
+                <w:rFonts w:ascii="Calibri" w:hAnsi="Calibri" w:eastAsia="Microsoft YaHei"/>
+                <w:sz w:val="18"/>
+              </w:rPr>
+              <w:t>保留原计划并反馈不可执行原因</w:t>
+            </w:r>
+          </w:p>
+        </w:tc>
+      </w:tr>
+      <w:tr>
+        <w:tc>
+          <w:tcPr>
+            <w:tcW w:type="dxa" w:w="1440"/>
+            <w:vAlign w:val="center"/>
+            <w:tcMar>
+              <w:top w:w="90" w:type="dxa"/>
+              <w:start w:w="120" w:type="dxa"/>
+              <w:bottom w:w="90" w:type="dxa"/>
+              <w:end w:w="120" w:type="dxa"/>
+            </w:tcMar>
+          </w:tcPr>
+          <w:p>
+            <w:r>
+              <w:rPr>
+                <w:rFonts w:ascii="Calibri" w:hAnsi="Calibri" w:eastAsia="Microsoft YaHei"/>
+                <w:sz w:val="18"/>
+              </w:rPr>
+              <w:t>硝酸主操</w:t>
+            </w:r>
+          </w:p>
+        </w:tc>
+        <w:tc>
+          <w:tcPr>
+            <w:tcW w:type="dxa" w:w="3024"/>
+            <w:vAlign w:val="center"/>
+            <w:tcMar>
+              <w:top w:w="90" w:type="dxa"/>
+              <w:start w:w="120" w:type="dxa"/>
+              <w:bottom w:w="90" w:type="dxa"/>
+              <w:end w:w="120" w:type="dxa"/>
+            </w:tcMar>
+          </w:tcPr>
+          <w:p>
+            <w:r>
+              <w:rPr>
+                <w:rFonts w:ascii="Calibri" w:hAnsi="Calibri" w:eastAsia="Microsoft YaHei"/>
+                <w:sz w:val="18"/>
+              </w:rPr>
+              <w:t>下游目标负荷、耗氨窗口、缓冲能力和恢复条件</w:t>
+            </w:r>
+          </w:p>
+        </w:tc>
+        <w:tc>
+          <w:tcPr>
+            <w:tcW w:type="dxa" w:w="3096"/>
+            <w:vAlign w:val="center"/>
+            <w:tcMar>
+              <w:top w:w="90" w:type="dxa"/>
+              <w:start w:w="120" w:type="dxa"/>
+              <w:bottom w:w="90" w:type="dxa"/>
+              <w:end w:w="120" w:type="dxa"/>
+            </w:tcMar>
+          </w:tcPr>
+          <w:p>
+            <w:r>
+              <w:rPr>
+                <w:rFonts w:ascii="Calibri" w:hAnsi="Calibri" w:eastAsia="Microsoft YaHei"/>
+                <w:sz w:val="18"/>
+              </w:rPr>
+              <w:t>确认下游承接节奏与现场条件</w:t>
+            </w:r>
+          </w:p>
+        </w:tc>
+        <w:tc>
+          <w:tcPr>
+            <w:tcW w:type="dxa" w:w="1656"/>
+            <w:vAlign w:val="center"/>
+            <w:tcMar>
+              <w:top w:w="90" w:type="dxa"/>
+              <w:start w:w="120" w:type="dxa"/>
+              <w:bottom w:w="90" w:type="dxa"/>
+              <w:end w:w="120" w:type="dxa"/>
+            </w:tcMar>
+          </w:tcPr>
+          <w:p>
+            <w:r>
+              <w:rPr>
+                <w:rFonts w:ascii="Calibri" w:hAnsi="Calibri" w:eastAsia="Microsoft YaHei"/>
+                <w:sz w:val="18"/>
+              </w:rPr>
+              <w:t>退回调度重算液氨去向与负荷方案</w:t>
+            </w:r>
+          </w:p>
+        </w:tc>
+      </w:tr>
+      <w:tr>
+        <w:tc>
+          <w:tcPr>
+            <w:tcW w:type="dxa" w:w="1440"/>
+            <w:vAlign w:val="center"/>
+            <w:tcMar>
+              <w:top w:w="90" w:type="dxa"/>
+              <w:start w:w="120" w:type="dxa"/>
+              <w:bottom w:w="90" w:type="dxa"/>
+              <w:end w:w="120" w:type="dxa"/>
+            </w:tcMar>
+          </w:tcPr>
+          <w:p>
+            <w:r>
+              <w:rPr>
+                <w:rFonts w:ascii="Calibri" w:hAnsi="Calibri" w:eastAsia="Microsoft YaHei"/>
+                <w:sz w:val="18"/>
+              </w:rPr>
+              <w:t>罐区/调度</w:t>
+            </w:r>
+          </w:p>
+        </w:tc>
+        <w:tc>
+          <w:tcPr>
+            <w:tcW w:type="dxa" w:w="3024"/>
+            <w:vAlign w:val="center"/>
+            <w:tcMar>
+              <w:top w:w="90" w:type="dxa"/>
+              <w:start w:w="120" w:type="dxa"/>
+              <w:bottom w:w="90" w:type="dxa"/>
+              <w:end w:w="120" w:type="dxa"/>
+            </w:tcMar>
+          </w:tcPr>
+          <w:p>
+            <w:r>
+              <w:rPr>
+                <w:rFonts w:ascii="Calibri" w:hAnsi="Calibri" w:eastAsia="Microsoft YaHei"/>
+                <w:sz w:val="18"/>
+              </w:rPr>
+              <w:t>液氨库存、收发安排、安全库存和物流窗口</w:t>
+            </w:r>
+          </w:p>
+        </w:tc>
+        <w:tc>
+          <w:tcPr>
+            <w:tcW w:type="dxa" w:w="3096"/>
+            <w:vAlign w:val="center"/>
+            <w:tcMar>
+              <w:top w:w="90" w:type="dxa"/>
+              <w:start w:w="120" w:type="dxa"/>
+              <w:bottom w:w="90" w:type="dxa"/>
+              <w:end w:w="120" w:type="dxa"/>
+            </w:tcMar>
+          </w:tcPr>
+          <w:p>
+            <w:r>
+              <w:rPr>
+                <w:rFonts w:ascii="Calibri" w:hAnsi="Calibri" w:eastAsia="Microsoft YaHei"/>
+                <w:sz w:val="18"/>
+              </w:rPr>
+              <w:t>确认库存与收发计划能够支撑动作单</w:t>
+            </w:r>
+          </w:p>
+        </w:tc>
+        <w:tc>
+          <w:tcPr>
+            <w:tcW w:type="dxa" w:w="1656"/>
+            <w:vAlign w:val="center"/>
+            <w:tcMar>
+              <w:top w:w="90" w:type="dxa"/>
+              <w:start w:w="120" w:type="dxa"/>
+              <w:bottom w:w="90" w:type="dxa"/>
+              <w:end w:w="120" w:type="dxa"/>
+            </w:tcMar>
+          </w:tcPr>
+          <w:p>
+            <w:r>
+              <w:rPr>
+                <w:rFonts w:ascii="Calibri" w:hAnsi="Calibri" w:eastAsia="Microsoft YaHei"/>
+                <w:sz w:val="18"/>
+              </w:rPr>
+              <w:t>标记冲突并冻结执行跟踪入口</w:t>
+            </w:r>
+          </w:p>
+        </w:tc>
+      </w:tr>
+      <w:tr>
+        <w:tc>
+          <w:tcPr>
+            <w:tcW w:type="dxa" w:w="1440"/>
+            <w:vAlign w:val="center"/>
+            <w:tcMar>
+              <w:top w:w="90" w:type="dxa"/>
+              <w:start w:w="120" w:type="dxa"/>
+              <w:bottom w:w="90" w:type="dxa"/>
+              <w:end w:w="120" w:type="dxa"/>
+            </w:tcMar>
+          </w:tcPr>
+          <w:p>
+            <w:r>
+              <w:rPr>
+                <w:rFonts w:ascii="Calibri" w:hAnsi="Calibri" w:eastAsia="Microsoft YaHei"/>
+                <w:sz w:val="18"/>
+              </w:rPr>
+              <w:t>公辅调度</w:t>
+            </w:r>
+          </w:p>
+        </w:tc>
+        <w:tc>
+          <w:tcPr>
+            <w:tcW w:type="dxa" w:w="3024"/>
+            <w:vAlign w:val="center"/>
+            <w:tcMar>
+              <w:top w:w="90" w:type="dxa"/>
+              <w:start w:w="120" w:type="dxa"/>
+              <w:bottom w:w="90" w:type="dxa"/>
+              <w:end w:w="120" w:type="dxa"/>
+            </w:tcMar>
+          </w:tcPr>
+          <w:p>
+            <w:r>
+              <w:rPr>
+                <w:rFonts w:ascii="Calibri" w:hAnsi="Calibri" w:eastAsia="Microsoft YaHei"/>
+                <w:sz w:val="18"/>
+              </w:rPr>
+              <w:t>蒸汽、电力、空分、循环水等余量和时间窗口</w:t>
+            </w:r>
+          </w:p>
+        </w:tc>
+        <w:tc>
+          <w:tcPr>
+            <w:tcW w:type="dxa" w:w="3096"/>
+            <w:vAlign w:val="center"/>
+            <w:tcMar>
+              <w:top w:w="90" w:type="dxa"/>
+              <w:start w:w="120" w:type="dxa"/>
+              <w:bottom w:w="90" w:type="dxa"/>
+              <w:end w:w="120" w:type="dxa"/>
+            </w:tcMar>
+          </w:tcPr>
+          <w:p>
+            <w:r>
+              <w:rPr>
+                <w:rFonts w:ascii="Calibri" w:hAnsi="Calibri" w:eastAsia="Microsoft YaHei"/>
+                <w:sz w:val="18"/>
+              </w:rPr>
+              <w:t>确认公辅条件满足动作单要求</w:t>
+            </w:r>
+          </w:p>
+        </w:tc>
+        <w:tc>
+          <w:tcPr>
+            <w:tcW w:type="dxa" w:w="1656"/>
+            <w:vAlign w:val="center"/>
+            <w:tcMar>
+              <w:top w:w="90" w:type="dxa"/>
+              <w:start w:w="120" w:type="dxa"/>
+              <w:bottom w:w="90" w:type="dxa"/>
+              <w:end w:w="120" w:type="dxa"/>
+            </w:tcMar>
+          </w:tcPr>
+          <w:p>
+            <w:r>
+              <w:rPr>
+                <w:rFonts w:ascii="Calibri" w:hAnsi="Calibri" w:eastAsia="Microsoft YaHei"/>
+                <w:sz w:val="18"/>
+              </w:rPr>
+              <w:t>返回受限时段和可用窗口，重新排程</w:t>
+            </w:r>
+          </w:p>
+        </w:tc>
+      </w:tr>
+    </w:tbl>
+    <w:p>
+      <w:r>
+        <w:rPr>
+          <w:rFonts w:ascii="Calibri" w:hAnsi="Calibri" w:eastAsia="Microsoft YaHei"/>
+        </w:rPr>
+        <w:t>动作单以班次编号、方案版本和岗位标识唯一记录接令人、接令时间、回复、异常和有效期。审批状态机与动作单门禁为原型，Task v2普通任务写入已验证；自动拆单、岗位身份映射和事件汇总待授权。实际负荷、库存和能耗只接受Historian或企业认可的只读事实源回传，无回传时保持为空。</w:t>
+      </w:r>
+    </w:p>
+    <w:p>
+      <w:pPr>
+        <w:pStyle w:val="Heading2"/>
+      </w:pPr>
+      <w:r>
+        <w:t>八（四）评委追问及事实回答</w:t>
+      </w:r>
+    </w:p>
+    <w:tbl>
+      <w:tblPr>
+        <w:tblStyle w:val="TableGrid"/>
+        <w:tblW w:type="auto" w:w="0"/>
+        <w:jc w:val="center"/>
+        <w:tblLayout w:type="fixed"/>
+        <w:tblLook w:firstColumn="1" w:firstRow="1" w:lastColumn="0" w:lastRow="0" w:noHBand="0" w:noVBand="1" w:val="04A0"/>
+      </w:tblPr>
+      <w:tblGrid>
+        <w:gridCol w:w="4882"/>
+        <w:gridCol w:w="4882"/>
+      </w:tblGrid>
+      <w:tr>
+        <w:tc>
+          <w:tcPr>
+            <w:tcW w:type="dxa" w:w="2592"/>
+            <w:shd w:fill="EAF2F8"/>
+            <w:tcMar>
+              <w:top w:w="90" w:type="dxa"/>
+              <w:start w:w="120" w:type="dxa"/>
+              <w:bottom w:w="90" w:type="dxa"/>
+              <w:end w:w="120" w:type="dxa"/>
+            </w:tcMar>
+          </w:tcPr>
+          <w:p>
+            <w:r>
+              <w:rPr>
+                <w:rFonts w:ascii="Calibri" w:hAnsi="Calibri" w:eastAsia="Microsoft YaHei"/>
+                <w:b/>
+              </w:rPr>
+              <w:t>追问</w:t>
+            </w:r>
+          </w:p>
+        </w:tc>
+        <w:tc>
+          <w:tcPr>
+            <w:tcW w:type="dxa" w:w="6624"/>
+            <w:shd w:fill="EAF2F8"/>
+            <w:tcMar>
+              <w:top w:w="90" w:type="dxa"/>
+              <w:start w:w="120" w:type="dxa"/>
+              <w:bottom w:w="90" w:type="dxa"/>
+              <w:end w:w="120" w:type="dxa"/>
+            </w:tcMar>
+          </w:tcPr>
+          <w:p>
+            <w:r>
+              <w:rPr>
+                <w:rFonts w:ascii="Calibri" w:hAnsi="Calibri" w:eastAsia="Microsoft YaHei"/>
+                <w:b/>
+              </w:rPr>
+              <w:t>事实回答</w:t>
+            </w:r>
+          </w:p>
+        </w:tc>
+      </w:tr>
+      <w:tr>
+        <w:tc>
+          <w:tcPr>
+            <w:tcW w:type="dxa" w:w="2592"/>
+            <w:vAlign w:val="center"/>
+            <w:tcMar>
+              <w:top w:w="90" w:type="dxa"/>
+              <w:start w:w="120" w:type="dxa"/>
+              <w:bottom w:w="90" w:type="dxa"/>
+              <w:end w:w="120" w:type="dxa"/>
+            </w:tcMar>
+          </w:tcPr>
+          <w:p>
+            <w:r>
+              <w:rPr>
+                <w:rFonts w:ascii="Calibri" w:hAnsi="Calibri" w:eastAsia="Microsoft YaHei"/>
+                <w:sz w:val="18"/>
+              </w:rPr>
+              <w:t>与普通看板有什么区别？</w:t>
+            </w:r>
+          </w:p>
+        </w:tc>
+        <w:tc>
+          <w:tcPr>
+            <w:tcW w:type="dxa" w:w="6624"/>
+            <w:vAlign w:val="center"/>
+            <w:tcMar>
+              <w:top w:w="90" w:type="dxa"/>
+              <w:start w:w="120" w:type="dxa"/>
+              <w:bottom w:w="90" w:type="dxa"/>
+              <w:end w:w="120" w:type="dxa"/>
+            </w:tcMar>
+          </w:tcPr>
+          <w:p>
+            <w:r>
+              <w:rPr>
+                <w:rFonts w:ascii="Calibri" w:hAnsi="Calibri" w:eastAsia="Microsoft YaHei"/>
+                <w:sz w:val="18"/>
+              </w:rPr>
+              <w:t>平台不只展示状态，还保存原计划、输入快照、约束校核、候选方案、人工确认、执行回传和班后复盘，使每条建议可追溯。</w:t>
+            </w:r>
+          </w:p>
+        </w:tc>
+      </w:tr>
+      <w:tr>
+        <w:tc>
+          <w:tcPr>
+            <w:tcW w:type="dxa" w:w="2592"/>
+            <w:vAlign w:val="center"/>
+            <w:tcMar>
+              <w:top w:w="90" w:type="dxa"/>
+              <w:start w:w="120" w:type="dxa"/>
+              <w:bottom w:w="90" w:type="dxa"/>
+              <w:end w:w="120" w:type="dxa"/>
+            </w:tcMar>
+          </w:tcPr>
+          <w:p>
+            <w:r>
+              <w:rPr>
+                <w:rFonts w:ascii="Calibri" w:hAnsi="Calibri" w:eastAsia="Microsoft YaHei"/>
+                <w:sz w:val="18"/>
+              </w:rPr>
+              <w:t>为什么不直接控制DCS？</w:t>
+            </w:r>
+          </w:p>
+        </w:tc>
+        <w:tc>
+          <w:tcPr>
+            <w:tcW w:type="dxa" w:w="6624"/>
+            <w:vAlign w:val="center"/>
+            <w:tcMar>
+              <w:top w:w="90" w:type="dxa"/>
+              <w:start w:w="120" w:type="dxa"/>
+              <w:bottom w:w="90" w:type="dxa"/>
+              <w:end w:w="120" w:type="dxa"/>
+            </w:tcMar>
+          </w:tcPr>
+          <w:p>
+            <w:r>
+              <w:rPr>
+                <w:rFonts w:ascii="Calibri" w:hAnsi="Calibri" w:eastAsia="Microsoft YaHei"/>
+                <w:sz w:val="18"/>
+              </w:rPr>
+              <w:t>DCS、SIS、APC和设备保护承担控制与保护。本平台处理班次级跨装置决策，审批后最多写MES计划摘要、交接说明和复盘记录。</w:t>
+            </w:r>
+          </w:p>
+        </w:tc>
+      </w:tr>
+      <w:tr>
+        <w:tc>
+          <w:tcPr>
+            <w:tcW w:type="dxa" w:w="2592"/>
+            <w:vAlign w:val="center"/>
+            <w:tcMar>
+              <w:top w:w="90" w:type="dxa"/>
+              <w:start w:w="120" w:type="dxa"/>
+              <w:bottom w:w="90" w:type="dxa"/>
+              <w:end w:w="120" w:type="dxa"/>
+            </w:tcMar>
+          </w:tcPr>
+          <w:p>
+            <w:r>
+              <w:rPr>
+                <w:rFonts w:ascii="Calibri" w:hAnsi="Calibri" w:eastAsia="Microsoft YaHei"/>
+                <w:sz w:val="18"/>
+              </w:rPr>
+              <w:t>哪些飞书能力已经做通？</w:t>
+            </w:r>
+          </w:p>
+        </w:tc>
+        <w:tc>
+          <w:tcPr>
+            <w:tcW w:type="dxa" w:w="6624"/>
+            <w:vAlign w:val="center"/>
+            <w:tcMar>
+              <w:top w:w="90" w:type="dxa"/>
+              <w:start w:w="120" w:type="dxa"/>
+              <w:bottom w:w="90" w:type="dxa"/>
+              <w:end w:w="120" w:type="dxa"/>
+            </w:tcMar>
+          </w:tcPr>
+          <w:p>
+            <w:r>
+              <w:rPr>
+                <w:rFonts w:ascii="Calibri" w:hAnsi="Calibri" w:eastAsia="Microsoft YaHei"/>
+                <w:sz w:val="18"/>
+              </w:rPr>
+              <w:t>已验证在线方案稿、Base样例库、Task v2任务清单和任务t136777；卡片、审批状态机和事件契约为原型；Aily、目标群和企业接口待授权。</w:t>
+            </w:r>
+          </w:p>
+        </w:tc>
+      </w:tr>
+      <w:tr>
+        <w:tc>
+          <w:tcPr>
+            <w:tcW w:type="dxa" w:w="2592"/>
+            <w:vAlign w:val="center"/>
+            <w:tcMar>
+              <w:top w:w="90" w:type="dxa"/>
+              <w:start w:w="120" w:type="dxa"/>
+              <w:bottom w:w="90" w:type="dxa"/>
+              <w:end w:w="120" w:type="dxa"/>
+            </w:tcMar>
+          </w:tcPr>
+          <w:p>
+            <w:r>
+              <w:rPr>
+                <w:rFonts w:ascii="Calibri" w:hAnsi="Calibri" w:eastAsia="Microsoft YaHei"/>
+                <w:sz w:val="18"/>
+              </w:rPr>
+              <w:t>没有实时数据如何证明有效？</w:t>
+            </w:r>
+          </w:p>
+        </w:tc>
+        <w:tc>
+          <w:tcPr>
+            <w:tcW w:type="dxa" w:w="6624"/>
+            <w:vAlign w:val="center"/>
+            <w:tcMar>
+              <w:top w:w="90" w:type="dxa"/>
+              <w:start w:w="120" w:type="dxa"/>
+              <w:bottom w:w="90" w:type="dxa"/>
+              <w:end w:w="120" w:type="dxa"/>
+            </w:tcMar>
+          </w:tcPr>
+          <w:p>
+            <w:r>
+              <w:rPr>
+                <w:rFonts w:ascii="Calibri" w:hAnsi="Calibri" w:eastAsia="Microsoft YaHei"/>
+                <w:sz w:val="18"/>
+              </w:rPr>
+              <w:t>当前验证业务流程、计算口径、控制边界和可追溯性。现场效果要经过数据校核、旁路回放和条件受控执行验证后计算。</w:t>
+            </w:r>
+          </w:p>
+        </w:tc>
+      </w:tr>
+      <w:tr>
+        <w:tc>
+          <w:tcPr>
+            <w:tcW w:type="dxa" w:w="2592"/>
+            <w:vAlign w:val="center"/>
+            <w:tcMar>
+              <w:top w:w="90" w:type="dxa"/>
+              <w:start w:w="120" w:type="dxa"/>
+              <w:bottom w:w="90" w:type="dxa"/>
+              <w:end w:w="120" w:type="dxa"/>
+            </w:tcMar>
+          </w:tcPr>
+          <w:p>
+            <w:r>
+              <w:rPr>
+                <w:rFonts w:ascii="Calibri" w:hAnsi="Calibri" w:eastAsia="Microsoft YaHei"/>
+                <w:sz w:val="18"/>
+              </w:rPr>
+              <w:t>经济指标为什么不是节约金额？</w:t>
+            </w:r>
+          </w:p>
+        </w:tc>
+        <w:tc>
+          <w:tcPr>
+            <w:tcW w:type="dxa" w:w="6624"/>
+            <w:vAlign w:val="center"/>
+            <w:tcMar>
+              <w:top w:w="90" w:type="dxa"/>
+              <w:start w:w="120" w:type="dxa"/>
+              <w:bottom w:w="90" w:type="dxa"/>
+              <w:end w:w="120" w:type="dxa"/>
+            </w:tcMar>
+          </w:tcPr>
+          <w:p>
+            <w:r>
+              <w:rPr>
+                <w:rFonts w:ascii="Calibri" w:hAnsi="Calibri" w:eastAsia="Microsoft YaHei"/>
+                <w:sz w:val="18"/>
+              </w:rPr>
+              <w:t>演示值用于比较液氨去向。只有建议被采纳、实际执行并完成归因后，才进入试点效果统计。</w:t>
+            </w:r>
+          </w:p>
+        </w:tc>
+      </w:tr>
+      <w:tr>
+        <w:tc>
+          <w:tcPr>
+            <w:tcW w:type="dxa" w:w="2592"/>
+            <w:vAlign w:val="center"/>
+            <w:tcMar>
+              <w:top w:w="90" w:type="dxa"/>
+              <w:start w:w="120" w:type="dxa"/>
+              <w:bottom w:w="90" w:type="dxa"/>
+              <w:end w:w="120" w:type="dxa"/>
+            </w:tcMar>
+          </w:tcPr>
+          <w:p>
+            <w:r>
+              <w:rPr>
+                <w:rFonts w:ascii="Calibri" w:hAnsi="Calibri" w:eastAsia="Microsoft YaHei"/>
+                <w:sz w:val="18"/>
+              </w:rPr>
+              <w:t>如何防止错误建议？</w:t>
+            </w:r>
+          </w:p>
+        </w:tc>
+        <w:tc>
+          <w:tcPr>
+            <w:tcW w:type="dxa" w:w="6624"/>
+            <w:vAlign w:val="center"/>
+            <w:tcMar>
+              <w:top w:w="90" w:type="dxa"/>
+              <w:start w:w="120" w:type="dxa"/>
+              <w:bottom w:w="90" w:type="dxa"/>
+              <w:end w:w="120" w:type="dxa"/>
+            </w:tcMar>
+          </w:tcPr>
+          <w:p>
+            <w:r>
+              <w:rPr>
+                <w:rFonts w:ascii="Calibri" w:hAnsi="Calibri" w:eastAsia="Microsoft YaHei"/>
+                <w:sz w:val="18"/>
+              </w:rPr>
+              <w:t>关键字段缺失、数据过期、口径冲突、超出适用工况或接近安全设备限值时，平台保留原计划并转人工复核。</w:t>
+            </w:r>
+          </w:p>
+        </w:tc>
+      </w:tr>
+      <w:tr>
+        <w:tc>
+          <w:tcPr>
+            <w:tcW w:type="dxa" w:w="2592"/>
+            <w:vAlign w:val="center"/>
+            <w:tcMar>
+              <w:top w:w="90" w:type="dxa"/>
+              <w:start w:w="120" w:type="dxa"/>
+              <w:bottom w:w="90" w:type="dxa"/>
+              <w:end w:w="120" w:type="dxa"/>
+            </w:tcMar>
+          </w:tcPr>
+          <w:p>
+            <w:r>
+              <w:rPr>
+                <w:rFonts w:ascii="Calibri" w:hAnsi="Calibri" w:eastAsia="Microsoft YaHei"/>
+                <w:sz w:val="18"/>
+              </w:rPr>
+              <w:t>审批是否由汇总分数决定？</w:t>
+            </w:r>
+          </w:p>
+        </w:tc>
+        <w:tc>
+          <w:tcPr>
+            <w:tcW w:type="dxa" w:w="6624"/>
+            <w:vAlign w:val="center"/>
+            <w:tcMar>
+              <w:top w:w="90" w:type="dxa"/>
+              <w:start w:w="120" w:type="dxa"/>
+              <w:bottom w:w="90" w:type="dxa"/>
+              <w:end w:w="120" w:type="dxa"/>
+            </w:tcMar>
+          </w:tcPr>
+          <w:p>
+            <w:r>
+              <w:rPr>
+                <w:rFonts w:ascii="Calibri" w:hAnsi="Calibri" w:eastAsia="Microsoft YaHei"/>
+                <w:sz w:val="18"/>
+              </w:rPr>
+              <w:t>不是。一般提示、专业会签和演练停算线分别由具体字段、时间窗、质量状态和规则版本决定；停算时不生成新审批。</w:t>
+            </w:r>
+          </w:p>
+        </w:tc>
+      </w:tr>
+      <w:tr>
+        <w:tc>
+          <w:tcPr>
+            <w:tcW w:type="dxa" w:w="2592"/>
+            <w:vAlign w:val="center"/>
+            <w:tcMar>
+              <w:top w:w="90" w:type="dxa"/>
+              <w:start w:w="120" w:type="dxa"/>
+              <w:bottom w:w="90" w:type="dxa"/>
+              <w:end w:w="120" w:type="dxa"/>
+            </w:tcMar>
+          </w:tcPr>
+          <w:p>
+            <w:r>
+              <w:rPr>
+                <w:rFonts w:ascii="Calibri" w:hAnsi="Calibri" w:eastAsia="Microsoft YaHei"/>
+                <w:sz w:val="18"/>
+              </w:rPr>
+              <w:t>系统怎样学习而不越学越错？</w:t>
+            </w:r>
+          </w:p>
+        </w:tc>
+        <w:tc>
+          <w:tcPr>
+            <w:tcW w:type="dxa" w:w="6624"/>
+            <w:vAlign w:val="center"/>
+            <w:tcMar>
+              <w:top w:w="90" w:type="dxa"/>
+              <w:start w:w="120" w:type="dxa"/>
+              <w:bottom w:w="90" w:type="dxa"/>
+              <w:end w:w="120" w:type="dxa"/>
+            </w:tcMar>
+          </w:tcPr>
+          <w:p>
+            <w:r>
+              <w:rPr>
+                <w:rFonts w:ascii="Calibri" w:hAnsi="Calibri" w:eastAsia="Microsoft YaHei"/>
+                <w:sz w:val="18"/>
+              </w:rPr>
+              <w:t>班后案例须经生产、设备、安环和经营专业审核后才可修订规则或纳入训练样本，单个班次不自动改变生产规则。</w:t>
+            </w:r>
+          </w:p>
+        </w:tc>
+      </w:tr>
+      <w:tr>
+        <w:tc>
+          <w:tcPr>
+            <w:tcW w:type="dxa" w:w="2592"/>
+            <w:vAlign w:val="center"/>
+            <w:tcMar>
+              <w:top w:w="90" w:type="dxa"/>
+              <w:start w:w="120" w:type="dxa"/>
+              <w:bottom w:w="90" w:type="dxa"/>
+              <w:end w:w="120" w:type="dxa"/>
+            </w:tcMar>
+          </w:tcPr>
+          <w:p>
+            <w:r>
+              <w:rPr>
+                <w:rFonts w:ascii="Calibri" w:hAnsi="Calibri" w:eastAsia="Microsoft YaHei"/>
+                <w:sz w:val="18"/>
+              </w:rPr>
+              <w:t>与MES、APC和RTO是什么关系？</w:t>
+            </w:r>
+          </w:p>
+        </w:tc>
+        <w:tc>
+          <w:tcPr>
+            <w:tcW w:type="dxa" w:w="6624"/>
+            <w:vAlign w:val="center"/>
+            <w:tcMar>
+              <w:top w:w="90" w:type="dxa"/>
+              <w:start w:w="120" w:type="dxa"/>
+              <w:bottom w:w="90" w:type="dxa"/>
+              <w:end w:w="120" w:type="dxa"/>
+            </w:tcMar>
+          </w:tcPr>
+          <w:p>
+            <w:r>
+              <w:rPr>
+                <w:rFonts w:ascii="Calibri" w:hAnsi="Calibri" w:eastAsia="Microsoft YaHei"/>
+                <w:sz w:val="18"/>
+              </w:rPr>
+              <w:t>MES承接计划和记录，APC处理装置内先进控制，RTO负责授权范围内的经济优化；本平台组织跨装置班次事实、方案比较和人工确认。</w:t>
+            </w:r>
+          </w:p>
+        </w:tc>
+      </w:tr>
+      <w:tr>
+        <w:tc>
+          <w:tcPr>
+            <w:tcW w:type="dxa" w:w="2592"/>
+            <w:vAlign w:val="center"/>
+            <w:tcMar>
+              <w:top w:w="90" w:type="dxa"/>
+              <w:start w:w="120" w:type="dxa"/>
+              <w:bottom w:w="90" w:type="dxa"/>
+              <w:end w:w="120" w:type="dxa"/>
+            </w:tcMar>
+          </w:tcPr>
+          <w:p>
+            <w:r>
+              <w:rPr>
+                <w:rFonts w:ascii="Calibri" w:hAnsi="Calibri" w:eastAsia="Microsoft YaHei"/>
+                <w:sz w:val="18"/>
+              </w:rPr>
+              <w:t>90天怎样验收？</w:t>
+            </w:r>
+          </w:p>
+        </w:tc>
+        <w:tc>
+          <w:tcPr>
+            <w:tcW w:type="dxa" w:w="6624"/>
+            <w:vAlign w:val="center"/>
+            <w:tcMar>
+              <w:top w:w="90" w:type="dxa"/>
+              <w:start w:w="120" w:type="dxa"/>
+              <w:bottom w:w="90" w:type="dxa"/>
+              <w:end w:w="120" w:type="dxa"/>
+            </w:tcMar>
+          </w:tcPr>
+          <w:p>
+            <w:r>
+              <w:rPr>
+                <w:rFonts w:ascii="Calibri" w:hAnsi="Calibri" w:eastAsia="Microsoft YaHei"/>
+                <w:sz w:val="18"/>
+              </w:rPr>
+              <w:t>先通过安全、数据真实性、可复算和审批合规等必过项，再覆盖不少于30个有效班次和三类场景，比较双方确认的观察指标。</w:t>
+            </w:r>
+          </w:p>
+        </w:tc>
+      </w:tr>
+      <w:tr>
+        <w:tc>
+          <w:tcPr>
+            <w:tcW w:type="dxa" w:w="2592"/>
+            <w:vAlign w:val="center"/>
+            <w:tcMar>
+              <w:top w:w="90" w:type="dxa"/>
+              <w:start w:w="120" w:type="dxa"/>
+              <w:bottom w:w="90" w:type="dxa"/>
+              <w:end w:w="120" w:type="dxa"/>
+            </w:tcMar>
+          </w:tcPr>
+          <w:p>
+            <w:r>
+              <w:rPr>
+                <w:rFonts w:ascii="Calibri" w:hAnsi="Calibri" w:eastAsia="Microsoft YaHei"/>
+                <w:sz w:val="18"/>
+              </w:rPr>
+              <w:t>最先需要企业提供什么？</w:t>
+            </w:r>
+          </w:p>
+        </w:tc>
+        <w:tc>
+          <w:tcPr>
+            <w:tcW w:type="dxa" w:w="6624"/>
+            <w:vAlign w:val="center"/>
+            <w:tcMar>
+              <w:top w:w="90" w:type="dxa"/>
+              <w:start w:w="120" w:type="dxa"/>
+              <w:bottom w:w="90" w:type="dxa"/>
+              <w:end w:w="120" w:type="dxa"/>
+            </w:tcMar>
+          </w:tcPr>
+          <w:p>
+            <w:r>
+              <w:rPr>
+                <w:rFonts w:ascii="Calibri" w:hAnsi="Calibri" w:eastAsia="Microsoft YaHei"/>
+                <w:sz w:val="18"/>
+              </w:rPr>
+              <w:t>首批只需订单导出、MES班次计划、罐区历史摘要和飞书协同记录，并由相关专业确认字段口径、时间戳、单位和更新频率。</w:t>
+            </w:r>
+          </w:p>
+        </w:tc>
+      </w:tr>
+    </w:tbl>
+    <w:p>
+      <w:pPr>
+        <w:pStyle w:val="Heading2"/>
+      </w:pPr>
+      <w:r>
+        <w:t>八（五）试点数据与验收</w:t>
+      </w:r>
+    </w:p>
+    <w:tbl>
+      <w:tblPr>
+        <w:tblStyle w:val="TableGrid"/>
+        <w:tblW w:type="auto" w:w="0"/>
+        <w:jc w:val="center"/>
+        <w:tblLayout w:type="fixed"/>
+        <w:tblLook w:firstColumn="1" w:firstRow="1" w:lastColumn="0" w:lastRow="0" w:noHBand="0" w:noVBand="1" w:val="04A0"/>
+      </w:tblPr>
+      <w:tblGrid>
+        <w:gridCol w:w="1953"/>
+        <w:gridCol w:w="1953"/>
+        <w:gridCol w:w="1953"/>
+        <w:gridCol w:w="1953"/>
+        <w:gridCol w:w="1953"/>
+      </w:tblGrid>
+      <w:tr>
+        <w:tc>
+          <w:tcPr>
+            <w:tcW w:type="dxa" w:w="936"/>
+            <w:shd w:fill="EAF2F8"/>
+            <w:tcMar>
+              <w:top w:w="90" w:type="dxa"/>
+              <w:start w:w="120" w:type="dxa"/>
+              <w:bottom w:w="90" w:type="dxa"/>
+              <w:end w:w="120" w:type="dxa"/>
+            </w:tcMar>
+          </w:tcPr>
+          <w:p>
+            <w:r>
+              <w:rPr>
+                <w:rFonts w:ascii="Calibri" w:hAnsi="Calibri" w:eastAsia="Microsoft YaHei"/>
+                <w:b/>
+              </w:rPr>
+              <w:t>阶段</w:t>
+            </w:r>
+          </w:p>
+        </w:tc>
+        <w:tc>
+          <w:tcPr>
+            <w:tcW w:type="dxa" w:w="1584"/>
+            <w:shd w:fill="EAF2F8"/>
+            <w:tcMar>
+              <w:top w:w="90" w:type="dxa"/>
+              <w:start w:w="120" w:type="dxa"/>
+              <w:bottom w:w="90" w:type="dxa"/>
+              <w:end w:w="120" w:type="dxa"/>
+            </w:tcMar>
+          </w:tcPr>
+          <w:p>
+            <w:r>
+              <w:rPr>
+                <w:rFonts w:ascii="Calibri" w:hAnsi="Calibri" w:eastAsia="Microsoft YaHei"/>
+                <w:b/>
+              </w:rPr>
+              <w:t>数据域</w:t>
+            </w:r>
+          </w:p>
+        </w:tc>
+        <w:tc>
+          <w:tcPr>
+            <w:tcW w:type="dxa" w:w="4032"/>
+            <w:shd w:fill="EAF2F8"/>
+            <w:tcMar>
+              <w:top w:w="90" w:type="dxa"/>
+              <w:start w:w="120" w:type="dxa"/>
+              <w:bottom w:w="90" w:type="dxa"/>
+              <w:end w:w="120" w:type="dxa"/>
+            </w:tcMar>
+          </w:tcPr>
+          <w:p>
+            <w:r>
+              <w:rPr>
+                <w:rFonts w:ascii="Calibri" w:hAnsi="Calibri" w:eastAsia="Microsoft YaHei"/>
+                <w:b/>
+              </w:rPr>
+              <w:t>最小字段</w:t>
+            </w:r>
+          </w:p>
+        </w:tc>
+        <w:tc>
+          <w:tcPr>
+            <w:tcW w:type="dxa" w:w="1296"/>
+            <w:shd w:fill="EAF2F8"/>
+            <w:tcMar>
+              <w:top w:w="90" w:type="dxa"/>
+              <w:start w:w="120" w:type="dxa"/>
+              <w:bottom w:w="90" w:type="dxa"/>
+              <w:end w:w="120" w:type="dxa"/>
+            </w:tcMar>
+          </w:tcPr>
+          <w:p>
+            <w:r>
+              <w:rPr>
+                <w:rFonts w:ascii="Calibri" w:hAnsi="Calibri" w:eastAsia="Microsoft YaHei"/>
+                <w:b/>
+              </w:rPr>
+              <w:t>责任专业</w:t>
+            </w:r>
+          </w:p>
+        </w:tc>
+        <w:tc>
+          <w:tcPr>
+            <w:tcW w:type="dxa" w:w="1368"/>
+            <w:shd w:fill="EAF2F8"/>
+            <w:tcMar>
+              <w:top w:w="90" w:type="dxa"/>
+              <w:start w:w="120" w:type="dxa"/>
+              <w:bottom w:w="90" w:type="dxa"/>
+              <w:end w:w="120" w:type="dxa"/>
+            </w:tcMar>
+          </w:tcPr>
+          <w:p>
+            <w:r>
+              <w:rPr>
+                <w:rFonts w:ascii="Calibri" w:hAnsi="Calibri" w:eastAsia="Microsoft YaHei"/>
+                <w:b/>
+              </w:rPr>
+              <w:t>状态</w:t>
+            </w:r>
+          </w:p>
+        </w:tc>
+      </w:tr>
+      <w:tr>
+        <w:tc>
+          <w:tcPr>
+            <w:tcW w:type="dxa" w:w="936"/>
+            <w:vAlign w:val="center"/>
+            <w:tcMar>
+              <w:top w:w="90" w:type="dxa"/>
+              <w:start w:w="120" w:type="dxa"/>
+              <w:bottom w:w="90" w:type="dxa"/>
+              <w:end w:w="120" w:type="dxa"/>
+            </w:tcMar>
+          </w:tcPr>
+          <w:p>
+            <w:r>
+              <w:rPr>
+                <w:rFonts w:ascii="Calibri" w:hAnsi="Calibri" w:eastAsia="Microsoft YaHei"/>
+                <w:sz w:val="18"/>
+              </w:rPr>
+              <w:t>30天</w:t>
+            </w:r>
+          </w:p>
+        </w:tc>
+        <w:tc>
+          <w:tcPr>
+            <w:tcW w:type="dxa" w:w="1584"/>
+            <w:vAlign w:val="center"/>
+            <w:tcMar>
+              <w:top w:w="90" w:type="dxa"/>
+              <w:start w:w="120" w:type="dxa"/>
+              <w:bottom w:w="90" w:type="dxa"/>
+              <w:end w:w="120" w:type="dxa"/>
+            </w:tcMar>
+          </w:tcPr>
+          <w:p>
+            <w:r>
+              <w:rPr>
+                <w:rFonts w:ascii="Calibri" w:hAnsi="Calibri" w:eastAsia="Microsoft YaHei"/>
+                <w:sz w:val="18"/>
+              </w:rPr>
+              <w:t>订单与经营</w:t>
+            </w:r>
+          </w:p>
+        </w:tc>
+        <w:tc>
+          <w:tcPr>
+            <w:tcW w:type="dxa" w:w="4032"/>
+            <w:vAlign w:val="center"/>
+            <w:tcMar>
+              <w:top w:w="90" w:type="dxa"/>
+              <w:start w:w="120" w:type="dxa"/>
+              <w:bottom w:w="90" w:type="dxa"/>
+              <w:end w:w="120" w:type="dxa"/>
+            </w:tcMar>
+          </w:tcPr>
+          <w:p>
+            <w:r>
+              <w:rPr>
+                <w:rFonts w:ascii="Calibri" w:hAnsi="Calibri" w:eastAsia="Microsoft YaHei"/>
+                <w:sz w:val="18"/>
+              </w:rPr>
+              <w:t>产品、数量、交期、优先级、价格版本、确认人</w:t>
+            </w:r>
+          </w:p>
+        </w:tc>
+        <w:tc>
+          <w:tcPr>
+            <w:tcW w:type="dxa" w:w="1296"/>
+            <w:vAlign w:val="center"/>
+            <w:tcMar>
+              <w:top w:w="90" w:type="dxa"/>
+              <w:start w:w="120" w:type="dxa"/>
+              <w:bottom w:w="90" w:type="dxa"/>
+              <w:end w:w="120" w:type="dxa"/>
+            </w:tcMar>
+          </w:tcPr>
+          <w:p>
+            <w:r>
+              <w:rPr>
+                <w:rFonts w:ascii="Calibri" w:hAnsi="Calibri" w:eastAsia="Microsoft YaHei"/>
+                <w:sz w:val="18"/>
+              </w:rPr>
+              <w:t>经营、销售</w:t>
+            </w:r>
+          </w:p>
+        </w:tc>
+        <w:tc>
+          <w:tcPr>
+            <w:tcW w:type="dxa" w:w="1368"/>
+            <w:vAlign w:val="center"/>
+            <w:tcMar>
+              <w:top w:w="90" w:type="dxa"/>
+              <w:start w:w="120" w:type="dxa"/>
+              <w:bottom w:w="90" w:type="dxa"/>
+              <w:end w:w="120" w:type="dxa"/>
+            </w:tcMar>
+          </w:tcPr>
+          <w:p>
+            <w:r>
+              <w:rPr>
+                <w:rFonts w:ascii="Calibri" w:hAnsi="Calibri" w:eastAsia="Microsoft YaHei"/>
+                <w:sz w:val="18"/>
+              </w:rPr>
+              <w:t>离线导出校核，待授权</w:t>
+            </w:r>
+          </w:p>
+        </w:tc>
+      </w:tr>
+      <w:tr>
+        <w:tc>
+          <w:tcPr>
+            <w:tcW w:type="dxa" w:w="936"/>
+            <w:vAlign w:val="center"/>
+            <w:tcMar>
+              <w:top w:w="90" w:type="dxa"/>
+              <w:start w:w="120" w:type="dxa"/>
+              <w:bottom w:w="90" w:type="dxa"/>
+              <w:end w:w="120" w:type="dxa"/>
+            </w:tcMar>
+          </w:tcPr>
+          <w:p>
+            <w:r>
+              <w:rPr>
+                <w:rFonts w:ascii="Calibri" w:hAnsi="Calibri" w:eastAsia="Microsoft YaHei"/>
+                <w:sz w:val="18"/>
+              </w:rPr>
+              <w:t>30天</w:t>
+            </w:r>
+          </w:p>
+        </w:tc>
+        <w:tc>
+          <w:tcPr>
+            <w:tcW w:type="dxa" w:w="1584"/>
+            <w:vAlign w:val="center"/>
+            <w:tcMar>
+              <w:top w:w="90" w:type="dxa"/>
+              <w:start w:w="120" w:type="dxa"/>
+              <w:bottom w:w="90" w:type="dxa"/>
+              <w:end w:w="120" w:type="dxa"/>
+            </w:tcMar>
+          </w:tcPr>
+          <w:p>
+            <w:r>
+              <w:rPr>
+                <w:rFonts w:ascii="Calibri" w:hAnsi="Calibri" w:eastAsia="Microsoft YaHei"/>
+                <w:sz w:val="18"/>
+              </w:rPr>
+              <w:t>MES班次计划</w:t>
+            </w:r>
+          </w:p>
+        </w:tc>
+        <w:tc>
+          <w:tcPr>
+            <w:tcW w:type="dxa" w:w="4032"/>
+            <w:vAlign w:val="center"/>
+            <w:tcMar>
+              <w:top w:w="90" w:type="dxa"/>
+              <w:start w:w="120" w:type="dxa"/>
+              <w:bottom w:w="90" w:type="dxa"/>
+              <w:end w:w="120" w:type="dxa"/>
+            </w:tcMar>
+          </w:tcPr>
+          <w:p>
+            <w:r>
+              <w:rPr>
+                <w:rFonts w:ascii="Calibri" w:hAnsi="Calibri" w:eastAsia="Microsoft YaHei"/>
+                <w:sz w:val="18"/>
+              </w:rPr>
+              <w:t>班次、装置、原计划负荷、目标产量、计划版本、变更原因</w:t>
+            </w:r>
+          </w:p>
+        </w:tc>
+        <w:tc>
+          <w:tcPr>
+            <w:tcW w:type="dxa" w:w="1296"/>
+            <w:vAlign w:val="center"/>
+            <w:tcMar>
+              <w:top w:w="90" w:type="dxa"/>
+              <w:start w:w="120" w:type="dxa"/>
+              <w:bottom w:w="90" w:type="dxa"/>
+              <w:end w:w="120" w:type="dxa"/>
+            </w:tcMar>
+          </w:tcPr>
+          <w:p>
+            <w:r>
+              <w:rPr>
+                <w:rFonts w:ascii="Calibri" w:hAnsi="Calibri" w:eastAsia="Microsoft YaHei"/>
+                <w:sz w:val="18"/>
+              </w:rPr>
+              <w:t>生产、调度</w:t>
+            </w:r>
+          </w:p>
+        </w:tc>
+        <w:tc>
+          <w:tcPr>
+            <w:tcW w:type="dxa" w:w="1368"/>
+            <w:vAlign w:val="center"/>
+            <w:tcMar>
+              <w:top w:w="90" w:type="dxa"/>
+              <w:start w:w="120" w:type="dxa"/>
+              <w:bottom w:w="90" w:type="dxa"/>
+              <w:end w:w="120" w:type="dxa"/>
+            </w:tcMar>
+          </w:tcPr>
+          <w:p>
+            <w:r>
+              <w:rPr>
+                <w:rFonts w:ascii="Calibri" w:hAnsi="Calibri" w:eastAsia="Microsoft YaHei"/>
+                <w:sz w:val="18"/>
+              </w:rPr>
+              <w:t>离线导出校核，待授权</w:t>
+            </w:r>
+          </w:p>
+        </w:tc>
+      </w:tr>
+      <w:tr>
+        <w:tc>
+          <w:tcPr>
+            <w:tcW w:type="dxa" w:w="936"/>
+            <w:vAlign w:val="center"/>
+            <w:tcMar>
+              <w:top w:w="90" w:type="dxa"/>
+              <w:start w:w="120" w:type="dxa"/>
+              <w:bottom w:w="90" w:type="dxa"/>
+              <w:end w:w="120" w:type="dxa"/>
+            </w:tcMar>
+          </w:tcPr>
+          <w:p>
+            <w:r>
+              <w:rPr>
+                <w:rFonts w:ascii="Calibri" w:hAnsi="Calibri" w:eastAsia="Microsoft YaHei"/>
+                <w:sz w:val="18"/>
+              </w:rPr>
+              <w:t>30天</w:t>
+            </w:r>
+          </w:p>
+        </w:tc>
+        <w:tc>
+          <w:tcPr>
+            <w:tcW w:type="dxa" w:w="1584"/>
+            <w:vAlign w:val="center"/>
+            <w:tcMar>
+              <w:top w:w="90" w:type="dxa"/>
+              <w:start w:w="120" w:type="dxa"/>
+              <w:bottom w:w="90" w:type="dxa"/>
+              <w:end w:w="120" w:type="dxa"/>
+            </w:tcMar>
+          </w:tcPr>
+          <w:p>
+            <w:r>
+              <w:rPr>
+                <w:rFonts w:ascii="Calibri" w:hAnsi="Calibri" w:eastAsia="Microsoft YaHei"/>
+                <w:sz w:val="18"/>
+              </w:rPr>
+              <w:t>罐区历史摘要</w:t>
+            </w:r>
+          </w:p>
+        </w:tc>
+        <w:tc>
+          <w:tcPr>
+            <w:tcW w:type="dxa" w:w="4032"/>
+            <w:vAlign w:val="center"/>
+            <w:tcMar>
+              <w:top w:w="90" w:type="dxa"/>
+              <w:start w:w="120" w:type="dxa"/>
+              <w:bottom w:w="90" w:type="dxa"/>
+              <w:end w:w="120" w:type="dxa"/>
+            </w:tcMar>
+          </w:tcPr>
+          <w:p>
+            <w:r>
+              <w:rPr>
+                <w:rFonts w:ascii="Calibri" w:hAnsi="Calibri" w:eastAsia="Microsoft YaHei"/>
+                <w:sz w:val="18"/>
+              </w:rPr>
+              <w:t>期初量、收发量、期末量、安全库存、单位、质量状态</w:t>
+            </w:r>
+          </w:p>
+        </w:tc>
+        <w:tc>
+          <w:tcPr>
+            <w:tcW w:type="dxa" w:w="1296"/>
+            <w:vAlign w:val="center"/>
+            <w:tcMar>
+              <w:top w:w="90" w:type="dxa"/>
+              <w:start w:w="120" w:type="dxa"/>
+              <w:bottom w:w="90" w:type="dxa"/>
+              <w:end w:w="120" w:type="dxa"/>
+            </w:tcMar>
+          </w:tcPr>
+          <w:p>
+            <w:r>
+              <w:rPr>
+                <w:rFonts w:ascii="Calibri" w:hAnsi="Calibri" w:eastAsia="Microsoft YaHei"/>
+                <w:sz w:val="18"/>
+              </w:rPr>
+              <w:t>罐区、计量</w:t>
+            </w:r>
+          </w:p>
+        </w:tc>
+        <w:tc>
+          <w:tcPr>
+            <w:tcW w:type="dxa" w:w="1368"/>
+            <w:vAlign w:val="center"/>
+            <w:tcMar>
+              <w:top w:w="90" w:type="dxa"/>
+              <w:start w:w="120" w:type="dxa"/>
+              <w:bottom w:w="90" w:type="dxa"/>
+              <w:end w:w="120" w:type="dxa"/>
+            </w:tcMar>
+          </w:tcPr>
+          <w:p>
+            <w:r>
+              <w:rPr>
+                <w:rFonts w:ascii="Calibri" w:hAnsi="Calibri" w:eastAsia="Microsoft YaHei"/>
+                <w:sz w:val="18"/>
+              </w:rPr>
+              <w:t>历史摘要校核，待授权</w:t>
+            </w:r>
+          </w:p>
+        </w:tc>
+      </w:tr>
+      <w:tr>
+        <w:tc>
+          <w:tcPr>
+            <w:tcW w:type="dxa" w:w="936"/>
+            <w:vAlign w:val="center"/>
+            <w:tcMar>
+              <w:top w:w="90" w:type="dxa"/>
+              <w:start w:w="120" w:type="dxa"/>
+              <w:bottom w:w="90" w:type="dxa"/>
+              <w:end w:w="120" w:type="dxa"/>
+            </w:tcMar>
+          </w:tcPr>
+          <w:p>
+            <w:r>
+              <w:rPr>
+                <w:rFonts w:ascii="Calibri" w:hAnsi="Calibri" w:eastAsia="Microsoft YaHei"/>
+                <w:sz w:val="18"/>
+              </w:rPr>
+              <w:t>30天</w:t>
+            </w:r>
+          </w:p>
+        </w:tc>
+        <w:tc>
+          <w:tcPr>
+            <w:tcW w:type="dxa" w:w="1584"/>
+            <w:vAlign w:val="center"/>
+            <w:tcMar>
+              <w:top w:w="90" w:type="dxa"/>
+              <w:start w:w="120" w:type="dxa"/>
+              <w:bottom w:w="90" w:type="dxa"/>
+              <w:end w:w="120" w:type="dxa"/>
+            </w:tcMar>
+          </w:tcPr>
+          <w:p>
+            <w:r>
+              <w:rPr>
+                <w:rFonts w:ascii="Calibri" w:hAnsi="Calibri" w:eastAsia="Microsoft YaHei"/>
+                <w:sz w:val="18"/>
+              </w:rPr>
+              <w:t>飞书协同记录</w:t>
+            </w:r>
+          </w:p>
+        </w:tc>
+        <w:tc>
+          <w:tcPr>
+            <w:tcW w:type="dxa" w:w="4032"/>
+            <w:vAlign w:val="center"/>
+            <w:tcMar>
+              <w:top w:w="90" w:type="dxa"/>
+              <w:start w:w="120" w:type="dxa"/>
+              <w:bottom w:w="90" w:type="dxa"/>
+              <w:end w:w="120" w:type="dxa"/>
+            </w:tcMar>
+          </w:tcPr>
+          <w:p>
+            <w:r>
+              <w:rPr>
+                <w:rFonts w:ascii="Calibri" w:hAnsi="Calibri" w:eastAsia="Microsoft YaHei"/>
+                <w:sz w:val="18"/>
+              </w:rPr>
+              <w:t>建议编号、确认人、负责人、截止时间、状态、未采纳原因</w:t>
+            </w:r>
+          </w:p>
+        </w:tc>
+        <w:tc>
+          <w:tcPr>
+            <w:tcW w:type="dxa" w:w="1296"/>
+            <w:vAlign w:val="center"/>
+            <w:tcMar>
+              <w:top w:w="90" w:type="dxa"/>
+              <w:start w:w="120" w:type="dxa"/>
+              <w:bottom w:w="90" w:type="dxa"/>
+              <w:end w:w="120" w:type="dxa"/>
+            </w:tcMar>
+          </w:tcPr>
+          <w:p>
+            <w:r>
+              <w:rPr>
+                <w:rFonts w:ascii="Calibri" w:hAnsi="Calibri" w:eastAsia="Microsoft YaHei"/>
+                <w:sz w:val="18"/>
+              </w:rPr>
+              <w:t>调度、班组</w:t>
+            </w:r>
+          </w:p>
+        </w:tc>
+        <w:tc>
+          <w:tcPr>
+            <w:tcW w:type="dxa" w:w="1368"/>
+            <w:vAlign w:val="center"/>
+            <w:tcMar>
+              <w:top w:w="90" w:type="dxa"/>
+              <w:start w:w="120" w:type="dxa"/>
+              <w:bottom w:w="90" w:type="dxa"/>
+              <w:end w:w="120" w:type="dxa"/>
+            </w:tcMar>
+          </w:tcPr>
+          <w:p>
+            <w:r>
+              <w:rPr>
+                <w:rFonts w:ascii="Calibri" w:hAnsi="Calibri" w:eastAsia="Microsoft YaHei"/>
+                <w:sz w:val="18"/>
+              </w:rPr>
+              <w:t>Task v2和Base样例已验证；自动链路为原型</w:t>
+            </w:r>
+          </w:p>
+        </w:tc>
+      </w:tr>
+      <w:tr>
+        <w:tc>
+          <w:tcPr>
+            <w:tcW w:type="dxa" w:w="936"/>
+            <w:vAlign w:val="center"/>
+            <w:tcMar>
+              <w:top w:w="90" w:type="dxa"/>
+              <w:start w:w="120" w:type="dxa"/>
+              <w:bottom w:w="90" w:type="dxa"/>
+              <w:end w:w="120" w:type="dxa"/>
+            </w:tcMar>
+          </w:tcPr>
+          <w:p>
+            <w:r>
+              <w:rPr>
+                <w:rFonts w:ascii="Calibri" w:hAnsi="Calibri" w:eastAsia="Microsoft YaHei"/>
+                <w:sz w:val="18"/>
+              </w:rPr>
+              <w:t>60天</w:t>
+            </w:r>
+          </w:p>
+        </w:tc>
+        <w:tc>
+          <w:tcPr>
+            <w:tcW w:type="dxa" w:w="1584"/>
+            <w:vAlign w:val="center"/>
+            <w:tcMar>
+              <w:top w:w="90" w:type="dxa"/>
+              <w:start w:w="120" w:type="dxa"/>
+              <w:bottom w:w="90" w:type="dxa"/>
+              <w:end w:w="120" w:type="dxa"/>
+            </w:tcMar>
+          </w:tcPr>
+          <w:p>
+            <w:r>
+              <w:rPr>
+                <w:rFonts w:ascii="Calibri" w:hAnsi="Calibri" w:eastAsia="Microsoft YaHei"/>
+                <w:sz w:val="18"/>
+              </w:rPr>
+              <w:t>生产历史数据库</w:t>
+            </w:r>
+          </w:p>
+        </w:tc>
+        <w:tc>
+          <w:tcPr>
+            <w:tcW w:type="dxa" w:w="4032"/>
+            <w:vAlign w:val="center"/>
+            <w:tcMar>
+              <w:top w:w="90" w:type="dxa"/>
+              <w:start w:w="120" w:type="dxa"/>
+              <w:bottom w:w="90" w:type="dxa"/>
+              <w:end w:w="120" w:type="dxa"/>
+            </w:tcMar>
+          </w:tcPr>
+          <w:p>
+            <w:r>
+              <w:rPr>
+                <w:rFonts w:ascii="Calibri" w:hAnsi="Calibri" w:eastAsia="Microsoft YaHei"/>
+                <w:sz w:val="18"/>
+              </w:rPr>
+              <w:t>合成氨负荷、液氨产量与库存、下游耗氨量、关键温压流、质量码</w:t>
+            </w:r>
+          </w:p>
+        </w:tc>
+        <w:tc>
+          <w:tcPr>
+            <w:tcW w:type="dxa" w:w="1296"/>
+            <w:vAlign w:val="center"/>
+            <w:tcMar>
+              <w:top w:w="90" w:type="dxa"/>
+              <w:start w:w="120" w:type="dxa"/>
+              <w:bottom w:w="90" w:type="dxa"/>
+              <w:end w:w="120" w:type="dxa"/>
+            </w:tcMar>
+          </w:tcPr>
+          <w:p>
+            <w:r>
+              <w:rPr>
+                <w:rFonts w:ascii="Calibri" w:hAnsi="Calibri" w:eastAsia="Microsoft YaHei"/>
+                <w:sz w:val="18"/>
+              </w:rPr>
+              <w:t>生产、信息化</w:t>
+            </w:r>
+          </w:p>
+        </w:tc>
+        <w:tc>
+          <w:tcPr>
+            <w:tcW w:type="dxa" w:w="1368"/>
+            <w:vAlign w:val="center"/>
+            <w:tcMar>
+              <w:top w:w="90" w:type="dxa"/>
+              <w:start w:w="120" w:type="dxa"/>
+              <w:bottom w:w="90" w:type="dxa"/>
+              <w:end w:w="120" w:type="dxa"/>
+            </w:tcMar>
+          </w:tcPr>
+          <w:p>
+            <w:r>
+              <w:rPr>
+                <w:rFonts w:ascii="Calibri" w:hAnsi="Calibri" w:eastAsia="Microsoft YaHei"/>
+                <w:sz w:val="18"/>
+              </w:rPr>
+              <w:t>只读接入待授权</w:t>
+            </w:r>
+          </w:p>
+        </w:tc>
+      </w:tr>
+      <w:tr>
+        <w:tc>
+          <w:tcPr>
+            <w:tcW w:type="dxa" w:w="936"/>
+            <w:vAlign w:val="center"/>
+            <w:tcMar>
+              <w:top w:w="90" w:type="dxa"/>
+              <w:start w:w="120" w:type="dxa"/>
+              <w:bottom w:w="90" w:type="dxa"/>
+              <w:end w:w="120" w:type="dxa"/>
+            </w:tcMar>
+          </w:tcPr>
+          <w:p>
+            <w:r>
+              <w:rPr>
+                <w:rFonts w:ascii="Calibri" w:hAnsi="Calibri" w:eastAsia="Microsoft YaHei"/>
+                <w:sz w:val="18"/>
+              </w:rPr>
+              <w:t>60天</w:t>
+            </w:r>
+          </w:p>
+        </w:tc>
+        <w:tc>
+          <w:tcPr>
+            <w:tcW w:type="dxa" w:w="1584"/>
+            <w:vAlign w:val="center"/>
+            <w:tcMar>
+              <w:top w:w="90" w:type="dxa"/>
+              <w:start w:w="120" w:type="dxa"/>
+              <w:bottom w:w="90" w:type="dxa"/>
+              <w:end w:w="120" w:type="dxa"/>
+            </w:tcMar>
+          </w:tcPr>
+          <w:p>
+            <w:r>
+              <w:rPr>
+                <w:rFonts w:ascii="Calibri" w:hAnsi="Calibri" w:eastAsia="Microsoft YaHei"/>
+                <w:sz w:val="18"/>
+              </w:rPr>
+              <w:t>公辅与能源</w:t>
+            </w:r>
+          </w:p>
+        </w:tc>
+        <w:tc>
+          <w:tcPr>
+            <w:tcW w:type="dxa" w:w="4032"/>
+            <w:vAlign w:val="center"/>
+            <w:tcMar>
+              <w:top w:w="90" w:type="dxa"/>
+              <w:start w:w="120" w:type="dxa"/>
+              <w:bottom w:w="90" w:type="dxa"/>
+              <w:end w:w="120" w:type="dxa"/>
+            </w:tcMar>
+          </w:tcPr>
+          <w:p>
+            <w:r>
+              <w:rPr>
+                <w:rFonts w:ascii="Calibri" w:hAnsi="Calibri" w:eastAsia="Microsoft YaHei"/>
+                <w:sz w:val="18"/>
+              </w:rPr>
+              <w:t>蒸汽、电力、燃料、空分与管网余量、约束状态</w:t>
+            </w:r>
+          </w:p>
+        </w:tc>
+        <w:tc>
+          <w:tcPr>
+            <w:tcW w:type="dxa" w:w="1296"/>
+            <w:vAlign w:val="center"/>
+            <w:tcMar>
+              <w:top w:w="90" w:type="dxa"/>
+              <w:start w:w="120" w:type="dxa"/>
+              <w:bottom w:w="90" w:type="dxa"/>
+              <w:end w:w="120" w:type="dxa"/>
+            </w:tcMar>
+          </w:tcPr>
+          <w:p>
+            <w:r>
+              <w:rPr>
+                <w:rFonts w:ascii="Calibri" w:hAnsi="Calibri" w:eastAsia="Microsoft YaHei"/>
+                <w:sz w:val="18"/>
+              </w:rPr>
+              <w:t>热电、公辅</w:t>
+            </w:r>
+          </w:p>
+        </w:tc>
+        <w:tc>
+          <w:tcPr>
+            <w:tcW w:type="dxa" w:w="1368"/>
+            <w:vAlign w:val="center"/>
+            <w:tcMar>
+              <w:top w:w="90" w:type="dxa"/>
+              <w:start w:w="120" w:type="dxa"/>
+              <w:bottom w:w="90" w:type="dxa"/>
+              <w:end w:w="120" w:type="dxa"/>
+            </w:tcMar>
+          </w:tcPr>
+          <w:p>
+            <w:r>
+              <w:rPr>
+                <w:rFonts w:ascii="Calibri" w:hAnsi="Calibri" w:eastAsia="Microsoft YaHei"/>
+                <w:sz w:val="18"/>
+              </w:rPr>
+              <w:t>只读接入待授权</w:t>
+            </w:r>
+          </w:p>
+        </w:tc>
+      </w:tr>
+      <w:tr>
+        <w:tc>
+          <w:tcPr>
+            <w:tcW w:type="dxa" w:w="936"/>
+            <w:vAlign w:val="center"/>
+            <w:tcMar>
+              <w:top w:w="90" w:type="dxa"/>
+              <w:start w:w="120" w:type="dxa"/>
+              <w:bottom w:w="90" w:type="dxa"/>
+              <w:end w:w="120" w:type="dxa"/>
+            </w:tcMar>
+          </w:tcPr>
+          <w:p>
+            <w:r>
+              <w:rPr>
+                <w:rFonts w:ascii="Calibri" w:hAnsi="Calibri" w:eastAsia="Microsoft YaHei"/>
+                <w:sz w:val="18"/>
+              </w:rPr>
+              <w:t>60天</w:t>
+            </w:r>
+          </w:p>
+        </w:tc>
+        <w:tc>
+          <w:tcPr>
+            <w:tcW w:type="dxa" w:w="1584"/>
+            <w:vAlign w:val="center"/>
+            <w:tcMar>
+              <w:top w:w="90" w:type="dxa"/>
+              <w:start w:w="120" w:type="dxa"/>
+              <w:bottom w:w="90" w:type="dxa"/>
+              <w:end w:w="120" w:type="dxa"/>
+            </w:tcMar>
+          </w:tcPr>
+          <w:p>
+            <w:r>
+              <w:rPr>
+                <w:rFonts w:ascii="Calibri" w:hAnsi="Calibri" w:eastAsia="Microsoft YaHei"/>
+                <w:sz w:val="18"/>
+              </w:rPr>
+              <w:t>关键设备</w:t>
+            </w:r>
+          </w:p>
+        </w:tc>
+        <w:tc>
+          <w:tcPr>
+            <w:tcW w:type="dxa" w:w="4032"/>
+            <w:vAlign w:val="center"/>
+            <w:tcMar>
+              <w:top w:w="90" w:type="dxa"/>
+              <w:start w:w="120" w:type="dxa"/>
+              <w:bottom w:w="90" w:type="dxa"/>
+              <w:end w:w="120" w:type="dxa"/>
+            </w:tcMar>
+          </w:tcPr>
+          <w:p>
+            <w:r>
+              <w:rPr>
+                <w:rFonts w:ascii="Calibri" w:hAnsi="Calibri" w:eastAsia="Microsoft YaHei"/>
+                <w:sz w:val="18"/>
+              </w:rPr>
+              <w:t>振动、轴位移、防喘振裕度、轴承温度、机组状态、检修记录</w:t>
+            </w:r>
+          </w:p>
+        </w:tc>
+        <w:tc>
+          <w:tcPr>
+            <w:tcW w:type="dxa" w:w="1296"/>
+            <w:vAlign w:val="center"/>
+            <w:tcMar>
+              <w:top w:w="90" w:type="dxa"/>
+              <w:start w:w="120" w:type="dxa"/>
+              <w:bottom w:w="90" w:type="dxa"/>
+              <w:end w:w="120" w:type="dxa"/>
+            </w:tcMar>
+          </w:tcPr>
+          <w:p>
+            <w:r>
+              <w:rPr>
+                <w:rFonts w:ascii="Calibri" w:hAnsi="Calibri" w:eastAsia="Microsoft YaHei"/>
+                <w:sz w:val="18"/>
+              </w:rPr>
+              <w:t>设备、仪表</w:t>
+            </w:r>
+          </w:p>
+        </w:tc>
+        <w:tc>
+          <w:tcPr>
+            <w:tcW w:type="dxa" w:w="1368"/>
+            <w:vAlign w:val="center"/>
+            <w:tcMar>
+              <w:top w:w="90" w:type="dxa"/>
+              <w:start w:w="120" w:type="dxa"/>
+              <w:bottom w:w="90" w:type="dxa"/>
+              <w:end w:w="120" w:type="dxa"/>
+            </w:tcMar>
+          </w:tcPr>
+          <w:p>
+            <w:r>
+              <w:rPr>
+                <w:rFonts w:ascii="Calibri" w:hAnsi="Calibri" w:eastAsia="Microsoft YaHei"/>
+                <w:sz w:val="18"/>
+              </w:rPr>
+              <w:t>只读接入待授权</w:t>
+            </w:r>
+          </w:p>
+        </w:tc>
+      </w:tr>
+      <w:tr>
+        <w:tc>
+          <w:tcPr>
+            <w:tcW w:type="dxa" w:w="936"/>
+            <w:vAlign w:val="center"/>
+            <w:tcMar>
+              <w:top w:w="90" w:type="dxa"/>
+              <w:start w:w="120" w:type="dxa"/>
+              <w:bottom w:w="90" w:type="dxa"/>
+              <w:end w:w="120" w:type="dxa"/>
+            </w:tcMar>
+          </w:tcPr>
+          <w:p>
+            <w:r>
+              <w:rPr>
+                <w:rFonts w:ascii="Calibri" w:hAnsi="Calibri" w:eastAsia="Microsoft YaHei"/>
+                <w:sz w:val="18"/>
+              </w:rPr>
+              <w:t>60天</w:t>
+            </w:r>
+          </w:p>
+        </w:tc>
+        <w:tc>
+          <w:tcPr>
+            <w:tcW w:type="dxa" w:w="1584"/>
+            <w:vAlign w:val="center"/>
+            <w:tcMar>
+              <w:top w:w="90" w:type="dxa"/>
+              <w:start w:w="120" w:type="dxa"/>
+              <w:bottom w:w="90" w:type="dxa"/>
+              <w:end w:w="120" w:type="dxa"/>
+            </w:tcMar>
+          </w:tcPr>
+          <w:p>
+            <w:r>
+              <w:rPr>
+                <w:rFonts w:ascii="Calibri" w:hAnsi="Calibri" w:eastAsia="Microsoft YaHei"/>
+                <w:sz w:val="18"/>
+              </w:rPr>
+              <w:t>财务测算</w:t>
+            </w:r>
+          </w:p>
+        </w:tc>
+        <w:tc>
+          <w:tcPr>
+            <w:tcW w:type="dxa" w:w="4032"/>
+            <w:vAlign w:val="center"/>
+            <w:tcMar>
+              <w:top w:w="90" w:type="dxa"/>
+              <w:start w:w="120" w:type="dxa"/>
+              <w:bottom w:w="90" w:type="dxa"/>
+              <w:end w:w="120" w:type="dxa"/>
+            </w:tcMar>
+          </w:tcPr>
+          <w:p>
+            <w:r>
+              <w:rPr>
+                <w:rFonts w:ascii="Calibri" w:hAnsi="Calibri" w:eastAsia="Microsoft YaHei"/>
+                <w:sz w:val="18"/>
+              </w:rPr>
+              <w:t>非氨变动成本、包装物流、启停损失、机会成本、违约避免额</w:t>
+            </w:r>
+          </w:p>
+        </w:tc>
+        <w:tc>
+          <w:tcPr>
+            <w:tcW w:type="dxa" w:w="1296"/>
+            <w:vAlign w:val="center"/>
+            <w:tcMar>
+              <w:top w:w="90" w:type="dxa"/>
+              <w:start w:w="120" w:type="dxa"/>
+              <w:bottom w:w="90" w:type="dxa"/>
+              <w:end w:w="120" w:type="dxa"/>
+            </w:tcMar>
+          </w:tcPr>
+          <w:p>
+            <w:r>
+              <w:rPr>
+                <w:rFonts w:ascii="Calibri" w:hAnsi="Calibri" w:eastAsia="Microsoft YaHei"/>
+                <w:sz w:val="18"/>
+              </w:rPr>
+              <w:t>财务、经营</w:t>
+            </w:r>
+          </w:p>
+        </w:tc>
+        <w:tc>
+          <w:tcPr>
+            <w:tcW w:type="dxa" w:w="1368"/>
+            <w:vAlign w:val="center"/>
+            <w:tcMar>
+              <w:top w:w="90" w:type="dxa"/>
+              <w:start w:w="120" w:type="dxa"/>
+              <w:bottom w:w="90" w:type="dxa"/>
+              <w:end w:w="120" w:type="dxa"/>
+            </w:tcMar>
+          </w:tcPr>
+          <w:p>
+            <w:r>
+              <w:rPr>
+                <w:rFonts w:ascii="Calibri" w:hAnsi="Calibri" w:eastAsia="Microsoft YaHei"/>
+                <w:sz w:val="18"/>
+              </w:rPr>
+              <w:t>口径待企业确认</w:t>
+            </w:r>
+          </w:p>
+        </w:tc>
+      </w:tr>
+    </w:tbl>
+    <w:tbl>
+      <w:tblPr>
+        <w:tblStyle w:val="TableGrid"/>
+        <w:tblW w:type="auto" w:w="0"/>
+        <w:jc w:val="center"/>
+        <w:tblLayout w:type="fixed"/>
+        <w:tblLook w:firstColumn="1" w:firstRow="1" w:lastColumn="0" w:lastRow="0" w:noHBand="0" w:noVBand="1" w:val="04A0"/>
+      </w:tblPr>
+      <w:tblGrid>
+        <w:gridCol w:w="2441"/>
+        <w:gridCol w:w="2441"/>
+        <w:gridCol w:w="2441"/>
+        <w:gridCol w:w="2441"/>
+      </w:tblGrid>
+      <w:tr>
+        <w:tc>
+          <w:tcPr>
+            <w:tcW w:type="dxa" w:w="2376"/>
+            <w:shd w:fill="EAF2F8"/>
+            <w:tcMar>
+              <w:top w:w="90" w:type="dxa"/>
+              <w:start w:w="120" w:type="dxa"/>
+              <w:bottom w:w="90" w:type="dxa"/>
+              <w:end w:w="120" w:type="dxa"/>
+            </w:tcMar>
+          </w:tcPr>
+          <w:p>
+            <w:r>
+              <w:rPr>
+                <w:rFonts w:ascii="Calibri" w:hAnsi="Calibri" w:eastAsia="Microsoft YaHei"/>
+                <w:b/>
+              </w:rPr>
+              <w:t>仓库样例</w:t>
+            </w:r>
+          </w:p>
+        </w:tc>
+        <w:tc>
+          <w:tcPr>
+            <w:tcW w:type="dxa" w:w="1656"/>
+            <w:shd w:fill="EAF2F8"/>
+            <w:tcMar>
+              <w:top w:w="90" w:type="dxa"/>
+              <w:start w:w="120" w:type="dxa"/>
+              <w:bottom w:w="90" w:type="dxa"/>
+              <w:end w:w="120" w:type="dxa"/>
+            </w:tcMar>
+          </w:tcPr>
+          <w:p>
+            <w:r>
+              <w:rPr>
+                <w:rFonts w:ascii="Calibri" w:hAnsi="Calibri" w:eastAsia="Microsoft YaHei"/>
+                <w:b/>
+              </w:rPr>
+              <w:t>用途</w:t>
+            </w:r>
+          </w:p>
+        </w:tc>
+        <w:tc>
+          <w:tcPr>
+            <w:tcW w:type="dxa" w:w="3384"/>
+            <w:shd w:fill="EAF2F8"/>
+            <w:tcMar>
+              <w:top w:w="90" w:type="dxa"/>
+              <w:start w:w="120" w:type="dxa"/>
+              <w:bottom w:w="90" w:type="dxa"/>
+              <w:end w:w="120" w:type="dxa"/>
+            </w:tcMar>
+          </w:tcPr>
+          <w:p>
+            <w:r>
+              <w:rPr>
+                <w:rFonts w:ascii="Calibri" w:hAnsi="Calibri" w:eastAsia="Microsoft YaHei"/>
+                <w:b/>
+              </w:rPr>
+              <w:t>关键字段</w:t>
+            </w:r>
+          </w:p>
+        </w:tc>
+        <w:tc>
+          <w:tcPr>
+            <w:tcW w:type="dxa" w:w="1800"/>
+            <w:shd w:fill="EAF2F8"/>
+            <w:tcMar>
+              <w:top w:w="90" w:type="dxa"/>
+              <w:start w:w="120" w:type="dxa"/>
+              <w:bottom w:w="90" w:type="dxa"/>
+              <w:end w:w="120" w:type="dxa"/>
+            </w:tcMar>
+          </w:tcPr>
+          <w:p>
+            <w:r>
+              <w:rPr>
+                <w:rFonts w:ascii="Calibri" w:hAnsi="Calibri" w:eastAsia="Microsoft YaHei"/>
+                <w:b/>
+              </w:rPr>
+              <w:t>使用边界</w:t>
+            </w:r>
+          </w:p>
+        </w:tc>
+      </w:tr>
+      <w:tr>
+        <w:tc>
+          <w:tcPr>
+            <w:tcW w:type="dxa" w:w="2376"/>
+            <w:vAlign w:val="center"/>
+            <w:tcMar>
+              <w:top w:w="90" w:type="dxa"/>
+              <w:start w:w="120" w:type="dxa"/>
+              <w:bottom w:w="90" w:type="dxa"/>
+              <w:end w:w="120" w:type="dxa"/>
+            </w:tcMar>
+          </w:tcPr>
+          <w:p>
+            <w:r>
+              <w:rPr>
+                <w:rFonts w:ascii="Calibri" w:hAnsi="Calibri" w:eastAsia="Microsoft YaHei"/>
+                <w:sz w:val="18"/>
+              </w:rPr>
+              <w:t>data/compressor_trend_replay_sample.csv</w:t>
+            </w:r>
+          </w:p>
+        </w:tc>
+        <w:tc>
+          <w:tcPr>
+            <w:tcW w:type="dxa" w:w="1656"/>
+            <w:vAlign w:val="center"/>
+            <w:tcMar>
+              <w:top w:w="90" w:type="dxa"/>
+              <w:start w:w="120" w:type="dxa"/>
+              <w:bottom w:w="90" w:type="dxa"/>
+              <w:end w:w="120" w:type="dxa"/>
+            </w:tcMar>
+          </w:tcPr>
+          <w:p>
+            <w:r>
+              <w:rPr>
+                <w:rFonts w:ascii="Calibri" w:hAnsi="Calibri" w:eastAsia="Microsoft YaHei"/>
+                <w:sz w:val="18"/>
+              </w:rPr>
+              <w:t>压缩机趋势回放</w:t>
+            </w:r>
+          </w:p>
+        </w:tc>
+        <w:tc>
+          <w:tcPr>
+            <w:tcW w:type="dxa" w:w="3384"/>
+            <w:vAlign w:val="center"/>
+            <w:tcMar>
+              <w:top w:w="90" w:type="dxa"/>
+              <w:start w:w="120" w:type="dxa"/>
+              <w:bottom w:w="90" w:type="dxa"/>
+              <w:end w:w="120" w:type="dxa"/>
+            </w:tcMar>
+          </w:tcPr>
+          <w:p>
+            <w:r>
+              <w:rPr>
+                <w:rFonts w:ascii="Calibri" w:hAnsi="Calibri" w:eastAsia="Microsoft YaHei"/>
+                <w:sz w:val="18"/>
+              </w:rPr>
+              <w:t>负荷、轴振、轴位移、防喘振裕度、轴承温度、质量码和复核标签</w:t>
+            </w:r>
+          </w:p>
+        </w:tc>
+        <w:tc>
+          <w:tcPr>
+            <w:tcW w:type="dxa" w:w="1800"/>
+            <w:vAlign w:val="center"/>
+            <w:tcMar>
+              <w:top w:w="90" w:type="dxa"/>
+              <w:start w:w="120" w:type="dxa"/>
+              <w:bottom w:w="90" w:type="dxa"/>
+              <w:end w:w="120" w:type="dxa"/>
+            </w:tcMar>
+          </w:tcPr>
+          <w:p>
+            <w:r>
+              <w:rPr>
+                <w:rFonts w:ascii="Calibri" w:hAnsi="Calibri" w:eastAsia="Microsoft YaHei"/>
+                <w:sz w:val="18"/>
+              </w:rPr>
+              <w:t>仅验证观察、专业会签和演练停算流程；不作为企业设备阈值</w:t>
+            </w:r>
+          </w:p>
+        </w:tc>
+      </w:tr>
+      <w:tr>
+        <w:tc>
+          <w:tcPr>
+            <w:tcW w:type="dxa" w:w="2376"/>
+            <w:vAlign w:val="center"/>
+            <w:tcMar>
+              <w:top w:w="90" w:type="dxa"/>
+              <w:start w:w="120" w:type="dxa"/>
+              <w:bottom w:w="90" w:type="dxa"/>
+              <w:end w:w="120" w:type="dxa"/>
+            </w:tcMar>
+          </w:tcPr>
+          <w:p>
+            <w:r>
+              <w:rPr>
+                <w:rFonts w:ascii="Calibri" w:hAnsi="Calibri" w:eastAsia="Microsoft YaHei"/>
+                <w:sz w:val="18"/>
+              </w:rPr>
+              <w:t>data/interface_field_matrix.csv</w:t>
+            </w:r>
+          </w:p>
+        </w:tc>
+        <w:tc>
+          <w:tcPr>
+            <w:tcW w:type="dxa" w:w="1656"/>
+            <w:vAlign w:val="center"/>
+            <w:tcMar>
+              <w:top w:w="90" w:type="dxa"/>
+              <w:start w:w="120" w:type="dxa"/>
+              <w:bottom w:w="90" w:type="dxa"/>
+              <w:end w:w="120" w:type="dxa"/>
+            </w:tcMar>
+          </w:tcPr>
+          <w:p>
+            <w:r>
+              <w:rPr>
+                <w:rFonts w:ascii="Calibri" w:hAnsi="Calibri" w:eastAsia="Microsoft YaHei"/>
+                <w:sz w:val="18"/>
+              </w:rPr>
+              <w:t>接口字段矩阵</w:t>
+            </w:r>
+          </w:p>
+        </w:tc>
+        <w:tc>
+          <w:tcPr>
+            <w:tcW w:type="dxa" w:w="3384"/>
+            <w:vAlign w:val="center"/>
+            <w:tcMar>
+              <w:top w:w="90" w:type="dxa"/>
+              <w:start w:w="120" w:type="dxa"/>
+              <w:bottom w:w="90" w:type="dxa"/>
+              <w:end w:w="120" w:type="dxa"/>
+            </w:tcMar>
+          </w:tcPr>
+          <w:p>
+            <w:r>
+              <w:rPr>
+                <w:rFonts w:ascii="Calibri" w:hAnsi="Calibri" w:eastAsia="Microsoft YaHei"/>
+                <w:sz w:val="18"/>
+              </w:rPr>
+              <w:t>阶段、来源系统、字段、方向、频率、时间基准、质量规则、单位、责任专业和超时动作</w:t>
+            </w:r>
+          </w:p>
+        </w:tc>
+        <w:tc>
+          <w:tcPr>
+            <w:tcW w:type="dxa" w:w="1800"/>
+            <w:vAlign w:val="center"/>
+            <w:tcMar>
+              <w:top w:w="90" w:type="dxa"/>
+              <w:start w:w="120" w:type="dxa"/>
+              <w:bottom w:w="90" w:type="dxa"/>
+              <w:end w:w="120" w:type="dxa"/>
+            </w:tcMar>
+          </w:tcPr>
+          <w:p>
+            <w:r>
+              <w:rPr>
+                <w:rFonts w:ascii="Calibri" w:hAnsi="Calibri" w:eastAsia="Microsoft YaHei"/>
+                <w:sz w:val="18"/>
+              </w:rPr>
+              <w:t>字段与动作是定义稿，30天校核后由企业冻结</w:t>
+            </w:r>
+          </w:p>
+        </w:tc>
+      </w:tr>
+    </w:tbl>
+    <w:p>
+      <w:r>
+        <w:rPr>
+          <w:rFonts w:ascii="Calibri" w:hAnsi="Calibri" w:eastAsia="Microsoft YaHei"/>
+        </w:rPr>
+        <w:t>有效班次须同时具备冻结的原计划、合格输入、可追溯建议、完整人工确认、Historian实际回传和班后复盘。未执行方案可用于流程验收，但不进入效果统计。</w:t>
+      </w:r>
+    </w:p>
+    <w:tbl>
+      <w:tblPr>
+        <w:tblStyle w:val="TableGrid"/>
+        <w:tblW w:type="auto" w:w="0"/>
+        <w:jc w:val="center"/>
+        <w:tblLayout w:type="fixed"/>
+        <w:tblLook w:firstColumn="1" w:firstRow="1" w:lastColumn="0" w:lastRow="0" w:noHBand="0" w:noVBand="1" w:val="04A0"/>
+      </w:tblPr>
+      <w:tblGrid>
+        <w:gridCol w:w="3255"/>
+        <w:gridCol w:w="3255"/>
+        <w:gridCol w:w="3255"/>
+      </w:tblGrid>
+      <w:tr>
+        <w:tc>
+          <w:tcPr>
+            <w:tcW w:type="dxa" w:w="1512"/>
+            <w:shd w:fill="EAF2F8"/>
+            <w:tcMar>
+              <w:top w:w="90" w:type="dxa"/>
+              <w:start w:w="120" w:type="dxa"/>
+              <w:bottom w:w="90" w:type="dxa"/>
+              <w:end w:w="120" w:type="dxa"/>
+            </w:tcMar>
+          </w:tcPr>
+          <w:p>
+            <w:r>
+              <w:rPr>
+                <w:rFonts w:ascii="Calibri" w:hAnsi="Calibri" w:eastAsia="Microsoft YaHei"/>
+                <w:b/>
+              </w:rPr>
+              <w:t>验收项</w:t>
+            </w:r>
+          </w:p>
+        </w:tc>
+        <w:tc>
+          <w:tcPr>
+            <w:tcW w:type="dxa" w:w="6264"/>
+            <w:shd w:fill="EAF2F8"/>
+            <w:tcMar>
+              <w:top w:w="90" w:type="dxa"/>
+              <w:start w:w="120" w:type="dxa"/>
+              <w:bottom w:w="90" w:type="dxa"/>
+              <w:end w:w="120" w:type="dxa"/>
+            </w:tcMar>
+          </w:tcPr>
+          <w:p>
+            <w:r>
+              <w:rPr>
+                <w:rFonts w:ascii="Calibri" w:hAnsi="Calibri" w:eastAsia="Microsoft YaHei"/>
+                <w:b/>
+              </w:rPr>
+              <w:t>口径</w:t>
+            </w:r>
+          </w:p>
+        </w:tc>
+        <w:tc>
+          <w:tcPr>
+            <w:tcW w:type="dxa" w:w="1440"/>
+            <w:shd w:fill="EAF2F8"/>
+            <w:tcMar>
+              <w:top w:w="90" w:type="dxa"/>
+              <w:start w:w="120" w:type="dxa"/>
+              <w:bottom w:w="90" w:type="dxa"/>
+              <w:end w:w="120" w:type="dxa"/>
+            </w:tcMar>
+          </w:tcPr>
+          <w:p>
+            <w:r>
+              <w:rPr>
+                <w:rFonts w:ascii="Calibri" w:hAnsi="Calibri" w:eastAsia="Microsoft YaHei"/>
+                <w:b/>
+              </w:rPr>
+              <w:t>判定</w:t>
+            </w:r>
+          </w:p>
+        </w:tc>
+      </w:tr>
+      <w:tr>
+        <w:tc>
+          <w:tcPr>
+            <w:tcW w:type="dxa" w:w="1512"/>
+            <w:vAlign w:val="center"/>
+            <w:tcMar>
+              <w:top w:w="90" w:type="dxa"/>
+              <w:start w:w="120" w:type="dxa"/>
+              <w:bottom w:w="90" w:type="dxa"/>
+              <w:end w:w="120" w:type="dxa"/>
+            </w:tcMar>
+          </w:tcPr>
+          <w:p>
+            <w:r>
+              <w:rPr>
+                <w:rFonts w:ascii="Calibri" w:hAnsi="Calibri" w:eastAsia="Microsoft YaHei"/>
+                <w:sz w:val="18"/>
+              </w:rPr>
+              <w:t>安全边界</w:t>
+            </w:r>
+          </w:p>
+        </w:tc>
+        <w:tc>
+          <w:tcPr>
+            <w:tcW w:type="dxa" w:w="6264"/>
+            <w:vAlign w:val="center"/>
+            <w:tcMar>
+              <w:top w:w="90" w:type="dxa"/>
+              <w:start w:w="120" w:type="dxa"/>
+              <w:bottom w:w="90" w:type="dxa"/>
+              <w:end w:w="120" w:type="dxa"/>
+            </w:tcMar>
+          </w:tcPr>
+          <w:p>
+            <w:r>
+              <w:rPr>
+                <w:rFonts w:ascii="Calibri" w:hAnsi="Calibri" w:eastAsia="Microsoft YaHei"/>
+                <w:sz w:val="18"/>
+              </w:rPr>
+              <w:t>安全硬约束零突破；不存在DCS/SIS写入路径，不替代报警、联锁、操作票和现场确认。</w:t>
+            </w:r>
+          </w:p>
+        </w:tc>
+        <w:tc>
+          <w:tcPr>
+            <w:tcW w:type="dxa" w:w="1440"/>
+            <w:vAlign w:val="center"/>
+            <w:tcMar>
+              <w:top w:w="90" w:type="dxa"/>
+              <w:start w:w="120" w:type="dxa"/>
+              <w:bottom w:w="90" w:type="dxa"/>
+              <w:end w:w="120" w:type="dxa"/>
+            </w:tcMar>
+          </w:tcPr>
+          <w:p>
+            <w:r>
+              <w:rPr>
+                <w:rFonts w:ascii="Calibri" w:hAnsi="Calibri" w:eastAsia="Microsoft YaHei"/>
+                <w:sz w:val="18"/>
+              </w:rPr>
+              <w:t>必过</w:t>
+            </w:r>
+          </w:p>
+        </w:tc>
+      </w:tr>
+      <w:tr>
+        <w:tc>
+          <w:tcPr>
+            <w:tcW w:type="dxa" w:w="1512"/>
+            <w:vAlign w:val="center"/>
+            <w:tcMar>
+              <w:top w:w="90" w:type="dxa"/>
+              <w:start w:w="120" w:type="dxa"/>
+              <w:bottom w:w="90" w:type="dxa"/>
+              <w:end w:w="120" w:type="dxa"/>
+            </w:tcMar>
+          </w:tcPr>
+          <w:p>
+            <w:r>
+              <w:rPr>
+                <w:rFonts w:ascii="Calibri" w:hAnsi="Calibri" w:eastAsia="Microsoft YaHei"/>
+                <w:sz w:val="18"/>
+              </w:rPr>
+              <w:t>数据真实性</w:t>
+            </w:r>
+          </w:p>
+        </w:tc>
+        <w:tc>
+          <w:tcPr>
+            <w:tcW w:type="dxa" w:w="6264"/>
+            <w:vAlign w:val="center"/>
+            <w:tcMar>
+              <w:top w:w="90" w:type="dxa"/>
+              <w:start w:w="120" w:type="dxa"/>
+              <w:bottom w:w="90" w:type="dxa"/>
+              <w:end w:w="120" w:type="dxa"/>
+            </w:tcMar>
+          </w:tcPr>
+          <w:p>
+            <w:r>
+              <w:rPr>
+                <w:rFonts w:ascii="Calibri" w:hAnsi="Calibri" w:eastAsia="Microsoft YaHei"/>
+                <w:sz w:val="18"/>
+              </w:rPr>
+              <w:t>关键字段缺失、过期或质量无效时转人工；无生产历史数据库回传时实际值为空。</w:t>
+            </w:r>
+          </w:p>
+        </w:tc>
+        <w:tc>
+          <w:tcPr>
+            <w:tcW w:type="dxa" w:w="1440"/>
+            <w:vAlign w:val="center"/>
+            <w:tcMar>
+              <w:top w:w="90" w:type="dxa"/>
+              <w:start w:w="120" w:type="dxa"/>
+              <w:bottom w:w="90" w:type="dxa"/>
+              <w:end w:w="120" w:type="dxa"/>
+            </w:tcMar>
+          </w:tcPr>
+          <w:p>
+            <w:r>
+              <w:rPr>
+                <w:rFonts w:ascii="Calibri" w:hAnsi="Calibri" w:eastAsia="Microsoft YaHei"/>
+                <w:sz w:val="18"/>
+              </w:rPr>
+              <w:t>必过</w:t>
+            </w:r>
+          </w:p>
+        </w:tc>
+      </w:tr>
+      <w:tr>
+        <w:tc>
+          <w:tcPr>
+            <w:tcW w:type="dxa" w:w="1512"/>
+            <w:vAlign w:val="center"/>
+            <w:tcMar>
+              <w:top w:w="90" w:type="dxa"/>
+              <w:start w:w="120" w:type="dxa"/>
+              <w:bottom w:w="90" w:type="dxa"/>
+              <w:end w:w="120" w:type="dxa"/>
+            </w:tcMar>
+          </w:tcPr>
+          <w:p>
+            <w:r>
+              <w:rPr>
+                <w:rFonts w:ascii="Calibri" w:hAnsi="Calibri" w:eastAsia="Microsoft YaHei"/>
+                <w:sz w:val="18"/>
+              </w:rPr>
+              <w:t>可复算性</w:t>
+            </w:r>
+          </w:p>
+        </w:tc>
+        <w:tc>
+          <w:tcPr>
+            <w:tcW w:type="dxa" w:w="6264"/>
+            <w:vAlign w:val="center"/>
+            <w:tcMar>
+              <w:top w:w="90" w:type="dxa"/>
+              <w:start w:w="120" w:type="dxa"/>
+              <w:bottom w:w="90" w:type="dxa"/>
+              <w:end w:w="120" w:type="dxa"/>
+            </w:tcMar>
+          </w:tcPr>
+          <w:p>
+            <w:r>
+              <w:rPr>
+                <w:rFonts w:ascii="Calibri" w:hAnsi="Calibri" w:eastAsia="Microsoft YaHei"/>
+                <w:sz w:val="18"/>
+              </w:rPr>
+              <w:t>液氨物料守恒、相对外售分配贡献和方案排序可按同一输入快照复算。</w:t>
+            </w:r>
+          </w:p>
+        </w:tc>
+        <w:tc>
+          <w:tcPr>
+            <w:tcW w:type="dxa" w:w="1440"/>
+            <w:vAlign w:val="center"/>
+            <w:tcMar>
+              <w:top w:w="90" w:type="dxa"/>
+              <w:start w:w="120" w:type="dxa"/>
+              <w:bottom w:w="90" w:type="dxa"/>
+              <w:end w:w="120" w:type="dxa"/>
+            </w:tcMar>
+          </w:tcPr>
+          <w:p>
+            <w:r>
+              <w:rPr>
+                <w:rFonts w:ascii="Calibri" w:hAnsi="Calibri" w:eastAsia="Microsoft YaHei"/>
+                <w:sz w:val="18"/>
+              </w:rPr>
+              <w:t>必过</w:t>
+            </w:r>
+          </w:p>
+        </w:tc>
+      </w:tr>
+      <w:tr>
+        <w:tc>
+          <w:tcPr>
+            <w:tcW w:type="dxa" w:w="1512"/>
+            <w:vAlign w:val="center"/>
+            <w:tcMar>
+              <w:top w:w="90" w:type="dxa"/>
+              <w:start w:w="120" w:type="dxa"/>
+              <w:bottom w:w="90" w:type="dxa"/>
+              <w:end w:w="120" w:type="dxa"/>
+            </w:tcMar>
+          </w:tcPr>
+          <w:p>
+            <w:r>
+              <w:rPr>
+                <w:rFonts w:ascii="Calibri" w:hAnsi="Calibri" w:eastAsia="Microsoft YaHei"/>
+                <w:sz w:val="18"/>
+              </w:rPr>
+              <w:t>条件处置</w:t>
+            </w:r>
+          </w:p>
+        </w:tc>
+        <w:tc>
+          <w:tcPr>
+            <w:tcW w:type="dxa" w:w="6264"/>
+            <w:vAlign w:val="center"/>
+            <w:tcMar>
+              <w:top w:w="90" w:type="dxa"/>
+              <w:start w:w="120" w:type="dxa"/>
+              <w:bottom w:w="90" w:type="dxa"/>
+              <w:end w:w="120" w:type="dxa"/>
+            </w:tcMar>
+          </w:tcPr>
+          <w:p>
+            <w:r>
+              <w:rPr>
+                <w:rFonts w:ascii="Calibri" w:hAnsi="Calibri" w:eastAsia="Microsoft YaHei"/>
+                <w:sz w:val="18"/>
+              </w:rPr>
+              <w:t>一般提示、专业会签和演练停算线可追到字段、时间窗、质量状态和规则版本；审批不由汇总分数驱动。</w:t>
+            </w:r>
+          </w:p>
+        </w:tc>
+        <w:tc>
+          <w:tcPr>
+            <w:tcW w:type="dxa" w:w="1440"/>
+            <w:vAlign w:val="center"/>
+            <w:tcMar>
+              <w:top w:w="90" w:type="dxa"/>
+              <w:start w:w="120" w:type="dxa"/>
+              <w:bottom w:w="90" w:type="dxa"/>
+              <w:end w:w="120" w:type="dxa"/>
+            </w:tcMar>
+          </w:tcPr>
+          <w:p>
+            <w:r>
+              <w:rPr>
+                <w:rFonts w:ascii="Calibri" w:hAnsi="Calibri" w:eastAsia="Microsoft YaHei"/>
+                <w:sz w:val="18"/>
+              </w:rPr>
+              <w:t>必过</w:t>
+            </w:r>
+          </w:p>
+        </w:tc>
+      </w:tr>
+      <w:tr>
+        <w:tc>
+          <w:tcPr>
+            <w:tcW w:type="dxa" w:w="1512"/>
+            <w:vAlign w:val="center"/>
+            <w:tcMar>
+              <w:top w:w="90" w:type="dxa"/>
+              <w:start w:w="120" w:type="dxa"/>
+              <w:bottom w:w="90" w:type="dxa"/>
+              <w:end w:w="120" w:type="dxa"/>
+            </w:tcMar>
+          </w:tcPr>
+          <w:p>
+            <w:r>
+              <w:rPr>
+                <w:rFonts w:ascii="Calibri" w:hAnsi="Calibri" w:eastAsia="Microsoft YaHei"/>
+                <w:sz w:val="18"/>
+              </w:rPr>
+              <w:t>动作单门禁</w:t>
+            </w:r>
+          </w:p>
+        </w:tc>
+        <w:tc>
+          <w:tcPr>
+            <w:tcW w:type="dxa" w:w="6264"/>
+            <w:vAlign w:val="center"/>
+            <w:tcMar>
+              <w:top w:w="90" w:type="dxa"/>
+              <w:start w:w="120" w:type="dxa"/>
+              <w:bottom w:w="90" w:type="dxa"/>
+              <w:end w:w="120" w:type="dxa"/>
+            </w:tcMar>
+          </w:tcPr>
+          <w:p>
+            <w:r>
+              <w:rPr>
+                <w:rFonts w:ascii="Calibri" w:hAnsi="Calibri" w:eastAsia="Microsoft YaHei"/>
+                <w:sz w:val="18"/>
+              </w:rPr>
+              <w:t>审批后四岗位分别接令，未全部接令不得进入执行跟踪；接令状态不得填入实际执行字段。</w:t>
+            </w:r>
+          </w:p>
+        </w:tc>
+        <w:tc>
+          <w:tcPr>
+            <w:tcW w:type="dxa" w:w="1440"/>
+            <w:vAlign w:val="center"/>
+            <w:tcMar>
+              <w:top w:w="90" w:type="dxa"/>
+              <w:start w:w="120" w:type="dxa"/>
+              <w:bottom w:w="90" w:type="dxa"/>
+              <w:end w:w="120" w:type="dxa"/>
+            </w:tcMar>
+          </w:tcPr>
+          <w:p>
+            <w:r>
+              <w:rPr>
+                <w:rFonts w:ascii="Calibri" w:hAnsi="Calibri" w:eastAsia="Microsoft YaHei"/>
+                <w:sz w:val="18"/>
+              </w:rPr>
+              <w:t>必过</w:t>
+            </w:r>
+          </w:p>
+        </w:tc>
+      </w:tr>
+      <w:tr>
+        <w:tc>
+          <w:tcPr>
+            <w:tcW w:type="dxa" w:w="1512"/>
+            <w:vAlign w:val="center"/>
+            <w:tcMar>
+              <w:top w:w="90" w:type="dxa"/>
+              <w:start w:w="120" w:type="dxa"/>
+              <w:bottom w:w="90" w:type="dxa"/>
+              <w:end w:w="120" w:type="dxa"/>
+            </w:tcMar>
+          </w:tcPr>
+          <w:p>
+            <w:r>
+              <w:rPr>
+                <w:rFonts w:ascii="Calibri" w:hAnsi="Calibri" w:eastAsia="Microsoft YaHei"/>
+                <w:sz w:val="18"/>
+              </w:rPr>
+              <w:t>场景覆盖</w:t>
+            </w:r>
+          </w:p>
+        </w:tc>
+        <w:tc>
+          <w:tcPr>
+            <w:tcW w:type="dxa" w:w="6264"/>
+            <w:vAlign w:val="center"/>
+            <w:tcMar>
+              <w:top w:w="90" w:type="dxa"/>
+              <w:start w:w="120" w:type="dxa"/>
+              <w:bottom w:w="90" w:type="dxa"/>
+              <w:end w:w="120" w:type="dxa"/>
+            </w:tcMar>
+          </w:tcPr>
+          <w:p>
+            <w:r>
+              <w:rPr>
+                <w:rFonts w:ascii="Calibri" w:hAnsi="Calibri" w:eastAsia="Microsoft YaHei"/>
+                <w:sz w:val="18"/>
+              </w:rPr>
+              <w:t>90天不少于30个有效班次，覆盖产供销重排、公辅波动吸收和设备趋势复核。</w:t>
+            </w:r>
+          </w:p>
+        </w:tc>
+        <w:tc>
+          <w:tcPr>
+            <w:tcW w:type="dxa" w:w="1440"/>
+            <w:vAlign w:val="center"/>
+            <w:tcMar>
+              <w:top w:w="90" w:type="dxa"/>
+              <w:start w:w="120" w:type="dxa"/>
+              <w:bottom w:w="90" w:type="dxa"/>
+              <w:end w:w="120" w:type="dxa"/>
+            </w:tcMar>
+          </w:tcPr>
+          <w:p>
+            <w:r>
+              <w:rPr>
+                <w:rFonts w:ascii="Calibri" w:hAnsi="Calibri" w:eastAsia="Microsoft YaHei"/>
+                <w:sz w:val="18"/>
+              </w:rPr>
+              <w:t>必过</w:t>
+            </w:r>
+          </w:p>
+        </w:tc>
+      </w:tr>
+      <w:tr>
+        <w:tc>
+          <w:tcPr>
+            <w:tcW w:type="dxa" w:w="1512"/>
+            <w:vAlign w:val="center"/>
+            <w:tcMar>
+              <w:top w:w="90" w:type="dxa"/>
+              <w:start w:w="120" w:type="dxa"/>
+              <w:bottom w:w="90" w:type="dxa"/>
+              <w:end w:w="120" w:type="dxa"/>
+            </w:tcMar>
+          </w:tcPr>
+          <w:p>
+            <w:r>
+              <w:rPr>
+                <w:rFonts w:ascii="Calibri" w:hAnsi="Calibri" w:eastAsia="Microsoft YaHei"/>
+                <w:sz w:val="18"/>
+              </w:rPr>
+              <w:t>效果观察</w:t>
+            </w:r>
+          </w:p>
+        </w:tc>
+        <w:tc>
+          <w:tcPr>
+            <w:tcW w:type="dxa" w:w="6264"/>
+            <w:vAlign w:val="center"/>
+            <w:tcMar>
+              <w:top w:w="90" w:type="dxa"/>
+              <w:start w:w="120" w:type="dxa"/>
+              <w:bottom w:w="90" w:type="dxa"/>
+              <w:end w:w="120" w:type="dxa"/>
+            </w:tcMar>
+          </w:tcPr>
+          <w:p>
+            <w:r>
+              <w:rPr>
+                <w:rFonts w:ascii="Calibri" w:hAnsi="Calibri" w:eastAsia="Microsoft YaHei"/>
+                <w:sz w:val="18"/>
+              </w:rPr>
+              <w:t>按双方冻结口径比较数据完整率、调度用时、订单满足率、库存偏差、单位氨变动成本和提示提前量。</w:t>
+            </w:r>
+          </w:p>
+        </w:tc>
+        <w:tc>
+          <w:tcPr>
+            <w:tcW w:type="dxa" w:w="1440"/>
+            <w:vAlign w:val="center"/>
+            <w:tcMar>
+              <w:top w:w="90" w:type="dxa"/>
+              <w:start w:w="120" w:type="dxa"/>
+              <w:bottom w:w="90" w:type="dxa"/>
+              <w:end w:w="120" w:type="dxa"/>
+            </w:tcMar>
+          </w:tcPr>
+          <w:p>
+            <w:r>
+              <w:rPr>
+                <w:rFonts w:ascii="Calibri" w:hAnsi="Calibri" w:eastAsia="Microsoft YaHei"/>
+                <w:sz w:val="18"/>
+              </w:rPr>
+              <w:t>基线确认后评价</w:t>
+            </w:r>
+          </w:p>
+        </w:tc>
+      </w:tr>
+    </w:tbl>
+    <w:tbl>
+      <w:tblPr>
+        <w:tblStyle w:val="TableGrid"/>
+        <w:tblW w:type="auto" w:w="0"/>
+        <w:jc w:val="center"/>
+        <w:tblLayout w:type="fixed"/>
+        <w:tblLook w:firstColumn="1" w:firstRow="1" w:lastColumn="0" w:lastRow="0" w:noHBand="0" w:noVBand="1" w:val="04A0"/>
+      </w:tblPr>
+      <w:tblGrid>
+        <w:gridCol w:w="3255"/>
+        <w:gridCol w:w="3255"/>
+        <w:gridCol w:w="3255"/>
+      </w:tblGrid>
+      <w:tr>
+        <w:tc>
+          <w:tcPr>
+            <w:tcW w:type="dxa" w:w="1944"/>
+            <w:shd w:fill="EAF2F8"/>
+            <w:tcMar>
+              <w:top w:w="90" w:type="dxa"/>
+              <w:start w:w="120" w:type="dxa"/>
+              <w:bottom w:w="90" w:type="dxa"/>
+              <w:end w:w="120" w:type="dxa"/>
+            </w:tcMar>
+          </w:tcPr>
+          <w:p>
+            <w:r>
+              <w:rPr>
+                <w:rFonts w:ascii="Calibri" w:hAnsi="Calibri" w:eastAsia="Microsoft YaHei"/>
+                <w:b/>
+              </w:rPr>
+              <w:t>指标</w:t>
+            </w:r>
+          </w:p>
+        </w:tc>
+        <w:tc>
+          <w:tcPr>
+            <w:tcW w:type="dxa" w:w="5832"/>
+            <w:shd w:fill="EAF2F8"/>
+            <w:tcMar>
+              <w:top w:w="90" w:type="dxa"/>
+              <w:start w:w="120" w:type="dxa"/>
+              <w:bottom w:w="90" w:type="dxa"/>
+              <w:end w:w="120" w:type="dxa"/>
+            </w:tcMar>
+          </w:tcPr>
+          <w:p>
+            <w:r>
+              <w:rPr>
+                <w:rFonts w:ascii="Calibri" w:hAnsi="Calibri" w:eastAsia="Microsoft YaHei"/>
+                <w:b/>
+              </w:rPr>
+              <w:t>定义稿口径</w:t>
+            </w:r>
+          </w:p>
+        </w:tc>
+        <w:tc>
+          <w:tcPr>
+            <w:tcW w:type="dxa" w:w="1440"/>
+            <w:shd w:fill="EAF2F8"/>
+            <w:tcMar>
+              <w:top w:w="90" w:type="dxa"/>
+              <w:start w:w="120" w:type="dxa"/>
+              <w:bottom w:w="90" w:type="dxa"/>
+              <w:end w:w="120" w:type="dxa"/>
+            </w:tcMar>
+          </w:tcPr>
+          <w:p>
+            <w:r>
+              <w:rPr>
+                <w:rFonts w:ascii="Calibri" w:hAnsi="Calibri" w:eastAsia="Microsoft YaHei"/>
+                <w:b/>
+              </w:rPr>
+              <w:t>目标</w:t>
+            </w:r>
+          </w:p>
+        </w:tc>
+      </w:tr>
+      <w:tr>
+        <w:tc>
+          <w:tcPr>
+            <w:tcW w:type="dxa" w:w="1944"/>
+            <w:vAlign w:val="center"/>
+            <w:tcMar>
+              <w:top w:w="90" w:type="dxa"/>
+              <w:start w:w="120" w:type="dxa"/>
+              <w:bottom w:w="90" w:type="dxa"/>
+              <w:end w:w="120" w:type="dxa"/>
+            </w:tcMar>
+          </w:tcPr>
+          <w:p>
+            <w:r>
+              <w:rPr>
+                <w:rFonts w:ascii="Calibri" w:hAnsi="Calibri" w:eastAsia="Microsoft YaHei"/>
+                <w:sz w:val="18"/>
+              </w:rPr>
+              <w:t>数据可用率</w:t>
+            </w:r>
+          </w:p>
+        </w:tc>
+        <w:tc>
+          <w:tcPr>
+            <w:tcW w:type="dxa" w:w="5832"/>
+            <w:vAlign w:val="center"/>
+            <w:tcMar>
+              <w:top w:w="90" w:type="dxa"/>
+              <w:start w:w="120" w:type="dxa"/>
+              <w:bottom w:w="90" w:type="dxa"/>
+              <w:end w:w="120" w:type="dxa"/>
+            </w:tcMar>
+          </w:tcPr>
+          <w:p>
+            <w:r>
+              <w:rPr>
+                <w:rFonts w:ascii="Calibri" w:hAnsi="Calibri" w:eastAsia="Microsoft YaHei"/>
+                <w:sz w:val="18"/>
+              </w:rPr>
+              <w:t>新鲜度窗口内且质量状态合格的必需记录数 / 应到必需记录数</w:t>
+            </w:r>
+          </w:p>
+        </w:tc>
+        <w:tc>
+          <w:tcPr>
+            <w:tcW w:type="dxa" w:w="1440"/>
+            <w:vAlign w:val="center"/>
+            <w:tcMar>
+              <w:top w:w="90" w:type="dxa"/>
+              <w:start w:w="120" w:type="dxa"/>
+              <w:bottom w:w="90" w:type="dxa"/>
+              <w:end w:w="120" w:type="dxa"/>
+            </w:tcMar>
+          </w:tcPr>
+          <w:p>
+            <w:r>
+              <w:rPr>
+                <w:rFonts w:ascii="Calibri" w:hAnsi="Calibri" w:eastAsia="Microsoft YaHei"/>
+                <w:sz w:val="18"/>
+              </w:rPr>
+              <w:t>不低于98%</w:t>
+            </w:r>
+          </w:p>
+        </w:tc>
+      </w:tr>
+      <w:tr>
+        <w:tc>
+          <w:tcPr>
+            <w:tcW w:type="dxa" w:w="1944"/>
+            <w:vAlign w:val="center"/>
+            <w:tcMar>
+              <w:top w:w="90" w:type="dxa"/>
+              <w:start w:w="120" w:type="dxa"/>
+              <w:bottom w:w="90" w:type="dxa"/>
+              <w:end w:w="120" w:type="dxa"/>
+            </w:tcMar>
+          </w:tcPr>
+          <w:p>
+            <w:r>
+              <w:rPr>
+                <w:rFonts w:ascii="Calibri" w:hAnsi="Calibri" w:eastAsia="Microsoft YaHei"/>
+                <w:sz w:val="18"/>
+              </w:rPr>
+              <w:t>物料平衡残差</w:t>
+            </w:r>
+          </w:p>
+        </w:tc>
+        <w:tc>
+          <w:tcPr>
+            <w:tcW w:type="dxa" w:w="5832"/>
+            <w:vAlign w:val="center"/>
+            <w:tcMar>
+              <w:top w:w="90" w:type="dxa"/>
+              <w:start w:w="120" w:type="dxa"/>
+              <w:bottom w:w="90" w:type="dxa"/>
+              <w:end w:w="120" w:type="dxa"/>
+            </w:tcMar>
+          </w:tcPr>
+          <w:p>
+            <w:r>
+              <w:rPr>
+                <w:rFonts w:ascii="Calibri" w:hAnsi="Calibri" w:eastAsia="Microsoft YaHei"/>
+                <w:sz w:val="18"/>
+              </w:rPr>
+              <w:t>|期初可用量+期间产量+外采-各去向-期末可用量| / (期初可用量+期间产量+外采)</w:t>
+            </w:r>
+          </w:p>
+        </w:tc>
+        <w:tc>
+          <w:tcPr>
+            <w:tcW w:type="dxa" w:w="1440"/>
+            <w:vAlign w:val="center"/>
+            <w:tcMar>
+              <w:top w:w="90" w:type="dxa"/>
+              <w:start w:w="120" w:type="dxa"/>
+              <w:bottom w:w="90" w:type="dxa"/>
+              <w:end w:w="120" w:type="dxa"/>
+            </w:tcMar>
+          </w:tcPr>
+          <w:p>
+            <w:r>
+              <w:rPr>
+                <w:rFonts w:ascii="Calibri" w:hAnsi="Calibri" w:eastAsia="Microsoft YaHei"/>
+                <w:sz w:val="18"/>
+              </w:rPr>
+              <w:t>不高于1.5%</w:t>
+            </w:r>
+          </w:p>
+        </w:tc>
+      </w:tr>
+      <w:tr>
+        <w:tc>
+          <w:tcPr>
+            <w:tcW w:type="dxa" w:w="1944"/>
+            <w:vAlign w:val="center"/>
+            <w:tcMar>
+              <w:top w:w="90" w:type="dxa"/>
+              <w:start w:w="120" w:type="dxa"/>
+              <w:bottom w:w="90" w:type="dxa"/>
+              <w:end w:w="120" w:type="dxa"/>
+            </w:tcMar>
+          </w:tcPr>
+          <w:p>
+            <w:r>
+              <w:rPr>
+                <w:rFonts w:ascii="Calibri" w:hAnsi="Calibri" w:eastAsia="Microsoft YaHei"/>
+                <w:sz w:val="18"/>
+              </w:rPr>
+              <w:t>快照重算P95</w:t>
+            </w:r>
+          </w:p>
+        </w:tc>
+        <w:tc>
+          <w:tcPr>
+            <w:tcW w:type="dxa" w:w="5832"/>
+            <w:vAlign w:val="center"/>
+            <w:tcMar>
+              <w:top w:w="90" w:type="dxa"/>
+              <w:start w:w="120" w:type="dxa"/>
+              <w:bottom w:w="90" w:type="dxa"/>
+              <w:end w:w="120" w:type="dxa"/>
+            </w:tcMar>
+          </w:tcPr>
+          <w:p>
+            <w:r>
+              <w:rPr>
+                <w:rFonts w:ascii="Calibri" w:hAnsi="Calibri" w:eastAsia="Microsoft YaHei"/>
+                <w:sz w:val="18"/>
+              </w:rPr>
+              <w:t>合格输入快照冻结至方案、约束证据和测算明细生成完成的95分位耗时，不含人工确认</w:t>
+            </w:r>
+          </w:p>
+        </w:tc>
+        <w:tc>
+          <w:tcPr>
+            <w:tcW w:type="dxa" w:w="1440"/>
+            <w:vAlign w:val="center"/>
+            <w:tcMar>
+              <w:top w:w="90" w:type="dxa"/>
+              <w:start w:w="120" w:type="dxa"/>
+              <w:bottom w:w="90" w:type="dxa"/>
+              <w:end w:w="120" w:type="dxa"/>
+            </w:tcMar>
+          </w:tcPr>
+          <w:p>
+            <w:r>
+              <w:rPr>
+                <w:rFonts w:ascii="Calibri" w:hAnsi="Calibri" w:eastAsia="Microsoft YaHei"/>
+                <w:sz w:val="18"/>
+              </w:rPr>
+              <w:t>不高于120秒</w:t>
+            </w:r>
+          </w:p>
+        </w:tc>
+      </w:tr>
+      <w:tr>
+        <w:tc>
+          <w:tcPr>
+            <w:tcW w:type="dxa" w:w="1944"/>
+            <w:vAlign w:val="center"/>
+            <w:tcMar>
+              <w:top w:w="90" w:type="dxa"/>
+              <w:start w:w="120" w:type="dxa"/>
+              <w:bottom w:w="90" w:type="dxa"/>
+              <w:end w:w="120" w:type="dxa"/>
+            </w:tcMar>
+          </w:tcPr>
+          <w:p>
+            <w:r>
+              <w:rPr>
+                <w:rFonts w:ascii="Calibri" w:hAnsi="Calibri" w:eastAsia="Microsoft YaHei"/>
+                <w:sz w:val="18"/>
+              </w:rPr>
+              <w:t>调度决策中位耗时缩短</w:t>
+            </w:r>
+          </w:p>
+        </w:tc>
+        <w:tc>
+          <w:tcPr>
+            <w:tcW w:type="dxa" w:w="5832"/>
+            <w:vAlign w:val="center"/>
+            <w:tcMar>
+              <w:top w:w="90" w:type="dxa"/>
+              <w:start w:w="120" w:type="dxa"/>
+              <w:bottom w:w="90" w:type="dxa"/>
+              <w:end w:w="120" w:type="dxa"/>
+            </w:tcMar>
+          </w:tcPr>
+          <w:p>
+            <w:r>
+              <w:rPr>
+                <w:rFonts w:ascii="Calibri" w:hAnsi="Calibri" w:eastAsia="Microsoft YaHei"/>
+                <w:sz w:val="18"/>
+              </w:rPr>
+              <w:t>1-试点同类场景决策中位耗时/基线中位耗时</w:t>
+            </w:r>
+          </w:p>
+        </w:tc>
+        <w:tc>
+          <w:tcPr>
+            <w:tcW w:type="dxa" w:w="1440"/>
+            <w:vAlign w:val="center"/>
+            <w:tcMar>
+              <w:top w:w="90" w:type="dxa"/>
+              <w:start w:w="120" w:type="dxa"/>
+              <w:bottom w:w="90" w:type="dxa"/>
+              <w:end w:w="120" w:type="dxa"/>
+            </w:tcMar>
+          </w:tcPr>
+          <w:p>
+            <w:r>
+              <w:rPr>
+                <w:rFonts w:ascii="Calibri" w:hAnsi="Calibri" w:eastAsia="Microsoft YaHei"/>
+                <w:sz w:val="18"/>
+              </w:rPr>
+              <w:t>不低于30%</w:t>
+            </w:r>
+          </w:p>
+        </w:tc>
+      </w:tr>
+    </w:tbl>
     <w:p>
       <w:pPr>
         <w:pStyle w:val="Heading1"/>
@@ -3591,7 +9170,7 @@
         <w:rPr>
           <w:rFonts w:ascii="Calibri" w:hAnsi="Calibri" w:eastAsia="Microsoft YaHei"/>
         </w:rPr>
-        <w:t>交付状态按已验证、演示原型和待企业授权三类标识，生产效果以试点数据为准。</w:t>
+        <w:t>交付状态按已验证、原型和待授权三类标识，生产效果以试点数据为准。</w:t>
       </w:r>
     </w:p>
     <w:p>

--- a/提交材料/06_决赛完整方案文档.docx
+++ b/提交材料/06_决赛完整方案文档.docx
@@ -12378,6 +12378,26 @@
           <w:lang w:eastAsia="zh-CN"/>
         </w:rPr>
         <w:t>：飞书真实接入需企业自建应用、审批定义、多维表格权限和事件回调配置。</w:t>
+      </w:r>
+    </w:p>
+    <w:p>
+      <w:pPr>
+        <w:pStyle w:val="1"/>
+      </w:pPr>
+      <w:r>
+        <w:t>十一、方案证据包与企业交接</w:t>
+      </w:r>
+    </w:p>
+    <w:p>
+      <w:pPr/>
+      <w:r>
+        <w:t>当班工作区提供“导出当前方案证据包”操作，将当次输入快照、执行价版本、安全与可行性闸门、液氨平衡、跨装置动作单、接令状态、飞书流转状态和审计事件收纳为一份 JSON 交接物。字段契约保存于 data/evidence_package_schema.json，便于班长复核、企业专家抽查和后续写入飞书多维表格。</w:t>
+      </w:r>
+    </w:p>
+    <w:p>
+      <w:pPr/>
+      <w:r>
+        <w:t>该文件与平台写回分开：导出不等同于飞书审批或现场执行，不写入 DCS/SIS。未接入 Historian 或企业认可的事实源时，实际负荷、库存、能耗和收益字段保持为空，不用样例数值冒充执行结果。</w:t>
       </w:r>
     </w:p>
     <w:p>
